--- a/documentacao_elite_barbe atualizado.docx
+++ b/documentacao_elite_barbe atualizado.docx
@@ -8,6 +8,8 @@
         <w:jc w:val="center"/>
         <w:rPr>
           <w:rFonts w:ascii="Times New Roman" w:hAnsi="Times New Roman" w:cs="Times New Roman"/>
+          <w:sz w:val="28"/>
+          <w:szCs w:val="28"/>
         </w:rPr>
       </w:pPr>
       <w:r>
@@ -16,6 +18,8 @@
           <w:b/>
           <w:bCs/>
           <w:color w:val="000000"/>
+          <w:sz w:val="28"/>
+          <w:szCs w:val="28"/>
         </w:rPr>
         <w:t>ETEC PROFESSOR CAMARGO ARANHA</w:t>
       </w:r>
@@ -34,202 +38,20 @@
           <w:rFonts w:ascii="Times New Roman" w:hAnsi="Times New Roman" w:cs="Times New Roman"/>
           <w:b/>
           <w:color w:val="000000"/>
-        </w:rPr>
-        <w:t>CURSO DE TECNOLOGIA EM ANÁLISE E DESENVOLVIMENTO DE SISTEMAS</w:t>
-      </w:r>
-    </w:p>
-    <w:p>
-      <w:pPr>
-        <w:spacing w:before="1440" w:line="360" w:lineRule="auto"/>
-        <w:jc w:val="center"/>
-        <w:rPr>
-          <w:rFonts w:ascii="Times New Roman" w:hAnsi="Times New Roman" w:cs="Times New Roman"/>
-          <w:b/>
-        </w:rPr>
-      </w:pPr>
-      <w:r>
-        <w:rPr>
-          <w:rFonts w:ascii="Times New Roman" w:hAnsi="Times New Roman" w:cs="Times New Roman"/>
-          <w:b/>
-        </w:rPr>
-        <w:t>RICHARD LEANDRO FRONDOLA NEGRELI</w:t>
-      </w:r>
-    </w:p>
-    <w:p>
-      <w:pPr>
-        <w:pStyle w:val="Forte1"/>
-        <w:spacing w:line="360" w:lineRule="auto"/>
-        <w:jc w:val="center"/>
-        <w:rPr>
-          <w:rFonts w:ascii="Times New Roman" w:hAnsi="Times New Roman" w:cs="Times New Roman"/>
-        </w:rPr>
-      </w:pPr>
-      <w:r>
-        <w:rPr>
-          <w:rFonts w:ascii="Times New Roman" w:hAnsi="Times New Roman" w:cs="Times New Roman"/>
-        </w:rPr>
-        <w:t>GUILHERME HENRIQUE DO NASCIMENTO GOMES</w:t>
-      </w:r>
-    </w:p>
-    <w:p>
-      <w:pPr>
-        <w:pStyle w:val="Forte1"/>
-        <w:spacing w:line="360" w:lineRule="auto"/>
-        <w:jc w:val="center"/>
-        <w:rPr>
-          <w:rFonts w:ascii="Times New Roman" w:hAnsi="Times New Roman" w:cs="Times New Roman"/>
-        </w:rPr>
-      </w:pPr>
-      <w:r>
-        <w:rPr>
-          <w:rFonts w:ascii="Times New Roman" w:hAnsi="Times New Roman" w:cs="Times New Roman"/>
-        </w:rPr>
-        <w:t>THALISON RYAN SANTOS SILVA</w:t>
-      </w:r>
-    </w:p>
-    <w:p>
-      <w:pPr>
-        <w:pStyle w:val="Forte1"/>
-        <w:spacing w:line="360" w:lineRule="auto"/>
-        <w:jc w:val="center"/>
-        <w:rPr>
-          <w:rFonts w:ascii="Times New Roman" w:hAnsi="Times New Roman" w:cs="Times New Roman"/>
-        </w:rPr>
-      </w:pPr>
-      <w:r>
-        <w:rPr>
-          <w:rFonts w:ascii="Times New Roman" w:hAnsi="Times New Roman" w:cs="Times New Roman"/>
-        </w:rPr>
-        <w:t>GUSTAVO DE MACEDO OLIVEIRA</w:t>
-      </w:r>
-    </w:p>
-    <w:p>
-      <w:pPr>
-        <w:pStyle w:val="Forte1"/>
-        <w:jc w:val="center"/>
-        <w:rPr>
-          <w:rFonts w:ascii="Times New Roman" w:hAnsi="Times New Roman" w:cs="Times New Roman"/>
-        </w:rPr>
-      </w:pPr>
-    </w:p>
-    <w:p>
-      <w:pPr>
-        <w:pStyle w:val="Forte1"/>
-        <w:jc w:val="center"/>
-        <w:rPr>
-          <w:rFonts w:ascii="Times New Roman" w:hAnsi="Times New Roman" w:cs="Times New Roman"/>
-        </w:rPr>
-      </w:pPr>
-    </w:p>
-    <w:p>
-      <w:pPr>
-        <w:spacing w:before="1440" w:line="360" w:lineRule="auto"/>
-        <w:jc w:val="center"/>
-        <w:rPr>
-          <w:rFonts w:ascii="Times New Roman" w:hAnsi="Times New Roman" w:cs="Times New Roman"/>
-          <w:b/>
-          <w:bCs/>
-          <w:color w:val="000000"/>
           <w:sz w:val="28"/>
           <w:szCs w:val="28"/>
         </w:rPr>
-      </w:pPr>
+        <w:t>CURSO DE ANÁLI</w:t>
+      </w:r>
       <w:r>
         <w:rPr>
           <w:rFonts w:ascii="Times New Roman" w:hAnsi="Times New Roman" w:cs="Times New Roman"/>
           <w:b/>
-          <w:bCs/>
           <w:color w:val="000000"/>
           <w:sz w:val="28"/>
           <w:szCs w:val="28"/>
         </w:rPr>
-        <w:t>ELITE BARBER: SISTEMA WEB DE AGENDAMENTO ONLINE PARA BARBEARIA</w:t>
-      </w:r>
-    </w:p>
-    <w:p>
-      <w:pPr>
-        <w:spacing w:before="1440" w:line="360" w:lineRule="auto"/>
-        <w:jc w:val="center"/>
-        <w:rPr>
-          <w:rFonts w:ascii="Times New Roman" w:hAnsi="Times New Roman" w:cs="Times New Roman"/>
-          <w:b/>
-        </w:rPr>
-      </w:pPr>
-    </w:p>
-    <w:p>
-      <w:pPr>
-        <w:spacing w:before="2880" w:line="360" w:lineRule="auto"/>
-        <w:jc w:val="center"/>
-        <w:rPr>
-          <w:rFonts w:ascii="Times New Roman" w:hAnsi="Times New Roman" w:cs="Times New Roman"/>
-          <w:b/>
-          <w:color w:val="000000"/>
-        </w:rPr>
-      </w:pPr>
-      <w:r>
-        <w:rPr>
-          <w:rFonts w:ascii="Times New Roman" w:hAnsi="Times New Roman" w:cs="Times New Roman"/>
-          <w:b/>
-          <w:color w:val="000000"/>
-        </w:rPr>
-        <w:t>São Paulo</w:t>
-      </w:r>
-    </w:p>
-    <w:p>
-      <w:pPr>
-        <w:pStyle w:val="Forte1"/>
-        <w:jc w:val="center"/>
-        <w:rPr>
-          <w:rFonts w:ascii="Times New Roman" w:hAnsi="Times New Roman" w:cs="Times New Roman"/>
-        </w:rPr>
-      </w:pPr>
-      <w:r>
-        <w:rPr>
-          <w:rFonts w:ascii="Times New Roman" w:hAnsi="Times New Roman" w:cs="Times New Roman"/>
-        </w:rPr>
-        <w:t>SP</w:t>
-      </w:r>
-    </w:p>
-    <w:p>
-      <w:pPr>
-        <w:pStyle w:val="Forte1"/>
-        <w:jc w:val="center"/>
-        <w:rPr>
-          <w:rFonts w:ascii="Times New Roman" w:hAnsi="Times New Roman" w:cs="Times New Roman"/>
-        </w:rPr>
-      </w:pPr>
-    </w:p>
-    <w:p>
-      <w:pPr>
-        <w:spacing w:line="360" w:lineRule="auto"/>
-        <w:jc w:val="center"/>
-        <w:rPr>
-          <w:rFonts w:ascii="Times New Roman" w:hAnsi="Times New Roman" w:cs="Times New Roman"/>
-          <w:b/>
-        </w:rPr>
-      </w:pPr>
-      <w:r>
-        <w:rPr>
-          <w:rFonts w:ascii="Times New Roman" w:hAnsi="Times New Roman" w:cs="Times New Roman"/>
-          <w:b/>
-          <w:color w:val="000000"/>
-        </w:rPr>
-        <w:t>2025</w:t>
-      </w:r>
-    </w:p>
-    <w:p>
-      <w:pPr>
-        <w:rPr>
-          <w:rFonts w:ascii="Times New Roman" w:hAnsi="Times New Roman" w:cs="Times New Roman"/>
-          <w:b/>
-        </w:rPr>
-      </w:pPr>
-      <w:r>
-        <w:rPr>
-          <w:rFonts w:ascii="Times New Roman" w:hAnsi="Times New Roman" w:cs="Times New Roman"/>
-          <w:b/>
-        </w:rPr>
-        <w:br w:type="page"/>
+        <w:t>SE E DESENVOLVIMENTO DE SISTEMAS</w:t>
       </w:r>
     </w:p>
     <w:p>
@@ -238,17 +60,37 @@
         <w:jc w:val="center"/>
         <w:rPr>
           <w:rFonts w:ascii="Times New Roman" w:hAnsi="Times New Roman" w:cs="Times New Roman"/>
-          <w:b/>
-        </w:rPr>
-      </w:pPr>
-      <w:r>
-        <w:rPr>
-          <w:rFonts w:ascii="Times New Roman" w:hAnsi="Times New Roman" w:cs="Times New Roman"/>
-          <w:b/>
-        </w:rPr>
-        <w:lastRenderedPageBreak/>
-        <w:t>RICHARD LEANDRO FRONDOLA NEGRELI</w:t>
-      </w:r>
+          <w:u w:val="single"/>
+        </w:rPr>
+      </w:pPr>
+      <w:r>
+        <w:rPr>
+          <w:rFonts w:ascii="Times New Roman" w:hAnsi="Times New Roman" w:cs="Times New Roman"/>
+        </w:rPr>
+        <w:t xml:space="preserve">Richard Leandro </w:t>
+      </w:r>
+      <w:proofErr w:type="spellStart"/>
+      <w:r>
+        <w:rPr>
+          <w:rFonts w:ascii="Times New Roman" w:hAnsi="Times New Roman" w:cs="Times New Roman"/>
+        </w:rPr>
+        <w:t>Frondola</w:t>
+      </w:r>
+      <w:proofErr w:type="spellEnd"/>
+      <w:r>
+        <w:rPr>
+          <w:rFonts w:ascii="Times New Roman" w:hAnsi="Times New Roman" w:cs="Times New Roman"/>
+        </w:rPr>
+        <w:t xml:space="preserve"> </w:t>
+      </w:r>
+      <w:proofErr w:type="spellStart"/>
+      <w:r>
+        <w:rPr>
+          <w:rFonts w:ascii="Times New Roman" w:hAnsi="Times New Roman" w:cs="Times New Roman"/>
+        </w:rPr>
+        <w:t>Negreli</w:t>
+      </w:r>
+      <w:proofErr w:type="spellEnd"/>
     </w:p>
     <w:p>
       <w:pPr>
@@ -257,13 +99,15 @@
         <w:jc w:val="center"/>
         <w:rPr>
           <w:rFonts w:ascii="Times New Roman" w:hAnsi="Times New Roman" w:cs="Times New Roman"/>
-        </w:rPr>
-      </w:pPr>
-      <w:r>
-        <w:rPr>
-          <w:rFonts w:ascii="Times New Roman" w:hAnsi="Times New Roman" w:cs="Times New Roman"/>
-        </w:rPr>
-        <w:t>GUILHERME HENRIQUE DO NASCIMENTO GOMES</w:t>
+          <w:b w:val="0"/>
+        </w:rPr>
+      </w:pPr>
+      <w:r>
+        <w:rPr>
+          <w:rFonts w:ascii="Times New Roman" w:hAnsi="Times New Roman" w:cs="Times New Roman"/>
+          <w:b w:val="0"/>
+        </w:rPr>
+        <w:t>Guilherme Henrique Do Nascimento Gomes</w:t>
       </w:r>
     </w:p>
     <w:p>
@@ -273,13 +117,24 @@
         <w:jc w:val="center"/>
         <w:rPr>
           <w:rFonts w:ascii="Times New Roman" w:hAnsi="Times New Roman" w:cs="Times New Roman"/>
-        </w:rPr>
-      </w:pPr>
-      <w:r>
-        <w:rPr>
-          <w:rFonts w:ascii="Times New Roman" w:hAnsi="Times New Roman" w:cs="Times New Roman"/>
-        </w:rPr>
-        <w:t>THALISON RYAN SANTOS SILVA</w:t>
+          <w:b w:val="0"/>
+        </w:rPr>
+      </w:pPr>
+      <w:proofErr w:type="spellStart"/>
+      <w:r>
+        <w:rPr>
+          <w:rFonts w:ascii="Times New Roman" w:hAnsi="Times New Roman" w:cs="Times New Roman"/>
+          <w:b w:val="0"/>
+        </w:rPr>
+        <w:t>Thalison</w:t>
+      </w:r>
+      <w:proofErr w:type="spellEnd"/>
+      <w:r>
+        <w:rPr>
+          <w:rFonts w:ascii="Times New Roman" w:hAnsi="Times New Roman" w:cs="Times New Roman"/>
+          <w:b w:val="0"/>
+        </w:rPr>
+        <w:t xml:space="preserve"> Ryan Santos Silva</w:t>
       </w:r>
     </w:p>
     <w:p>
@@ -289,14 +144,176 @@
         <w:jc w:val="center"/>
         <w:rPr>
           <w:rFonts w:ascii="Times New Roman" w:hAnsi="Times New Roman" w:cs="Times New Roman"/>
-        </w:rPr>
-      </w:pPr>
-      <w:r>
-        <w:rPr>
-          <w:rFonts w:ascii="Times New Roman" w:hAnsi="Times New Roman" w:cs="Times New Roman"/>
-        </w:rPr>
-        <w:t>GUSTAVO DE MACEDO OLIVEIRA</w:t>
-      </w:r>
+          <w:b w:val="0"/>
+        </w:rPr>
+      </w:pPr>
+      <w:r>
+        <w:rPr>
+          <w:rFonts w:ascii="Times New Roman" w:hAnsi="Times New Roman" w:cs="Times New Roman"/>
+          <w:b w:val="0"/>
+        </w:rPr>
+        <w:t>Gustavo De Macêdo Oliveira</w:t>
+      </w:r>
+    </w:p>
+    <w:p>
+      <w:pPr>
+        <w:spacing w:after="600" w:line="360" w:lineRule="auto"/>
+        <w:jc w:val="center"/>
+        <w:rPr>
+          <w:rFonts w:ascii="Times New Roman" w:hAnsi="Times New Roman" w:cs="Times New Roman"/>
+        </w:rPr>
+      </w:pPr>
+    </w:p>
+    <w:p>
+      <w:pPr>
+        <w:spacing w:after="600" w:line="360" w:lineRule="auto"/>
+        <w:jc w:val="center"/>
+        <w:rPr>
+          <w:rFonts w:ascii="Times New Roman" w:hAnsi="Times New Roman" w:cs="Times New Roman"/>
+          <w:b/>
+        </w:rPr>
+      </w:pPr>
+    </w:p>
+    <w:p>
+      <w:pPr>
+        <w:spacing w:after="600" w:line="360" w:lineRule="auto"/>
+        <w:jc w:val="center"/>
+        <w:rPr>
+          <w:rFonts w:ascii="Times New Roman" w:hAnsi="Times New Roman" w:cs="Times New Roman"/>
+          <w:b/>
+        </w:rPr>
+      </w:pPr>
+      <w:r>
+        <w:rPr>
+          <w:rFonts w:ascii="Times New Roman" w:hAnsi="Times New Roman" w:cs="Times New Roman"/>
+          <w:b/>
+          <w:bCs/>
+          <w:color w:val="000000"/>
+          <w:sz w:val="28"/>
+          <w:szCs w:val="28"/>
+        </w:rPr>
+        <w:t>ELITE BARBER: SISTEMA WEB DE AGENDAMENTO ONLINE PARA BARBEARIA</w:t>
+      </w:r>
+    </w:p>
+    <w:p>
+      <w:pPr>
+        <w:pStyle w:val="Forte1"/>
+        <w:rPr>
+          <w:rFonts w:ascii="Times New Roman" w:hAnsi="Times New Roman" w:cs="Times New Roman"/>
+        </w:rPr>
+      </w:pPr>
+    </w:p>
+    <w:p>
+      <w:pPr>
+        <w:pStyle w:val="Forte1"/>
+        <w:rPr>
+          <w:rFonts w:ascii="Times New Roman" w:hAnsi="Times New Roman" w:cs="Times New Roman"/>
+        </w:rPr>
+      </w:pPr>
+    </w:p>
+    <w:p>
+      <w:pPr>
+        <w:pStyle w:val="Forte1"/>
+        <w:rPr>
+          <w:rFonts w:ascii="Times New Roman" w:hAnsi="Times New Roman" w:cs="Times New Roman"/>
+        </w:rPr>
+      </w:pPr>
+    </w:p>
+    <w:p>
+      <w:pPr>
+        <w:pStyle w:val="Forte1"/>
+        <w:rPr>
+          <w:rFonts w:ascii="Times New Roman" w:hAnsi="Times New Roman" w:cs="Times New Roman"/>
+        </w:rPr>
+      </w:pPr>
+    </w:p>
+    <w:p>
+      <w:pPr>
+        <w:pStyle w:val="Forte1"/>
+        <w:rPr>
+          <w:rFonts w:ascii="Times New Roman" w:hAnsi="Times New Roman" w:cs="Times New Roman"/>
+        </w:rPr>
+      </w:pPr>
+    </w:p>
+    <w:p>
+      <w:pPr>
+        <w:pStyle w:val="Forte1"/>
+        <w:rPr>
+          <w:rFonts w:ascii="Times New Roman" w:hAnsi="Times New Roman" w:cs="Times New Roman"/>
+        </w:rPr>
+      </w:pPr>
+    </w:p>
+    <w:p>
+      <w:pPr>
+        <w:pStyle w:val="Forte1"/>
+        <w:rPr>
+          <w:rFonts w:ascii="Times New Roman" w:hAnsi="Times New Roman" w:cs="Times New Roman"/>
+        </w:rPr>
+      </w:pPr>
+    </w:p>
+    <w:p>
+      <w:pPr>
+        <w:pStyle w:val="Forte1"/>
+        <w:rPr>
+          <w:rFonts w:ascii="Times New Roman" w:hAnsi="Times New Roman" w:cs="Times New Roman"/>
+        </w:rPr>
+      </w:pPr>
+    </w:p>
+    <w:p>
+      <w:pPr>
+        <w:pStyle w:val="Forte1"/>
+        <w:rPr>
+          <w:rFonts w:ascii="Times New Roman" w:hAnsi="Times New Roman" w:cs="Times New Roman"/>
+        </w:rPr>
+      </w:pPr>
+    </w:p>
+    <w:p>
+      <w:pPr>
+        <w:pStyle w:val="Forte1"/>
+        <w:rPr>
+          <w:rFonts w:ascii="Times New Roman" w:hAnsi="Times New Roman" w:cs="Times New Roman"/>
+        </w:rPr>
+      </w:pPr>
+    </w:p>
+    <w:p>
+      <w:pPr>
+        <w:pStyle w:val="Forte1"/>
+        <w:rPr>
+          <w:rFonts w:ascii="Times New Roman" w:hAnsi="Times New Roman" w:cs="Times New Roman"/>
+        </w:rPr>
+      </w:pPr>
+    </w:p>
+    <w:p>
+      <w:pPr>
+        <w:pStyle w:val="Forte1"/>
+        <w:rPr>
+          <w:rFonts w:ascii="Times New Roman" w:hAnsi="Times New Roman" w:cs="Times New Roman"/>
+        </w:rPr>
+      </w:pPr>
+    </w:p>
+    <w:p>
+      <w:pPr>
+        <w:pStyle w:val="Forte1"/>
+        <w:rPr>
+          <w:rFonts w:ascii="Times New Roman" w:hAnsi="Times New Roman" w:cs="Times New Roman"/>
+        </w:rPr>
+      </w:pPr>
+    </w:p>
+    <w:p>
+      <w:pPr>
+        <w:pStyle w:val="Forte1"/>
+        <w:rPr>
+          <w:rFonts w:ascii="Times New Roman" w:hAnsi="Times New Roman" w:cs="Times New Roman"/>
+        </w:rPr>
+      </w:pPr>
+    </w:p>
+    <w:p>
+      <w:pPr>
+        <w:pStyle w:val="Forte1"/>
+        <w:rPr>
+          <w:rFonts w:ascii="Times New Roman" w:hAnsi="Times New Roman" w:cs="Times New Roman"/>
+        </w:rPr>
+      </w:pPr>
     </w:p>
     <w:p>
       <w:pPr>
@@ -306,27 +323,52 @@
           <w:rFonts w:ascii="Times New Roman" w:hAnsi="Times New Roman" w:cs="Times New Roman"/>
         </w:rPr>
       </w:pPr>
-    </w:p>
-    <w:p>
-      <w:pPr>
-        <w:spacing w:after="200" w:line="360" w:lineRule="auto"/>
+      <w:r>
+        <w:rPr>
+          <w:rFonts w:ascii="Times New Roman" w:hAnsi="Times New Roman" w:cs="Times New Roman"/>
+        </w:rPr>
+        <w:t>S</w:t>
+      </w:r>
+      <w:r>
+        <w:rPr>
+          <w:rFonts w:ascii="Times New Roman" w:hAnsi="Times New Roman" w:cs="Times New Roman"/>
+        </w:rPr>
+        <w:t>ÂO</w:t>
+      </w:r>
+      <w:r>
+        <w:rPr>
+          <w:rFonts w:ascii="Times New Roman" w:hAnsi="Times New Roman" w:cs="Times New Roman"/>
+        </w:rPr>
+        <w:t xml:space="preserve"> P</w:t>
+      </w:r>
+      <w:r>
+        <w:rPr>
+          <w:rFonts w:ascii="Times New Roman" w:hAnsi="Times New Roman" w:cs="Times New Roman"/>
+        </w:rPr>
+        <w:t xml:space="preserve">AULO-SP </w:t>
+      </w:r>
+    </w:p>
+    <w:p>
+      <w:pPr>
+        <w:spacing w:line="360" w:lineRule="auto"/>
         <w:jc w:val="center"/>
         <w:rPr>
           <w:rFonts w:ascii="Times New Roman" w:hAnsi="Times New Roman" w:cs="Times New Roman"/>
           <w:b/>
         </w:rPr>
       </w:pPr>
-    </w:p>
-    <w:p>
-      <w:pPr>
-        <w:spacing w:before="1440" w:line="360" w:lineRule="auto"/>
+      <w:r>
+        <w:rPr>
+          <w:rFonts w:ascii="Times New Roman" w:hAnsi="Times New Roman" w:cs="Times New Roman"/>
+          <w:b/>
+          <w:color w:val="000000"/>
+        </w:rPr>
+        <w:t>2026</w:t>
+      </w:r>
+    </w:p>
+    <w:p>
+      <w:pPr>
         <w:jc w:val="center"/>
-        <w:rPr>
-          <w:rFonts w:ascii="Times New Roman" w:hAnsi="Times New Roman" w:cs="Times New Roman"/>
-          <w:b/>
-        </w:rPr>
-      </w:pPr>
-      <w:r>
         <w:rPr>
           <w:rFonts w:ascii="Times New Roman" w:hAnsi="Times New Roman" w:cs="Times New Roman"/>
           <w:b/>
@@ -335,20 +377,65 @@
           <w:sz w:val="28"/>
           <w:szCs w:val="28"/>
         </w:rPr>
+      </w:pPr>
+      <w:r>
+        <w:rPr>
+          <w:rFonts w:ascii="Times New Roman" w:hAnsi="Times New Roman" w:cs="Times New Roman"/>
+          <w:b/>
+        </w:rPr>
+        <w:br w:type="page"/>
+      </w:r>
+      <w:r>
+        <w:rPr>
+          <w:rFonts w:ascii="Times New Roman" w:hAnsi="Times New Roman" w:cs="Times New Roman"/>
+          <w:b/>
+          <w:bCs/>
+          <w:color w:val="000000"/>
+          <w:sz w:val="28"/>
+          <w:szCs w:val="28"/>
+        </w:rPr>
+        <w:lastRenderedPageBreak/>
         <w:t>ELITE BARBER: SISTEMA WEB DE AGENDAMENTO ONLINE PARA BARBEARIA</w:t>
       </w:r>
-    </w:p>
-    <w:p>
-      <w:pPr>
-        <w:spacing w:before="1440" w:line="360" w:lineRule="auto"/>
-        <w:ind w:left="4680"/>
-        <w:jc w:val="right"/>
+      <w:r>
         <w:rPr>
           <w:rFonts w:ascii="Times New Roman" w:hAnsi="Times New Roman" w:cs="Times New Roman"/>
           <w:b/>
-        </w:rPr>
-      </w:pPr>
-      <w:r>
+          <w:bCs/>
+          <w:color w:val="000000"/>
+          <w:sz w:val="28"/>
+          <w:szCs w:val="28"/>
+        </w:rPr>
+        <w:tab/>
+      </w:r>
+    </w:p>
+    <w:p>
+      <w:pPr>
+        <w:jc w:val="center"/>
+        <w:rPr>
+          <w:rFonts w:ascii="Times New Roman" w:hAnsi="Times New Roman" w:cs="Times New Roman"/>
+          <w:b/>
+          <w:bCs/>
+          <w:color w:val="000000"/>
+          <w:sz w:val="28"/>
+          <w:szCs w:val="28"/>
+        </w:rPr>
+      </w:pPr>
+    </w:p>
+    <w:p>
+      <w:pPr>
+        <w:rPr>
+          <w:rFonts w:ascii="Times New Roman" w:hAnsi="Times New Roman" w:cs="Times New Roman"/>
+          <w:b/>
+          <w:bCs/>
+          <w:color w:val="000000"/>
+          <w:sz w:val="28"/>
+          <w:szCs w:val="28"/>
+        </w:rPr>
+      </w:pPr>
+    </w:p>
+    <w:p>
+      <w:pPr>
         <w:rPr>
           <w:rFonts w:ascii="Times New Roman" w:hAnsi="Times New Roman" w:cs="Times New Roman"/>
           <w:b/>
@@ -356,14 +443,188 @@
           <w:sz w:val="22"/>
           <w:szCs w:val="22"/>
         </w:rPr>
-        <w:t>Trabalho de Conclusão de Curso apresentado ao Curso de Tecnologia em Análise e Desenvolvimento de Sistemas como requisito parcial para obtenção do título de Tecnólogo.</w:t>
-      </w:r>
+      </w:pPr>
+    </w:p>
+    <w:p>
+      <w:pPr>
+        <w:rPr>
+          <w:rFonts w:ascii="Times New Roman" w:hAnsi="Times New Roman" w:cs="Times New Roman"/>
+          <w:b/>
+          <w:color w:val="000000"/>
+          <w:sz w:val="22"/>
+          <w:szCs w:val="22"/>
+        </w:rPr>
+      </w:pPr>
+    </w:p>
+    <w:p>
+      <w:pPr>
+        <w:rPr>
+          <w:rFonts w:ascii="Times New Roman" w:hAnsi="Times New Roman" w:cs="Times New Roman"/>
+          <w:b/>
+          <w:color w:val="000000"/>
+          <w:sz w:val="22"/>
+          <w:szCs w:val="22"/>
+        </w:rPr>
+      </w:pPr>
+    </w:p>
+    <w:p>
+      <w:pPr>
+        <w:rPr>
+          <w:rFonts w:ascii="Times New Roman" w:hAnsi="Times New Roman" w:cs="Times New Roman"/>
+          <w:b/>
+          <w:color w:val="000000"/>
+          <w:sz w:val="22"/>
+          <w:szCs w:val="22"/>
+        </w:rPr>
+      </w:pPr>
+    </w:p>
+    <w:p>
+      <w:pPr>
+        <w:rPr>
+          <w:rFonts w:ascii="Times New Roman" w:hAnsi="Times New Roman" w:cs="Times New Roman"/>
+          <w:b/>
+          <w:color w:val="000000"/>
+          <w:sz w:val="22"/>
+          <w:szCs w:val="22"/>
+        </w:rPr>
+      </w:pPr>
+    </w:p>
+    <w:p>
+      <w:pPr>
+        <w:rPr>
+          <w:rFonts w:ascii="Times New Roman" w:hAnsi="Times New Roman" w:cs="Times New Roman"/>
+          <w:b/>
+          <w:color w:val="000000"/>
+          <w:sz w:val="22"/>
+          <w:szCs w:val="22"/>
+        </w:rPr>
+      </w:pPr>
+    </w:p>
+    <w:p>
+      <w:pPr>
+        <w:rPr>
+          <w:rFonts w:ascii="Times New Roman" w:hAnsi="Times New Roman" w:cs="Times New Roman"/>
+          <w:b/>
+          <w:color w:val="000000"/>
+          <w:sz w:val="22"/>
+          <w:szCs w:val="22"/>
+        </w:rPr>
+      </w:pPr>
+    </w:p>
+    <w:p>
+      <w:pPr>
+        <w:rPr>
+          <w:rFonts w:ascii="Times New Roman" w:hAnsi="Times New Roman" w:cs="Times New Roman"/>
+          <w:b/>
+          <w:color w:val="000000"/>
+          <w:sz w:val="22"/>
+          <w:szCs w:val="22"/>
+        </w:rPr>
+      </w:pPr>
+    </w:p>
+    <w:p>
+      <w:pPr>
+        <w:rPr>
+          <w:rFonts w:ascii="Times New Roman" w:hAnsi="Times New Roman" w:cs="Times New Roman"/>
+          <w:b/>
+          <w:color w:val="000000"/>
+          <w:sz w:val="22"/>
+          <w:szCs w:val="22"/>
+        </w:rPr>
+      </w:pPr>
+    </w:p>
+    <w:p>
+      <w:pPr>
+        <w:rPr>
+          <w:rFonts w:ascii="Times New Roman" w:hAnsi="Times New Roman" w:cs="Times New Roman"/>
+          <w:b/>
+          <w:color w:val="000000"/>
+          <w:sz w:val="22"/>
+          <w:szCs w:val="22"/>
+        </w:rPr>
+      </w:pPr>
+    </w:p>
+    <w:p>
+      <w:pPr>
+        <w:rPr>
+          <w:rFonts w:ascii="Times New Roman" w:hAnsi="Times New Roman" w:cs="Times New Roman"/>
+          <w:b/>
+          <w:color w:val="000000"/>
+          <w:sz w:val="22"/>
+          <w:szCs w:val="22"/>
+        </w:rPr>
+      </w:pPr>
+    </w:p>
+    <w:p>
+      <w:pPr>
+        <w:rPr>
+          <w:rFonts w:ascii="Times New Roman" w:hAnsi="Times New Roman" w:cs="Times New Roman"/>
+          <w:b/>
+          <w:color w:val="000000"/>
+          <w:sz w:val="22"/>
+          <w:szCs w:val="22"/>
+        </w:rPr>
+      </w:pPr>
+    </w:p>
+    <w:p>
+      <w:pPr>
+        <w:ind w:left="4248"/>
+        <w:rPr>
+          <w:rFonts w:ascii="Times New Roman" w:hAnsi="Times New Roman" w:cs="Times New Roman"/>
+          <w:color w:val="000000"/>
+        </w:rPr>
+      </w:pPr>
+      <w:r>
+        <w:rPr>
+          <w:rFonts w:ascii="Times New Roman" w:hAnsi="Times New Roman" w:cs="Times New Roman"/>
+          <w:color w:val="000000"/>
+        </w:rPr>
+        <w:t>Trabalho de</w:t>
+      </w:r>
+      <w:r>
+        <w:rPr>
+          <w:rFonts w:ascii="Times New Roman" w:hAnsi="Times New Roman" w:cs="Times New Roman"/>
+          <w:color w:val="000000"/>
+        </w:rPr>
+        <w:t xml:space="preserve"> Conclusão de Curso apresentado </w:t>
+      </w:r>
+      <w:r>
+        <w:rPr>
+          <w:rFonts w:ascii="Times New Roman" w:hAnsi="Times New Roman" w:cs="Times New Roman"/>
+          <w:color w:val="000000"/>
+        </w:rPr>
+        <w:t>ao Curso de Tecnologia em Análise e</w:t>
+      </w:r>
+      <w:r>
+        <w:rPr>
+          <w:rFonts w:ascii="Times New Roman" w:hAnsi="Times New Roman" w:cs="Times New Roman"/>
+          <w:color w:val="000000"/>
+        </w:rPr>
+        <w:t xml:space="preserve"> </w:t>
+      </w:r>
+      <w:r>
+        <w:rPr>
+          <w:rFonts w:ascii="Times New Roman" w:hAnsi="Times New Roman" w:cs="Times New Roman"/>
+          <w:color w:val="000000"/>
+        </w:rPr>
+        <w:t>Desenvolvimento de Sistemas como requisito parcial para obtenção do título de Tecnólogo.</w:t>
+      </w:r>
+    </w:p>
+    <w:p>
+      <w:pPr>
+        <w:ind w:left="4248"/>
+        <w:rPr>
+          <w:rFonts w:ascii="Times New Roman" w:hAnsi="Times New Roman" w:cs="Times New Roman"/>
+          <w:bCs/>
+          <w:color w:val="000000"/>
+          <w:u w:val="single"/>
+        </w:rPr>
+      </w:pPr>
     </w:p>
     <w:p>
       <w:pPr>
         <w:spacing w:before="200" w:line="360" w:lineRule="auto"/>
         <w:ind w:left="4680"/>
-        <w:jc w:val="right"/>
         <w:rPr>
           <w:rFonts w:ascii="Times New Roman" w:hAnsi="Times New Roman" w:cs="Times New Roman"/>
           <w:b/>
@@ -372,30 +633,34 @@
       <w:r>
         <w:rPr>
           <w:rFonts w:ascii="Times New Roman" w:hAnsi="Times New Roman" w:cs="Times New Roman"/>
-          <w:b/>
-          <w:color w:val="000000"/>
-          <w:sz w:val="22"/>
-          <w:szCs w:val="22"/>
-        </w:rPr>
-        <w:t>Orientador: Prof. Nome do Orientador</w:t>
-      </w:r>
-    </w:p>
-    <w:p>
-      <w:pPr>
-        <w:spacing w:before="2880" w:line="360" w:lineRule="auto"/>
-        <w:jc w:val="center"/>
-        <w:rPr>
-          <w:rFonts w:ascii="Times New Roman" w:hAnsi="Times New Roman" w:cs="Times New Roman"/>
-          <w:b/>
-        </w:rPr>
-      </w:pPr>
-      <w:r>
-        <w:rPr>
-          <w:rFonts w:ascii="Times New Roman" w:hAnsi="Times New Roman" w:cs="Times New Roman"/>
-          <w:b/>
-          <w:color w:val="000000"/>
-        </w:rPr>
-        <w:t>São Paulo</w:t>
+          <w:color w:val="000000"/>
+        </w:rPr>
+        <w:t xml:space="preserve">Orientador: Prof. </w:t>
+      </w:r>
+      <w:proofErr w:type="spellStart"/>
+      <w:r>
+        <w:rPr>
+          <w:rFonts w:ascii="Times New Roman" w:hAnsi="Times New Roman" w:cs="Times New Roman"/>
+          <w:color w:val="000000"/>
+        </w:rPr>
+        <w:t>Andre</w:t>
+      </w:r>
+      <w:proofErr w:type="spellEnd"/>
+      <w:r>
+        <w:rPr>
+          <w:rFonts w:ascii="Times New Roman" w:hAnsi="Times New Roman" w:cs="Times New Roman"/>
+          <w:color w:val="000000"/>
+        </w:rPr>
+        <w:t xml:space="preserve"> </w:t>
+      </w:r>
+      <w:bookmarkStart w:id="0" w:name="_GoBack"/>
+      <w:bookmarkEnd w:id="0"/>
+      <w:r>
+        <w:rPr>
+          <w:rFonts w:ascii="Times New Roman" w:hAnsi="Times New Roman" w:cs="Times New Roman"/>
+          <w:color w:val="000000"/>
+        </w:rPr>
+        <w:t>Maia</w:t>
       </w:r>
     </w:p>
     <w:p>
@@ -405,19 +670,210 @@
         <w:rPr>
           <w:rFonts w:ascii="Times New Roman" w:hAnsi="Times New Roman" w:cs="Times New Roman"/>
           <w:b/>
-        </w:rPr>
-      </w:pPr>
-      <w:r>
+          <w:color w:val="000000"/>
+        </w:rPr>
+      </w:pPr>
+    </w:p>
+    <w:p>
+      <w:pPr>
+        <w:spacing w:line="360" w:lineRule="auto"/>
+        <w:jc w:val="center"/>
         <w:rPr>
           <w:rFonts w:ascii="Times New Roman" w:hAnsi="Times New Roman" w:cs="Times New Roman"/>
           <w:b/>
           <w:color w:val="000000"/>
         </w:rPr>
-        <w:t>2025</w:t>
-      </w:r>
-    </w:p>
-    <w:p>
-      <w:pPr>
+      </w:pPr>
+    </w:p>
+    <w:p>
+      <w:pPr>
+        <w:spacing w:line="360" w:lineRule="auto"/>
+        <w:jc w:val="center"/>
+        <w:rPr>
+          <w:rFonts w:ascii="Times New Roman" w:hAnsi="Times New Roman" w:cs="Times New Roman"/>
+          <w:b/>
+          <w:color w:val="000000"/>
+        </w:rPr>
+      </w:pPr>
+    </w:p>
+    <w:p>
+      <w:pPr>
+        <w:spacing w:line="360" w:lineRule="auto"/>
+        <w:jc w:val="center"/>
+        <w:rPr>
+          <w:rFonts w:ascii="Times New Roman" w:hAnsi="Times New Roman" w:cs="Times New Roman"/>
+          <w:b/>
+          <w:color w:val="000000"/>
+        </w:rPr>
+      </w:pPr>
+    </w:p>
+    <w:p>
+      <w:pPr>
+        <w:spacing w:line="360" w:lineRule="auto"/>
+        <w:jc w:val="center"/>
+        <w:rPr>
+          <w:rFonts w:ascii="Times New Roman" w:hAnsi="Times New Roman" w:cs="Times New Roman"/>
+          <w:b/>
+          <w:color w:val="000000"/>
+        </w:rPr>
+      </w:pPr>
+    </w:p>
+    <w:p>
+      <w:pPr>
+        <w:spacing w:line="360" w:lineRule="auto"/>
+        <w:jc w:val="center"/>
+        <w:rPr>
+          <w:rFonts w:ascii="Times New Roman" w:hAnsi="Times New Roman" w:cs="Times New Roman"/>
+          <w:b/>
+          <w:color w:val="000000"/>
+        </w:rPr>
+      </w:pPr>
+    </w:p>
+    <w:p>
+      <w:pPr>
+        <w:spacing w:line="360" w:lineRule="auto"/>
+        <w:jc w:val="center"/>
+        <w:rPr>
+          <w:rFonts w:ascii="Times New Roman" w:hAnsi="Times New Roman" w:cs="Times New Roman"/>
+          <w:b/>
+          <w:color w:val="000000"/>
+        </w:rPr>
+      </w:pPr>
+    </w:p>
+    <w:p>
+      <w:pPr>
+        <w:spacing w:line="360" w:lineRule="auto"/>
+        <w:jc w:val="center"/>
+        <w:rPr>
+          <w:rFonts w:ascii="Times New Roman" w:hAnsi="Times New Roman" w:cs="Times New Roman"/>
+          <w:b/>
+          <w:color w:val="000000"/>
+        </w:rPr>
+      </w:pPr>
+    </w:p>
+    <w:p>
+      <w:pPr>
+        <w:spacing w:line="360" w:lineRule="auto"/>
+        <w:jc w:val="center"/>
+        <w:rPr>
+          <w:rFonts w:ascii="Times New Roman" w:hAnsi="Times New Roman" w:cs="Times New Roman"/>
+          <w:b/>
+          <w:color w:val="000000"/>
+        </w:rPr>
+      </w:pPr>
+    </w:p>
+    <w:p>
+      <w:pPr>
+        <w:spacing w:line="360" w:lineRule="auto"/>
+        <w:jc w:val="center"/>
+        <w:rPr>
+          <w:rFonts w:ascii="Times New Roman" w:hAnsi="Times New Roman" w:cs="Times New Roman"/>
+          <w:b/>
+          <w:color w:val="000000"/>
+        </w:rPr>
+      </w:pPr>
+    </w:p>
+    <w:p>
+      <w:pPr>
+        <w:spacing w:line="360" w:lineRule="auto"/>
+        <w:jc w:val="center"/>
+        <w:rPr>
+          <w:rFonts w:ascii="Times New Roman" w:hAnsi="Times New Roman" w:cs="Times New Roman"/>
+          <w:b/>
+          <w:color w:val="000000"/>
+        </w:rPr>
+      </w:pPr>
+    </w:p>
+    <w:p>
+      <w:pPr>
+        <w:spacing w:line="360" w:lineRule="auto"/>
+        <w:jc w:val="center"/>
+        <w:rPr>
+          <w:rFonts w:ascii="Times New Roman" w:hAnsi="Times New Roman" w:cs="Times New Roman"/>
+          <w:b/>
+          <w:color w:val="000000"/>
+        </w:rPr>
+      </w:pPr>
+    </w:p>
+    <w:p>
+      <w:pPr>
+        <w:spacing w:line="360" w:lineRule="auto"/>
+        <w:jc w:val="center"/>
+        <w:rPr>
+          <w:rFonts w:ascii="Times New Roman" w:hAnsi="Times New Roman" w:cs="Times New Roman"/>
+          <w:b/>
+          <w:color w:val="000000"/>
+        </w:rPr>
+      </w:pPr>
+    </w:p>
+    <w:p>
+      <w:pPr>
+        <w:spacing w:line="360" w:lineRule="auto"/>
+        <w:jc w:val="center"/>
+        <w:rPr>
+          <w:rFonts w:ascii="Times New Roman" w:hAnsi="Times New Roman" w:cs="Times New Roman"/>
+          <w:b/>
+          <w:color w:val="000000"/>
+        </w:rPr>
+      </w:pPr>
+    </w:p>
+    <w:p>
+      <w:pPr>
+        <w:spacing w:line="360" w:lineRule="auto"/>
+        <w:jc w:val="center"/>
+        <w:rPr>
+          <w:rFonts w:ascii="Times New Roman" w:hAnsi="Times New Roman" w:cs="Times New Roman"/>
+          <w:b/>
+          <w:color w:val="000000"/>
+        </w:rPr>
+      </w:pPr>
+    </w:p>
+    <w:p>
+      <w:pPr>
+        <w:pStyle w:val="Forte1"/>
+        <w:jc w:val="center"/>
+        <w:rPr>
+          <w:rFonts w:ascii="Times New Roman" w:hAnsi="Times New Roman" w:cs="Times New Roman"/>
+        </w:rPr>
+      </w:pPr>
+      <w:r>
+        <w:rPr>
+          <w:rFonts w:ascii="Times New Roman" w:hAnsi="Times New Roman" w:cs="Times New Roman"/>
+        </w:rPr>
+        <w:t>SÂO PAULO-SP</w:t>
+      </w:r>
+    </w:p>
+    <w:p>
+      <w:pPr>
+        <w:pStyle w:val="Forte1"/>
+        <w:jc w:val="center"/>
+        <w:rPr>
+          <w:rFonts w:ascii="Times New Roman" w:hAnsi="Times New Roman" w:cs="Times New Roman"/>
+          <w:color w:val="000000"/>
+          <w:sz w:val="28"/>
+          <w:szCs w:val="28"/>
+        </w:rPr>
+      </w:pPr>
+      <w:r>
+        <w:rPr>
+          <w:rFonts w:ascii="Times New Roman" w:hAnsi="Times New Roman" w:cs="Times New Roman"/>
+          <w:color w:val="000000"/>
+        </w:rPr>
+        <w:t>2026</w:t>
+      </w:r>
+      <w:r>
+        <w:rPr>
+          <w:rFonts w:ascii="Times New Roman" w:hAnsi="Times New Roman" w:cs="Times New Roman"/>
+          <w:color w:val="000000"/>
+          <w:sz w:val="28"/>
+          <w:szCs w:val="28"/>
+        </w:rPr>
+        <w:br w:type="page"/>
+      </w:r>
+    </w:p>
+    <w:p>
+      <w:pPr>
+        <w:pStyle w:val="CabealhodoSumrio"/>
         <w:rPr>
           <w:rFonts w:ascii="Times New Roman" w:hAnsi="Times New Roman" w:cs="Times New Roman"/>
           <w:b/>
@@ -425,36 +881,13 @@
           <w:color w:val="000000"/>
           <w:sz w:val="28"/>
           <w:szCs w:val="28"/>
-        </w:rPr>
-      </w:pPr>
-      <w:r>
-        <w:rPr>
-          <w:rFonts w:ascii="Times New Roman" w:hAnsi="Times New Roman" w:cs="Times New Roman"/>
-          <w:b/>
-          <w:bCs/>
-          <w:color w:val="000000"/>
-          <w:sz w:val="28"/>
-          <w:szCs w:val="28"/>
-        </w:rPr>
-        <w:br w:type="page"/>
-      </w:r>
-    </w:p>
-    <w:p>
-      <w:pPr>
-        <w:pStyle w:val="CabealhodoSumrio"/>
-        <w:rPr>
-          <w:rFonts w:ascii="Times New Roman" w:hAnsi="Times New Roman" w:cs="Times New Roman"/>
-          <w:b/>
-          <w:bCs/>
-          <w:color w:val="000000"/>
-          <w:sz w:val="28"/>
-          <w:szCs w:val="28"/>
+          <w:u w:val="single"/>
         </w:rPr>
       </w:pPr>
     </w:p>
     <w:sdt>
       <w:sdtPr>
-        <w:id w:val="1591193053"/>
+        <w:id w:val="-1733917515"/>
         <w:docPartObj>
           <w:docPartGallery w:val="Table of Contents"/>
           <w:docPartUnique/>
@@ -462,22 +895,25 @@
       </w:sdtPr>
       <w:sdtEndPr>
         <w:rPr>
+          <w:rFonts w:ascii="Arial" w:eastAsia="Arial" w:hAnsi="Arial" w:cs="Arial"/>
           <w:b/>
           <w:bCs/>
+          <w:color w:val="auto"/>
+          <w:sz w:val="24"/>
+          <w:szCs w:val="24"/>
         </w:rPr>
       </w:sdtEndPr>
       <w:sdtContent>
         <w:p>
           <w:pPr>
+            <w:pStyle w:val="CabealhodoSumrio"/>
             <w:rPr>
-              <w:rFonts w:ascii="Times New Roman" w:hAnsi="Times New Roman" w:cs="Times New Roman"/>
-              <w:b/>
+              <w:color w:val="000000" w:themeColor="text1"/>
             </w:rPr>
           </w:pPr>
           <w:r>
             <w:rPr>
-              <w:rFonts w:ascii="Times New Roman" w:hAnsi="Times New Roman" w:cs="Times New Roman"/>
-              <w:b/>
+              <w:color w:val="000000" w:themeColor="text1"/>
             </w:rPr>
             <w:t>Sumário</w:t>
           </w:r>
@@ -489,48 +925,32 @@
               <w:tab w:val="right" w:leader="dot" w:pos="9061"/>
             </w:tabs>
             <w:rPr>
-              <w:rFonts w:ascii="Times New Roman" w:eastAsiaTheme="minorEastAsia" w:hAnsi="Times New Roman" w:cs="Times New Roman"/>
-              <w:b/>
+              <w:rFonts w:asciiTheme="minorHAnsi" w:eastAsiaTheme="minorEastAsia" w:hAnsiTheme="minorHAnsi" w:cstheme="minorBidi"/>
               <w:noProof/>
               <w:sz w:val="22"/>
               <w:szCs w:val="22"/>
             </w:rPr>
           </w:pPr>
           <w:r>
-            <w:rPr>
-              <w:rFonts w:ascii="Times New Roman" w:hAnsi="Times New Roman" w:cs="Times New Roman"/>
-              <w:b/>
-            </w:rPr>
             <w:fldChar w:fldCharType="begin"/>
           </w:r>
           <w:r>
-            <w:rPr>
-              <w:rFonts w:ascii="Times New Roman" w:hAnsi="Times New Roman" w:cs="Times New Roman"/>
-              <w:b/>
-            </w:rPr>
             <w:instrText xml:space="preserve"> TOC \o "1-3" \h \z \u </w:instrText>
           </w:r>
           <w:r>
-            <w:rPr>
-              <w:rFonts w:ascii="Times New Roman" w:hAnsi="Times New Roman" w:cs="Times New Roman"/>
-              <w:b/>
-            </w:rPr>
             <w:fldChar w:fldCharType="separate"/>
           </w:r>
-          <w:hyperlink w:anchor="_Toc227267878" w:history="1">
+          <w:hyperlink w:anchor="_Toc229084890" w:history="1">
             <w:r>
               <w:rPr>
                 <w:rStyle w:val="Hyperlink"/>
                 <w:rFonts w:ascii="Times New Roman" w:hAnsi="Times New Roman" w:cs="Times New Roman"/>
-                <w:b/>
                 <w:noProof/>
               </w:rPr>
               <w:t>1 INTRODUÇÃO</w:t>
             </w:r>
             <w:r>
               <w:rPr>
-                <w:rFonts w:ascii="Times New Roman" w:hAnsi="Times New Roman" w:cs="Times New Roman"/>
-                <w:b/>
                 <w:noProof/>
                 <w:webHidden/>
               </w:rPr>
@@ -538,8 +958,6 @@
             </w:r>
             <w:r>
               <w:rPr>
-                <w:rFonts w:ascii="Times New Roman" w:hAnsi="Times New Roman" w:cs="Times New Roman"/>
-                <w:b/>
                 <w:noProof/>
                 <w:webHidden/>
               </w:rPr>
@@ -547,25 +965,19 @@
             </w:r>
             <w:r>
               <w:rPr>
-                <w:rFonts w:ascii="Times New Roman" w:hAnsi="Times New Roman" w:cs="Times New Roman"/>
-                <w:b/>
-                <w:noProof/>
-                <w:webHidden/>
-              </w:rPr>
-              <w:instrText xml:space="preserve"> PAGEREF _Toc227267878 \h </w:instrText>
-            </w:r>
-            <w:r>
-              <w:rPr>
-                <w:rFonts w:ascii="Times New Roman" w:hAnsi="Times New Roman" w:cs="Times New Roman"/>
-                <w:b/>
-                <w:noProof/>
-                <w:webHidden/>
-              </w:rPr>
-            </w:r>
-            <w:r>
-              <w:rPr>
-                <w:rFonts w:ascii="Times New Roman" w:hAnsi="Times New Roman" w:cs="Times New Roman"/>
-                <w:b/>
+                <w:noProof/>
+                <w:webHidden/>
+              </w:rPr>
+              <w:instrText xml:space="preserve"> PAGEREF _Toc229084890 \h </w:instrText>
+            </w:r>
+            <w:r>
+              <w:rPr>
+                <w:noProof/>
+                <w:webHidden/>
+              </w:rPr>
+            </w:r>
+            <w:r>
+              <w:rPr>
                 <w:noProof/>
                 <w:webHidden/>
               </w:rPr>
@@ -573,8 +985,6 @@
             </w:r>
             <w:r>
               <w:rPr>
-                <w:rFonts w:ascii="Times New Roman" w:hAnsi="Times New Roman" w:cs="Times New Roman"/>
-                <w:b/>
                 <w:noProof/>
                 <w:webHidden/>
               </w:rPr>
@@ -582,8 +992,6 @@
             </w:r>
             <w:r>
               <w:rPr>
-                <w:rFonts w:ascii="Times New Roman" w:hAnsi="Times New Roman" w:cs="Times New Roman"/>
-                <w:b/>
                 <w:noProof/>
                 <w:webHidden/>
               </w:rPr>
@@ -598,27 +1006,23 @@
               <w:tab w:val="right" w:leader="dot" w:pos="9061"/>
             </w:tabs>
             <w:rPr>
-              <w:rFonts w:ascii="Times New Roman" w:eastAsiaTheme="minorEastAsia" w:hAnsi="Times New Roman" w:cs="Times New Roman"/>
-              <w:b/>
+              <w:rFonts w:asciiTheme="minorHAnsi" w:eastAsiaTheme="minorEastAsia" w:hAnsiTheme="minorHAnsi" w:cstheme="minorBidi"/>
               <w:noProof/>
               <w:sz w:val="22"/>
               <w:szCs w:val="22"/>
             </w:rPr>
           </w:pPr>
-          <w:hyperlink w:anchor="_Toc227267879" w:history="1">
+          <w:hyperlink w:anchor="_Toc229084891" w:history="1">
             <w:r>
               <w:rPr>
                 <w:rStyle w:val="Hyperlink"/>
                 <w:rFonts w:ascii="Times New Roman" w:hAnsi="Times New Roman" w:cs="Times New Roman"/>
-                <w:b/>
                 <w:noProof/>
               </w:rPr>
               <w:t>1.1 Objetivo Geral</w:t>
             </w:r>
             <w:r>
               <w:rPr>
-                <w:rFonts w:ascii="Times New Roman" w:hAnsi="Times New Roman" w:cs="Times New Roman"/>
-                <w:b/>
                 <w:noProof/>
                 <w:webHidden/>
               </w:rPr>
@@ -626,8 +1030,6 @@
             </w:r>
             <w:r>
               <w:rPr>
-                <w:rFonts w:ascii="Times New Roman" w:hAnsi="Times New Roman" w:cs="Times New Roman"/>
-                <w:b/>
                 <w:noProof/>
                 <w:webHidden/>
               </w:rPr>
@@ -635,25 +1037,19 @@
             </w:r>
             <w:r>
               <w:rPr>
-                <w:rFonts w:ascii="Times New Roman" w:hAnsi="Times New Roman" w:cs="Times New Roman"/>
-                <w:b/>
-                <w:noProof/>
-                <w:webHidden/>
-              </w:rPr>
-              <w:instrText xml:space="preserve"> PAGEREF _Toc227267879 \h </w:instrText>
-            </w:r>
-            <w:r>
-              <w:rPr>
-                <w:rFonts w:ascii="Times New Roman" w:hAnsi="Times New Roman" w:cs="Times New Roman"/>
-                <w:b/>
-                <w:noProof/>
-                <w:webHidden/>
-              </w:rPr>
-            </w:r>
-            <w:r>
-              <w:rPr>
-                <w:rFonts w:ascii="Times New Roman" w:hAnsi="Times New Roman" w:cs="Times New Roman"/>
-                <w:b/>
+                <w:noProof/>
+                <w:webHidden/>
+              </w:rPr>
+              <w:instrText xml:space="preserve"> PAGEREF _Toc229084891 \h </w:instrText>
+            </w:r>
+            <w:r>
+              <w:rPr>
+                <w:noProof/>
+                <w:webHidden/>
+              </w:rPr>
+            </w:r>
+            <w:r>
+              <w:rPr>
                 <w:noProof/>
                 <w:webHidden/>
               </w:rPr>
@@ -661,8 +1057,6 @@
             </w:r>
             <w:r>
               <w:rPr>
-                <w:rFonts w:ascii="Times New Roman" w:hAnsi="Times New Roman" w:cs="Times New Roman"/>
-                <w:b/>
                 <w:noProof/>
                 <w:webHidden/>
               </w:rPr>
@@ -670,8 +1064,6 @@
             </w:r>
             <w:r>
               <w:rPr>
-                <w:rFonts w:ascii="Times New Roman" w:hAnsi="Times New Roman" w:cs="Times New Roman"/>
-                <w:b/>
                 <w:noProof/>
                 <w:webHidden/>
               </w:rPr>
@@ -686,27 +1078,23 @@
               <w:tab w:val="right" w:leader="dot" w:pos="9061"/>
             </w:tabs>
             <w:rPr>
-              <w:rFonts w:ascii="Times New Roman" w:eastAsiaTheme="minorEastAsia" w:hAnsi="Times New Roman" w:cs="Times New Roman"/>
-              <w:b/>
+              <w:rFonts w:asciiTheme="minorHAnsi" w:eastAsiaTheme="minorEastAsia" w:hAnsiTheme="minorHAnsi" w:cstheme="minorBidi"/>
               <w:noProof/>
               <w:sz w:val="22"/>
               <w:szCs w:val="22"/>
             </w:rPr>
           </w:pPr>
-          <w:hyperlink w:anchor="_Toc227267880" w:history="1">
+          <w:hyperlink w:anchor="_Toc229084892" w:history="1">
             <w:r>
               <w:rPr>
                 <w:rStyle w:val="Hyperlink"/>
                 <w:rFonts w:ascii="Times New Roman" w:hAnsi="Times New Roman" w:cs="Times New Roman"/>
-                <w:b/>
-                <w:noProof/>
-              </w:rPr>
-              <w:t>1.2 Objetivos Específicos</w:t>
-            </w:r>
-            <w:r>
-              <w:rPr>
-                <w:rFonts w:ascii="Times New Roman" w:hAnsi="Times New Roman" w:cs="Times New Roman"/>
-                <w:b/>
+                <w:noProof/>
+              </w:rPr>
+              <w:t>1.2 Problemas</w:t>
+            </w:r>
+            <w:r>
+              <w:rPr>
                 <w:noProof/>
                 <w:webHidden/>
               </w:rPr>
@@ -714,8 +1102,6 @@
             </w:r>
             <w:r>
               <w:rPr>
-                <w:rFonts w:ascii="Times New Roman" w:hAnsi="Times New Roman" w:cs="Times New Roman"/>
-                <w:b/>
                 <w:noProof/>
                 <w:webHidden/>
               </w:rPr>
@@ -723,25 +1109,19 @@
             </w:r>
             <w:r>
               <w:rPr>
-                <w:rFonts w:ascii="Times New Roman" w:hAnsi="Times New Roman" w:cs="Times New Roman"/>
-                <w:b/>
-                <w:noProof/>
-                <w:webHidden/>
-              </w:rPr>
-              <w:instrText xml:space="preserve"> PAGEREF _Toc227267880 \h </w:instrText>
-            </w:r>
-            <w:r>
-              <w:rPr>
-                <w:rFonts w:ascii="Times New Roman" w:hAnsi="Times New Roman" w:cs="Times New Roman"/>
-                <w:b/>
-                <w:noProof/>
-                <w:webHidden/>
-              </w:rPr>
-            </w:r>
-            <w:r>
-              <w:rPr>
-                <w:rFonts w:ascii="Times New Roman" w:hAnsi="Times New Roman" w:cs="Times New Roman"/>
-                <w:b/>
+                <w:noProof/>
+                <w:webHidden/>
+              </w:rPr>
+              <w:instrText xml:space="preserve"> PAGEREF _Toc229084892 \h </w:instrText>
+            </w:r>
+            <w:r>
+              <w:rPr>
+                <w:noProof/>
+                <w:webHidden/>
+              </w:rPr>
+            </w:r>
+            <w:r>
+              <w:rPr>
                 <w:noProof/>
                 <w:webHidden/>
               </w:rPr>
@@ -749,8 +1129,6 @@
             </w:r>
             <w:r>
               <w:rPr>
-                <w:rFonts w:ascii="Times New Roman" w:hAnsi="Times New Roman" w:cs="Times New Roman"/>
-                <w:b/>
                 <w:noProof/>
                 <w:webHidden/>
               </w:rPr>
@@ -758,8 +1136,6 @@
             </w:r>
             <w:r>
               <w:rPr>
-                <w:rFonts w:ascii="Times New Roman" w:hAnsi="Times New Roman" w:cs="Times New Roman"/>
-                <w:b/>
                 <w:noProof/>
                 <w:webHidden/>
               </w:rPr>
@@ -774,27 +1150,23 @@
               <w:tab w:val="right" w:leader="dot" w:pos="9061"/>
             </w:tabs>
             <w:rPr>
-              <w:rFonts w:ascii="Times New Roman" w:eastAsiaTheme="minorEastAsia" w:hAnsi="Times New Roman" w:cs="Times New Roman"/>
-              <w:b/>
+              <w:rFonts w:asciiTheme="minorHAnsi" w:eastAsiaTheme="minorEastAsia" w:hAnsiTheme="minorHAnsi" w:cstheme="minorBidi"/>
               <w:noProof/>
               <w:sz w:val="22"/>
               <w:szCs w:val="22"/>
             </w:rPr>
           </w:pPr>
-          <w:hyperlink w:anchor="_Toc227267881" w:history="1">
+          <w:hyperlink w:anchor="_Toc229084893" w:history="1">
             <w:r>
               <w:rPr>
                 <w:rStyle w:val="Hyperlink"/>
                 <w:rFonts w:ascii="Times New Roman" w:hAnsi="Times New Roman" w:cs="Times New Roman"/>
-                <w:b/>
-                <w:noProof/>
-              </w:rPr>
-              <w:t>1.3 Justificativa</w:t>
-            </w:r>
-            <w:r>
-              <w:rPr>
-                <w:rFonts w:ascii="Times New Roman" w:hAnsi="Times New Roman" w:cs="Times New Roman"/>
-                <w:b/>
+                <w:noProof/>
+              </w:rPr>
+              <w:t>1.3 Objetivos Específicos</w:t>
+            </w:r>
+            <w:r>
+              <w:rPr>
                 <w:noProof/>
                 <w:webHidden/>
               </w:rPr>
@@ -802,8 +1174,6 @@
             </w:r>
             <w:r>
               <w:rPr>
-                <w:rFonts w:ascii="Times New Roman" w:hAnsi="Times New Roman" w:cs="Times New Roman"/>
-                <w:b/>
                 <w:noProof/>
                 <w:webHidden/>
               </w:rPr>
@@ -811,25 +1181,19 @@
             </w:r>
             <w:r>
               <w:rPr>
-                <w:rFonts w:ascii="Times New Roman" w:hAnsi="Times New Roman" w:cs="Times New Roman"/>
-                <w:b/>
-                <w:noProof/>
-                <w:webHidden/>
-              </w:rPr>
-              <w:instrText xml:space="preserve"> PAGEREF _Toc227267881 \h </w:instrText>
-            </w:r>
-            <w:r>
-              <w:rPr>
-                <w:rFonts w:ascii="Times New Roman" w:hAnsi="Times New Roman" w:cs="Times New Roman"/>
-                <w:b/>
-                <w:noProof/>
-                <w:webHidden/>
-              </w:rPr>
-            </w:r>
-            <w:r>
-              <w:rPr>
-                <w:rFonts w:ascii="Times New Roman" w:hAnsi="Times New Roman" w:cs="Times New Roman"/>
-                <w:b/>
+                <w:noProof/>
+                <w:webHidden/>
+              </w:rPr>
+              <w:instrText xml:space="preserve"> PAGEREF _Toc229084893 \h </w:instrText>
+            </w:r>
+            <w:r>
+              <w:rPr>
+                <w:noProof/>
+                <w:webHidden/>
+              </w:rPr>
+            </w:r>
+            <w:r>
+              <w:rPr>
                 <w:noProof/>
                 <w:webHidden/>
               </w:rPr>
@@ -837,17 +1201,85 @@
             </w:r>
             <w:r>
               <w:rPr>
-                <w:rFonts w:ascii="Times New Roman" w:hAnsi="Times New Roman" w:cs="Times New Roman"/>
-                <w:b/>
-                <w:noProof/>
-                <w:webHidden/>
-              </w:rPr>
-              <w:t>7</w:t>
-            </w:r>
-            <w:r>
-              <w:rPr>
-                <w:rFonts w:ascii="Times New Roman" w:hAnsi="Times New Roman" w:cs="Times New Roman"/>
-                <w:b/>
+                <w:noProof/>
+                <w:webHidden/>
+              </w:rPr>
+              <w:t>6</w:t>
+            </w:r>
+            <w:r>
+              <w:rPr>
+                <w:noProof/>
+                <w:webHidden/>
+              </w:rPr>
+              <w:fldChar w:fldCharType="end"/>
+            </w:r>
+          </w:hyperlink>
+        </w:p>
+        <w:p>
+          <w:pPr>
+            <w:pStyle w:val="Sumrio2"/>
+            <w:tabs>
+              <w:tab w:val="right" w:leader="dot" w:pos="9061"/>
+            </w:tabs>
+            <w:rPr>
+              <w:rFonts w:asciiTheme="minorHAnsi" w:eastAsiaTheme="minorEastAsia" w:hAnsiTheme="minorHAnsi" w:cstheme="minorBidi"/>
+              <w:noProof/>
+              <w:sz w:val="22"/>
+              <w:szCs w:val="22"/>
+            </w:rPr>
+          </w:pPr>
+          <w:hyperlink w:anchor="_Toc229084894" w:history="1">
+            <w:r>
+              <w:rPr>
+                <w:rStyle w:val="Hyperlink"/>
+                <w:rFonts w:ascii="Times New Roman" w:hAnsi="Times New Roman" w:cs="Times New Roman"/>
+                <w:noProof/>
+              </w:rPr>
+              <w:t>1.4 Justificativa</w:t>
+            </w:r>
+            <w:r>
+              <w:rPr>
+                <w:noProof/>
+                <w:webHidden/>
+              </w:rPr>
+              <w:tab/>
+            </w:r>
+            <w:r>
+              <w:rPr>
+                <w:noProof/>
+                <w:webHidden/>
+              </w:rPr>
+              <w:fldChar w:fldCharType="begin"/>
+            </w:r>
+            <w:r>
+              <w:rPr>
+                <w:noProof/>
+                <w:webHidden/>
+              </w:rPr>
+              <w:instrText xml:space="preserve"> PAGEREF _Toc229084894 \h </w:instrText>
+            </w:r>
+            <w:r>
+              <w:rPr>
+                <w:noProof/>
+                <w:webHidden/>
+              </w:rPr>
+            </w:r>
+            <w:r>
+              <w:rPr>
+                <w:noProof/>
+                <w:webHidden/>
+              </w:rPr>
+              <w:fldChar w:fldCharType="separate"/>
+            </w:r>
+            <w:r>
+              <w:rPr>
+                <w:noProof/>
+                <w:webHidden/>
+              </w:rPr>
+              <w:t>6</w:t>
+            </w:r>
+            <w:r>
+              <w:rPr>
                 <w:noProof/>
                 <w:webHidden/>
               </w:rPr>
@@ -862,27 +1294,23 @@
               <w:tab w:val="right" w:leader="dot" w:pos="9061"/>
             </w:tabs>
             <w:rPr>
-              <w:rFonts w:ascii="Times New Roman" w:eastAsiaTheme="minorEastAsia" w:hAnsi="Times New Roman" w:cs="Times New Roman"/>
-              <w:b/>
+              <w:rFonts w:asciiTheme="minorHAnsi" w:eastAsiaTheme="minorEastAsia" w:hAnsiTheme="minorHAnsi" w:cstheme="minorBidi"/>
               <w:noProof/>
               <w:sz w:val="22"/>
               <w:szCs w:val="22"/>
             </w:rPr>
           </w:pPr>
-          <w:hyperlink w:anchor="_Toc227267882" w:history="1">
+          <w:hyperlink w:anchor="_Toc229084895" w:history="1">
             <w:r>
               <w:rPr>
                 <w:rStyle w:val="Hyperlink"/>
                 <w:rFonts w:ascii="Times New Roman" w:hAnsi="Times New Roman" w:cs="Times New Roman"/>
-                <w:b/>
                 <w:noProof/>
               </w:rPr>
               <w:t>2 TECNOLOGIAS UTILIZADAS</w:t>
             </w:r>
             <w:r>
               <w:rPr>
-                <w:rFonts w:ascii="Times New Roman" w:hAnsi="Times New Roman" w:cs="Times New Roman"/>
-                <w:b/>
                 <w:noProof/>
                 <w:webHidden/>
               </w:rPr>
@@ -890,8 +1318,6 @@
             </w:r>
             <w:r>
               <w:rPr>
-                <w:rFonts w:ascii="Times New Roman" w:hAnsi="Times New Roman" w:cs="Times New Roman"/>
-                <w:b/>
                 <w:noProof/>
                 <w:webHidden/>
               </w:rPr>
@@ -899,25 +1325,19 @@
             </w:r>
             <w:r>
               <w:rPr>
-                <w:rFonts w:ascii="Times New Roman" w:hAnsi="Times New Roman" w:cs="Times New Roman"/>
-                <w:b/>
-                <w:noProof/>
-                <w:webHidden/>
-              </w:rPr>
-              <w:instrText xml:space="preserve"> PAGEREF _Toc227267882 \h </w:instrText>
-            </w:r>
-            <w:r>
-              <w:rPr>
-                <w:rFonts w:ascii="Times New Roman" w:hAnsi="Times New Roman" w:cs="Times New Roman"/>
-                <w:b/>
-                <w:noProof/>
-                <w:webHidden/>
-              </w:rPr>
-            </w:r>
-            <w:r>
-              <w:rPr>
-                <w:rFonts w:ascii="Times New Roman" w:hAnsi="Times New Roman" w:cs="Times New Roman"/>
-                <w:b/>
+                <w:noProof/>
+                <w:webHidden/>
+              </w:rPr>
+              <w:instrText xml:space="preserve"> PAGEREF _Toc229084895 \h </w:instrText>
+            </w:r>
+            <w:r>
+              <w:rPr>
+                <w:noProof/>
+                <w:webHidden/>
+              </w:rPr>
+            </w:r>
+            <w:r>
+              <w:rPr>
                 <w:noProof/>
                 <w:webHidden/>
               </w:rPr>
@@ -925,17 +1345,13 @@
             </w:r>
             <w:r>
               <w:rPr>
-                <w:rFonts w:ascii="Times New Roman" w:hAnsi="Times New Roman" w:cs="Times New Roman"/>
-                <w:b/>
-                <w:noProof/>
-                <w:webHidden/>
-              </w:rPr>
-              <w:t>7</w:t>
-            </w:r>
-            <w:r>
-              <w:rPr>
-                <w:rFonts w:ascii="Times New Roman" w:hAnsi="Times New Roman" w:cs="Times New Roman"/>
-                <w:b/>
+                <w:noProof/>
+                <w:webHidden/>
+              </w:rPr>
+              <w:t>8</w:t>
+            </w:r>
+            <w:r>
+              <w:rPr>
                 <w:noProof/>
                 <w:webHidden/>
               </w:rPr>
@@ -950,27 +1366,23 @@
               <w:tab w:val="right" w:leader="dot" w:pos="9061"/>
             </w:tabs>
             <w:rPr>
-              <w:rFonts w:ascii="Times New Roman" w:eastAsiaTheme="minorEastAsia" w:hAnsi="Times New Roman" w:cs="Times New Roman"/>
-              <w:b/>
+              <w:rFonts w:asciiTheme="minorHAnsi" w:eastAsiaTheme="minorEastAsia" w:hAnsiTheme="minorHAnsi" w:cstheme="minorBidi"/>
               <w:noProof/>
               <w:sz w:val="22"/>
               <w:szCs w:val="22"/>
             </w:rPr>
           </w:pPr>
-          <w:hyperlink w:anchor="_Toc227267883" w:history="1">
+          <w:hyperlink w:anchor="_Toc229084896" w:history="1">
             <w:r>
               <w:rPr>
                 <w:rStyle w:val="Hyperlink"/>
                 <w:rFonts w:ascii="Times New Roman" w:hAnsi="Times New Roman" w:cs="Times New Roman"/>
-                <w:b/>
                 <w:noProof/>
               </w:rPr>
               <w:t>2.1 Descrição das Tecnologias</w:t>
             </w:r>
             <w:r>
               <w:rPr>
-                <w:rFonts w:ascii="Times New Roman" w:hAnsi="Times New Roman" w:cs="Times New Roman"/>
-                <w:b/>
                 <w:noProof/>
                 <w:webHidden/>
               </w:rPr>
@@ -978,8 +1390,6 @@
             </w:r>
             <w:r>
               <w:rPr>
-                <w:rFonts w:ascii="Times New Roman" w:hAnsi="Times New Roman" w:cs="Times New Roman"/>
-                <w:b/>
                 <w:noProof/>
                 <w:webHidden/>
               </w:rPr>
@@ -987,25 +1397,19 @@
             </w:r>
             <w:r>
               <w:rPr>
-                <w:rFonts w:ascii="Times New Roman" w:hAnsi="Times New Roman" w:cs="Times New Roman"/>
-                <w:b/>
-                <w:noProof/>
-                <w:webHidden/>
-              </w:rPr>
-              <w:instrText xml:space="preserve"> PAGEREF _Toc227267883 \h </w:instrText>
-            </w:r>
-            <w:r>
-              <w:rPr>
-                <w:rFonts w:ascii="Times New Roman" w:hAnsi="Times New Roman" w:cs="Times New Roman"/>
-                <w:b/>
-                <w:noProof/>
-                <w:webHidden/>
-              </w:rPr>
-            </w:r>
-            <w:r>
-              <w:rPr>
-                <w:rFonts w:ascii="Times New Roman" w:hAnsi="Times New Roman" w:cs="Times New Roman"/>
-                <w:b/>
+                <w:noProof/>
+                <w:webHidden/>
+              </w:rPr>
+              <w:instrText xml:space="preserve"> PAGEREF _Toc229084896 \h </w:instrText>
+            </w:r>
+            <w:r>
+              <w:rPr>
+                <w:noProof/>
+                <w:webHidden/>
+              </w:rPr>
+            </w:r>
+            <w:r>
+              <w:rPr>
                 <w:noProof/>
                 <w:webHidden/>
               </w:rPr>
@@ -1013,17 +1417,13 @@
             </w:r>
             <w:r>
               <w:rPr>
-                <w:rFonts w:ascii="Times New Roman" w:hAnsi="Times New Roman" w:cs="Times New Roman"/>
-                <w:b/>
-                <w:noProof/>
-                <w:webHidden/>
-              </w:rPr>
-              <w:t>7</w:t>
-            </w:r>
-            <w:r>
-              <w:rPr>
-                <w:rFonts w:ascii="Times New Roman" w:hAnsi="Times New Roman" w:cs="Times New Roman"/>
-                <w:b/>
+                <w:noProof/>
+                <w:webHidden/>
+              </w:rPr>
+              <w:t>8</w:t>
+            </w:r>
+            <w:r>
+              <w:rPr>
                 <w:noProof/>
                 <w:webHidden/>
               </w:rPr>
@@ -1038,27 +1438,23 @@
               <w:tab w:val="right" w:leader="dot" w:pos="9061"/>
             </w:tabs>
             <w:rPr>
-              <w:rFonts w:ascii="Times New Roman" w:eastAsiaTheme="minorEastAsia" w:hAnsi="Times New Roman" w:cs="Times New Roman"/>
-              <w:b/>
+              <w:rFonts w:asciiTheme="minorHAnsi" w:eastAsiaTheme="minorEastAsia" w:hAnsiTheme="minorHAnsi" w:cstheme="minorBidi"/>
               <w:noProof/>
               <w:sz w:val="22"/>
               <w:szCs w:val="22"/>
             </w:rPr>
           </w:pPr>
-          <w:hyperlink w:anchor="_Toc227267884" w:history="1">
+          <w:hyperlink w:anchor="_Toc229084897" w:history="1">
             <w:r>
               <w:rPr>
                 <w:rStyle w:val="Hyperlink"/>
                 <w:rFonts w:ascii="Times New Roman" w:hAnsi="Times New Roman" w:cs="Times New Roman"/>
-                <w:b/>
                 <w:noProof/>
               </w:rPr>
               <w:t>3 ESTRUTURA DO SISTEMA</w:t>
             </w:r>
             <w:r>
               <w:rPr>
-                <w:rFonts w:ascii="Times New Roman" w:hAnsi="Times New Roman" w:cs="Times New Roman"/>
-                <w:b/>
                 <w:noProof/>
                 <w:webHidden/>
               </w:rPr>
@@ -1066,8 +1462,6 @@
             </w:r>
             <w:r>
               <w:rPr>
-                <w:rFonts w:ascii="Times New Roman" w:hAnsi="Times New Roman" w:cs="Times New Roman"/>
-                <w:b/>
                 <w:noProof/>
                 <w:webHidden/>
               </w:rPr>
@@ -1075,25 +1469,19 @@
             </w:r>
             <w:r>
               <w:rPr>
-                <w:rFonts w:ascii="Times New Roman" w:hAnsi="Times New Roman" w:cs="Times New Roman"/>
-                <w:b/>
-                <w:noProof/>
-                <w:webHidden/>
-              </w:rPr>
-              <w:instrText xml:space="preserve"> PAGEREF _Toc227267884 \h </w:instrText>
-            </w:r>
-            <w:r>
-              <w:rPr>
-                <w:rFonts w:ascii="Times New Roman" w:hAnsi="Times New Roman" w:cs="Times New Roman"/>
-                <w:b/>
-                <w:noProof/>
-                <w:webHidden/>
-              </w:rPr>
-            </w:r>
-            <w:r>
-              <w:rPr>
-                <w:rFonts w:ascii="Times New Roman" w:hAnsi="Times New Roman" w:cs="Times New Roman"/>
-                <w:b/>
+                <w:noProof/>
+                <w:webHidden/>
+              </w:rPr>
+              <w:instrText xml:space="preserve"> PAGEREF _Toc229084897 \h </w:instrText>
+            </w:r>
+            <w:r>
+              <w:rPr>
+                <w:noProof/>
+                <w:webHidden/>
+              </w:rPr>
+            </w:r>
+            <w:r>
+              <w:rPr>
                 <w:noProof/>
                 <w:webHidden/>
               </w:rPr>
@@ -1101,17 +1489,13 @@
             </w:r>
             <w:r>
               <w:rPr>
-                <w:rFonts w:ascii="Times New Roman" w:hAnsi="Times New Roman" w:cs="Times New Roman"/>
-                <w:b/>
-                <w:noProof/>
-                <w:webHidden/>
-              </w:rPr>
-              <w:t>8</w:t>
-            </w:r>
-            <w:r>
-              <w:rPr>
-                <w:rFonts w:ascii="Times New Roman" w:hAnsi="Times New Roman" w:cs="Times New Roman"/>
-                <w:b/>
+                <w:noProof/>
+                <w:webHidden/>
+              </w:rPr>
+              <w:t>9</w:t>
+            </w:r>
+            <w:r>
+              <w:rPr>
                 <w:noProof/>
                 <w:webHidden/>
               </w:rPr>
@@ -1126,27 +1510,23 @@
               <w:tab w:val="right" w:leader="dot" w:pos="9061"/>
             </w:tabs>
             <w:rPr>
-              <w:rFonts w:ascii="Times New Roman" w:eastAsiaTheme="minorEastAsia" w:hAnsi="Times New Roman" w:cs="Times New Roman"/>
-              <w:b/>
+              <w:rFonts w:asciiTheme="minorHAnsi" w:eastAsiaTheme="minorEastAsia" w:hAnsiTheme="minorHAnsi" w:cstheme="minorBidi"/>
               <w:noProof/>
               <w:sz w:val="22"/>
               <w:szCs w:val="22"/>
             </w:rPr>
           </w:pPr>
-          <w:hyperlink w:anchor="_Toc227267885" w:history="1">
+          <w:hyperlink w:anchor="_Toc229084898" w:history="1">
             <w:r>
               <w:rPr>
                 <w:rStyle w:val="Hyperlink"/>
                 <w:rFonts w:ascii="Times New Roman" w:hAnsi="Times New Roman" w:cs="Times New Roman"/>
-                <w:b/>
                 <w:noProof/>
               </w:rPr>
               <w:t>3.1 Páginas do Sistema</w:t>
             </w:r>
             <w:r>
               <w:rPr>
-                <w:rFonts w:ascii="Times New Roman" w:hAnsi="Times New Roman" w:cs="Times New Roman"/>
-                <w:b/>
                 <w:noProof/>
                 <w:webHidden/>
               </w:rPr>
@@ -1154,8 +1534,6 @@
             </w:r>
             <w:r>
               <w:rPr>
-                <w:rFonts w:ascii="Times New Roman" w:hAnsi="Times New Roman" w:cs="Times New Roman"/>
-                <w:b/>
                 <w:noProof/>
                 <w:webHidden/>
               </w:rPr>
@@ -1163,25 +1541,19 @@
             </w:r>
             <w:r>
               <w:rPr>
-                <w:rFonts w:ascii="Times New Roman" w:hAnsi="Times New Roman" w:cs="Times New Roman"/>
-                <w:b/>
-                <w:noProof/>
-                <w:webHidden/>
-              </w:rPr>
-              <w:instrText xml:space="preserve"> PAGEREF _Toc227267885 \h </w:instrText>
-            </w:r>
-            <w:r>
-              <w:rPr>
-                <w:rFonts w:ascii="Times New Roman" w:hAnsi="Times New Roman" w:cs="Times New Roman"/>
-                <w:b/>
-                <w:noProof/>
-                <w:webHidden/>
-              </w:rPr>
-            </w:r>
-            <w:r>
-              <w:rPr>
-                <w:rFonts w:ascii="Times New Roman" w:hAnsi="Times New Roman" w:cs="Times New Roman"/>
-                <w:b/>
+                <w:noProof/>
+                <w:webHidden/>
+              </w:rPr>
+              <w:instrText xml:space="preserve"> PAGEREF _Toc229084898 \h </w:instrText>
+            </w:r>
+            <w:r>
+              <w:rPr>
+                <w:noProof/>
+                <w:webHidden/>
+              </w:rPr>
+            </w:r>
+            <w:r>
+              <w:rPr>
                 <w:noProof/>
                 <w:webHidden/>
               </w:rPr>
@@ -1189,17 +1561,13 @@
             </w:r>
             <w:r>
               <w:rPr>
-                <w:rFonts w:ascii="Times New Roman" w:hAnsi="Times New Roman" w:cs="Times New Roman"/>
-                <w:b/>
-                <w:noProof/>
-                <w:webHidden/>
-              </w:rPr>
-              <w:t>8</w:t>
-            </w:r>
-            <w:r>
-              <w:rPr>
-                <w:rFonts w:ascii="Times New Roman" w:hAnsi="Times New Roman" w:cs="Times New Roman"/>
-                <w:b/>
+                <w:noProof/>
+                <w:webHidden/>
+              </w:rPr>
+              <w:t>9</w:t>
+            </w:r>
+            <w:r>
+              <w:rPr>
                 <w:noProof/>
                 <w:webHidden/>
               </w:rPr>
@@ -1214,27 +1582,23 @@
               <w:tab w:val="right" w:leader="dot" w:pos="9061"/>
             </w:tabs>
             <w:rPr>
-              <w:rFonts w:ascii="Times New Roman" w:eastAsiaTheme="minorEastAsia" w:hAnsi="Times New Roman" w:cs="Times New Roman"/>
-              <w:b/>
+              <w:rFonts w:asciiTheme="minorHAnsi" w:eastAsiaTheme="minorEastAsia" w:hAnsiTheme="minorHAnsi" w:cstheme="minorBidi"/>
               <w:noProof/>
               <w:sz w:val="22"/>
               <w:szCs w:val="22"/>
             </w:rPr>
           </w:pPr>
-          <w:hyperlink w:anchor="_Toc227267886" w:history="1">
+          <w:hyperlink w:anchor="_Toc229084899" w:history="1">
             <w:r>
               <w:rPr>
                 <w:rStyle w:val="Hyperlink"/>
                 <w:rFonts w:ascii="Times New Roman" w:hAnsi="Times New Roman" w:cs="Times New Roman"/>
-                <w:b/>
                 <w:noProof/>
               </w:rPr>
               <w:t>3.2 Estrutura do Banco de Dados (Firestore)</w:t>
             </w:r>
             <w:r>
               <w:rPr>
-                <w:rFonts w:ascii="Times New Roman" w:hAnsi="Times New Roman" w:cs="Times New Roman"/>
-                <w:b/>
                 <w:noProof/>
                 <w:webHidden/>
               </w:rPr>
@@ -1242,8 +1606,6 @@
             </w:r>
             <w:r>
               <w:rPr>
-                <w:rFonts w:ascii="Times New Roman" w:hAnsi="Times New Roman" w:cs="Times New Roman"/>
-                <w:b/>
                 <w:noProof/>
                 <w:webHidden/>
               </w:rPr>
@@ -1251,25 +1613,19 @@
             </w:r>
             <w:r>
               <w:rPr>
-                <w:rFonts w:ascii="Times New Roman" w:hAnsi="Times New Roman" w:cs="Times New Roman"/>
-                <w:b/>
-                <w:noProof/>
-                <w:webHidden/>
-              </w:rPr>
-              <w:instrText xml:space="preserve"> PAGEREF _Toc227267886 \h </w:instrText>
-            </w:r>
-            <w:r>
-              <w:rPr>
-                <w:rFonts w:ascii="Times New Roman" w:hAnsi="Times New Roman" w:cs="Times New Roman"/>
-                <w:b/>
-                <w:noProof/>
-                <w:webHidden/>
-              </w:rPr>
-            </w:r>
-            <w:r>
-              <w:rPr>
-                <w:rFonts w:ascii="Times New Roman" w:hAnsi="Times New Roman" w:cs="Times New Roman"/>
-                <w:b/>
+                <w:noProof/>
+                <w:webHidden/>
+              </w:rPr>
+              <w:instrText xml:space="preserve"> PAGEREF _Toc229084899 \h </w:instrText>
+            </w:r>
+            <w:r>
+              <w:rPr>
+                <w:noProof/>
+                <w:webHidden/>
+              </w:rPr>
+            </w:r>
+            <w:r>
+              <w:rPr>
                 <w:noProof/>
                 <w:webHidden/>
               </w:rPr>
@@ -1277,17 +1633,229 @@
             </w:r>
             <w:r>
               <w:rPr>
-                <w:rFonts w:ascii="Times New Roman" w:hAnsi="Times New Roman" w:cs="Times New Roman"/>
-                <w:b/>
-                <w:noProof/>
-                <w:webHidden/>
-              </w:rPr>
-              <w:t>9</w:t>
-            </w:r>
-            <w:r>
-              <w:rPr>
-                <w:rFonts w:ascii="Times New Roman" w:hAnsi="Times New Roman" w:cs="Times New Roman"/>
-                <w:b/>
+                <w:noProof/>
+                <w:webHidden/>
+              </w:rPr>
+              <w:t>10</w:t>
+            </w:r>
+            <w:r>
+              <w:rPr>
+                <w:noProof/>
+                <w:webHidden/>
+              </w:rPr>
+              <w:fldChar w:fldCharType="end"/>
+            </w:r>
+          </w:hyperlink>
+        </w:p>
+        <w:p>
+          <w:pPr>
+            <w:pStyle w:val="Sumrio2"/>
+            <w:tabs>
+              <w:tab w:val="right" w:leader="dot" w:pos="9061"/>
+            </w:tabs>
+            <w:rPr>
+              <w:rFonts w:asciiTheme="minorHAnsi" w:eastAsiaTheme="minorEastAsia" w:hAnsiTheme="minorHAnsi" w:cstheme="minorBidi"/>
+              <w:noProof/>
+              <w:sz w:val="22"/>
+              <w:szCs w:val="22"/>
+            </w:rPr>
+          </w:pPr>
+          <w:hyperlink w:anchor="_Toc229084900" w:history="1">
+            <w:r>
+              <w:rPr>
+                <w:rStyle w:val="Hyperlink"/>
+                <w:rFonts w:ascii="Times New Roman" w:hAnsi="Times New Roman" w:cs="Times New Roman"/>
+                <w:noProof/>
+              </w:rPr>
+              <w:t>4.1 Caso de Uso — Cliente Visitante</w:t>
+            </w:r>
+            <w:r>
+              <w:rPr>
+                <w:noProof/>
+                <w:webHidden/>
+              </w:rPr>
+              <w:tab/>
+            </w:r>
+            <w:r>
+              <w:rPr>
+                <w:noProof/>
+                <w:webHidden/>
+              </w:rPr>
+              <w:fldChar w:fldCharType="begin"/>
+            </w:r>
+            <w:r>
+              <w:rPr>
+                <w:noProof/>
+                <w:webHidden/>
+              </w:rPr>
+              <w:instrText xml:space="preserve"> PAGEREF _Toc229084900 \h </w:instrText>
+            </w:r>
+            <w:r>
+              <w:rPr>
+                <w:noProof/>
+                <w:webHidden/>
+              </w:rPr>
+            </w:r>
+            <w:r>
+              <w:rPr>
+                <w:noProof/>
+                <w:webHidden/>
+              </w:rPr>
+              <w:fldChar w:fldCharType="separate"/>
+            </w:r>
+            <w:r>
+              <w:rPr>
+                <w:noProof/>
+                <w:webHidden/>
+              </w:rPr>
+              <w:t>11</w:t>
+            </w:r>
+            <w:r>
+              <w:rPr>
+                <w:noProof/>
+                <w:webHidden/>
+              </w:rPr>
+              <w:fldChar w:fldCharType="end"/>
+            </w:r>
+          </w:hyperlink>
+        </w:p>
+        <w:p>
+          <w:pPr>
+            <w:pStyle w:val="Sumrio2"/>
+            <w:tabs>
+              <w:tab w:val="right" w:leader="dot" w:pos="9061"/>
+            </w:tabs>
+            <w:rPr>
+              <w:rFonts w:asciiTheme="minorHAnsi" w:eastAsiaTheme="minorEastAsia" w:hAnsiTheme="minorHAnsi" w:cstheme="minorBidi"/>
+              <w:noProof/>
+              <w:sz w:val="22"/>
+              <w:szCs w:val="22"/>
+            </w:rPr>
+          </w:pPr>
+          <w:hyperlink w:anchor="_Toc229084901" w:history="1">
+            <w:r>
+              <w:rPr>
+                <w:rStyle w:val="Hyperlink"/>
+                <w:rFonts w:ascii="Times New Roman" w:hAnsi="Times New Roman" w:cs="Times New Roman"/>
+                <w:noProof/>
+              </w:rPr>
+              <w:t>4.2 Caso de Uso — Cliente Cadastrado</w:t>
+            </w:r>
+            <w:r>
+              <w:rPr>
+                <w:noProof/>
+                <w:webHidden/>
+              </w:rPr>
+              <w:tab/>
+            </w:r>
+            <w:r>
+              <w:rPr>
+                <w:noProof/>
+                <w:webHidden/>
+              </w:rPr>
+              <w:fldChar w:fldCharType="begin"/>
+            </w:r>
+            <w:r>
+              <w:rPr>
+                <w:noProof/>
+                <w:webHidden/>
+              </w:rPr>
+              <w:instrText xml:space="preserve"> PAGEREF _Toc229084901 \h </w:instrText>
+            </w:r>
+            <w:r>
+              <w:rPr>
+                <w:noProof/>
+                <w:webHidden/>
+              </w:rPr>
+            </w:r>
+            <w:r>
+              <w:rPr>
+                <w:noProof/>
+                <w:webHidden/>
+              </w:rPr>
+              <w:fldChar w:fldCharType="separate"/>
+            </w:r>
+            <w:r>
+              <w:rPr>
+                <w:noProof/>
+                <w:webHidden/>
+              </w:rPr>
+              <w:t>12</w:t>
+            </w:r>
+            <w:r>
+              <w:rPr>
+                <w:noProof/>
+                <w:webHidden/>
+              </w:rPr>
+              <w:fldChar w:fldCharType="end"/>
+            </w:r>
+          </w:hyperlink>
+        </w:p>
+        <w:p>
+          <w:pPr>
+            <w:pStyle w:val="Sumrio2"/>
+            <w:tabs>
+              <w:tab w:val="right" w:leader="dot" w:pos="9061"/>
+            </w:tabs>
+            <w:rPr>
+              <w:rFonts w:asciiTheme="minorHAnsi" w:eastAsiaTheme="minorEastAsia" w:hAnsiTheme="minorHAnsi" w:cstheme="minorBidi"/>
+              <w:noProof/>
+              <w:sz w:val="22"/>
+              <w:szCs w:val="22"/>
+            </w:rPr>
+          </w:pPr>
+          <w:hyperlink w:anchor="_Toc229084902" w:history="1">
+            <w:r>
+              <w:rPr>
+                <w:rStyle w:val="Hyperlink"/>
+                <w:rFonts w:ascii="Times New Roman" w:hAnsi="Times New Roman" w:cs="Times New Roman"/>
+                <w:noProof/>
+              </w:rPr>
+              <w:t>4.4 Descrição dos Casos de Uso Principais</w:t>
+            </w:r>
+            <w:r>
+              <w:rPr>
+                <w:noProof/>
+                <w:webHidden/>
+              </w:rPr>
+              <w:tab/>
+            </w:r>
+            <w:r>
+              <w:rPr>
+                <w:noProof/>
+                <w:webHidden/>
+              </w:rPr>
+              <w:fldChar w:fldCharType="begin"/>
+            </w:r>
+            <w:r>
+              <w:rPr>
+                <w:noProof/>
+                <w:webHidden/>
+              </w:rPr>
+              <w:instrText xml:space="preserve"> PAGEREF _Toc229084902 \h </w:instrText>
+            </w:r>
+            <w:r>
+              <w:rPr>
+                <w:noProof/>
+                <w:webHidden/>
+              </w:rPr>
+            </w:r>
+            <w:r>
+              <w:rPr>
+                <w:noProof/>
+                <w:webHidden/>
+              </w:rPr>
+              <w:fldChar w:fldCharType="separate"/>
+            </w:r>
+            <w:r>
+              <w:rPr>
+                <w:noProof/>
+                <w:webHidden/>
+              </w:rPr>
+              <w:t>14</w:t>
+            </w:r>
+            <w:r>
+              <w:rPr>
                 <w:noProof/>
                 <w:webHidden/>
               </w:rPr>
@@ -1302,27 +1870,23 @@
               <w:tab w:val="right" w:leader="dot" w:pos="9061"/>
             </w:tabs>
             <w:rPr>
-              <w:rFonts w:ascii="Times New Roman" w:eastAsiaTheme="minorEastAsia" w:hAnsi="Times New Roman" w:cs="Times New Roman"/>
-              <w:b/>
+              <w:rFonts w:asciiTheme="minorHAnsi" w:eastAsiaTheme="minorEastAsia" w:hAnsiTheme="minorHAnsi" w:cstheme="minorBidi"/>
               <w:noProof/>
               <w:sz w:val="22"/>
               <w:szCs w:val="22"/>
             </w:rPr>
           </w:pPr>
-          <w:hyperlink w:anchor="_Toc227267887" w:history="1">
+          <w:hyperlink w:anchor="_Toc229084903" w:history="1">
             <w:r>
               <w:rPr>
                 <w:rStyle w:val="Hyperlink"/>
                 <w:rFonts w:ascii="Times New Roman" w:hAnsi="Times New Roman" w:cs="Times New Roman"/>
-                <w:b/>
-                <w:noProof/>
-              </w:rPr>
-              <w:t>4 CASOS DE USO</w:t>
-            </w:r>
-            <w:r>
-              <w:rPr>
-                <w:rFonts w:ascii="Times New Roman" w:hAnsi="Times New Roman" w:cs="Times New Roman"/>
-                <w:b/>
+                <w:noProof/>
+              </w:rPr>
+              <w:t>5 FUNCIONALIDADES IMPLEMENTADAS</w:t>
+            </w:r>
+            <w:r>
+              <w:rPr>
                 <w:noProof/>
                 <w:webHidden/>
               </w:rPr>
@@ -1330,8 +1894,6 @@
             </w:r>
             <w:r>
               <w:rPr>
-                <w:rFonts w:ascii="Times New Roman" w:hAnsi="Times New Roman" w:cs="Times New Roman"/>
-                <w:b/>
                 <w:noProof/>
                 <w:webHidden/>
               </w:rPr>
@@ -1339,25 +1901,19 @@
             </w:r>
             <w:r>
               <w:rPr>
-                <w:rFonts w:ascii="Times New Roman" w:hAnsi="Times New Roman" w:cs="Times New Roman"/>
-                <w:b/>
-                <w:noProof/>
-                <w:webHidden/>
-              </w:rPr>
-              <w:instrText xml:space="preserve"> PAGEREF _Toc227267887 \h </w:instrText>
-            </w:r>
-            <w:r>
-              <w:rPr>
-                <w:rFonts w:ascii="Times New Roman" w:hAnsi="Times New Roman" w:cs="Times New Roman"/>
-                <w:b/>
-                <w:noProof/>
-                <w:webHidden/>
-              </w:rPr>
-            </w:r>
-            <w:r>
-              <w:rPr>
-                <w:rFonts w:ascii="Times New Roman" w:hAnsi="Times New Roman" w:cs="Times New Roman"/>
-                <w:b/>
+                <w:noProof/>
+                <w:webHidden/>
+              </w:rPr>
+              <w:instrText xml:space="preserve"> PAGEREF _Toc229084903 \h </w:instrText>
+            </w:r>
+            <w:r>
+              <w:rPr>
+                <w:noProof/>
+                <w:webHidden/>
+              </w:rPr>
+            </w:r>
+            <w:r>
+              <w:rPr>
                 <w:noProof/>
                 <w:webHidden/>
               </w:rPr>
@@ -1365,17 +1921,13 @@
             </w:r>
             <w:r>
               <w:rPr>
-                <w:rFonts w:ascii="Times New Roman" w:hAnsi="Times New Roman" w:cs="Times New Roman"/>
-                <w:b/>
-                <w:noProof/>
-                <w:webHidden/>
-              </w:rPr>
-              <w:t>10</w:t>
-            </w:r>
-            <w:r>
-              <w:rPr>
-                <w:rFonts w:ascii="Times New Roman" w:hAnsi="Times New Roman" w:cs="Times New Roman"/>
-                <w:b/>
+                <w:noProof/>
+                <w:webHidden/>
+              </w:rPr>
+              <w:t>15</w:t>
+            </w:r>
+            <w:r>
+              <w:rPr>
                 <w:noProof/>
                 <w:webHidden/>
               </w:rPr>
@@ -1390,27 +1942,23 @@
               <w:tab w:val="right" w:leader="dot" w:pos="9061"/>
             </w:tabs>
             <w:rPr>
-              <w:rFonts w:ascii="Times New Roman" w:eastAsiaTheme="minorEastAsia" w:hAnsi="Times New Roman" w:cs="Times New Roman"/>
-              <w:b/>
+              <w:rFonts w:asciiTheme="minorHAnsi" w:eastAsiaTheme="minorEastAsia" w:hAnsiTheme="minorHAnsi" w:cstheme="minorBidi"/>
               <w:noProof/>
               <w:sz w:val="22"/>
               <w:szCs w:val="22"/>
             </w:rPr>
           </w:pPr>
-          <w:hyperlink w:anchor="_Toc227267888" w:history="1">
+          <w:hyperlink w:anchor="_Toc229084904" w:history="1">
             <w:r>
               <w:rPr>
                 <w:rStyle w:val="Hyperlink"/>
                 <w:rFonts w:ascii="Times New Roman" w:hAnsi="Times New Roman" w:cs="Times New Roman"/>
-                <w:b/>
-                <w:noProof/>
-              </w:rPr>
-              <w:t>4.1 Caso de Uso — Cliente Visitante</w:t>
-            </w:r>
-            <w:r>
-              <w:rPr>
-                <w:rFonts w:ascii="Times New Roman" w:hAnsi="Times New Roman" w:cs="Times New Roman"/>
-                <w:b/>
+                <w:noProof/>
+              </w:rPr>
+              <w:t>5.1 Autenticação de Usuários</w:t>
+            </w:r>
+            <w:r>
+              <w:rPr>
                 <w:noProof/>
                 <w:webHidden/>
               </w:rPr>
@@ -1418,8 +1966,6 @@
             </w:r>
             <w:r>
               <w:rPr>
-                <w:rFonts w:ascii="Times New Roman" w:hAnsi="Times New Roman" w:cs="Times New Roman"/>
-                <w:b/>
                 <w:noProof/>
                 <w:webHidden/>
               </w:rPr>
@@ -1427,25 +1973,19 @@
             </w:r>
             <w:r>
               <w:rPr>
-                <w:rFonts w:ascii="Times New Roman" w:hAnsi="Times New Roman" w:cs="Times New Roman"/>
-                <w:b/>
-                <w:noProof/>
-                <w:webHidden/>
-              </w:rPr>
-              <w:instrText xml:space="preserve"> PAGEREF _Toc227267888 \h </w:instrText>
-            </w:r>
-            <w:r>
-              <w:rPr>
-                <w:rFonts w:ascii="Times New Roman" w:hAnsi="Times New Roman" w:cs="Times New Roman"/>
-                <w:b/>
-                <w:noProof/>
-                <w:webHidden/>
-              </w:rPr>
-            </w:r>
-            <w:r>
-              <w:rPr>
-                <w:rFonts w:ascii="Times New Roman" w:hAnsi="Times New Roman" w:cs="Times New Roman"/>
-                <w:b/>
+                <w:noProof/>
+                <w:webHidden/>
+              </w:rPr>
+              <w:instrText xml:space="preserve"> PAGEREF _Toc229084904 \h </w:instrText>
+            </w:r>
+            <w:r>
+              <w:rPr>
+                <w:noProof/>
+                <w:webHidden/>
+              </w:rPr>
+            </w:r>
+            <w:r>
+              <w:rPr>
                 <w:noProof/>
                 <w:webHidden/>
               </w:rPr>
@@ -1453,17 +1993,13 @@
             </w:r>
             <w:r>
               <w:rPr>
-                <w:rFonts w:ascii="Times New Roman" w:hAnsi="Times New Roman" w:cs="Times New Roman"/>
-                <w:b/>
-                <w:noProof/>
-                <w:webHidden/>
-              </w:rPr>
-              <w:t>10</w:t>
-            </w:r>
-            <w:r>
-              <w:rPr>
-                <w:rFonts w:ascii="Times New Roman" w:hAnsi="Times New Roman" w:cs="Times New Roman"/>
-                <w:b/>
+                <w:noProof/>
+                <w:webHidden/>
+              </w:rPr>
+              <w:t>15</w:t>
+            </w:r>
+            <w:r>
+              <w:rPr>
                 <w:noProof/>
                 <w:webHidden/>
               </w:rPr>
@@ -1478,27 +2014,23 @@
               <w:tab w:val="right" w:leader="dot" w:pos="9061"/>
             </w:tabs>
             <w:rPr>
-              <w:rFonts w:ascii="Times New Roman" w:eastAsiaTheme="minorEastAsia" w:hAnsi="Times New Roman" w:cs="Times New Roman"/>
-              <w:b/>
+              <w:rFonts w:asciiTheme="minorHAnsi" w:eastAsiaTheme="minorEastAsia" w:hAnsiTheme="minorHAnsi" w:cstheme="minorBidi"/>
               <w:noProof/>
               <w:sz w:val="22"/>
               <w:szCs w:val="22"/>
             </w:rPr>
           </w:pPr>
-          <w:hyperlink w:anchor="_Toc227267889" w:history="1">
+          <w:hyperlink w:anchor="_Toc229084905" w:history="1">
             <w:r>
               <w:rPr>
                 <w:rStyle w:val="Hyperlink"/>
                 <w:rFonts w:ascii="Times New Roman" w:hAnsi="Times New Roman" w:cs="Times New Roman"/>
-                <w:b/>
-                <w:noProof/>
-              </w:rPr>
-              <w:t>4.2 Caso de Uso — Cliente Cadastrado</w:t>
-            </w:r>
-            <w:r>
-              <w:rPr>
-                <w:rFonts w:ascii="Times New Roman" w:hAnsi="Times New Roman" w:cs="Times New Roman"/>
-                <w:b/>
+                <w:noProof/>
+              </w:rPr>
+              <w:t>5.2 Agendamento Online</w:t>
+            </w:r>
+            <w:r>
+              <w:rPr>
                 <w:noProof/>
                 <w:webHidden/>
               </w:rPr>
@@ -1506,8 +2038,6 @@
             </w:r>
             <w:r>
               <w:rPr>
-                <w:rFonts w:ascii="Times New Roman" w:hAnsi="Times New Roman" w:cs="Times New Roman"/>
-                <w:b/>
                 <w:noProof/>
                 <w:webHidden/>
               </w:rPr>
@@ -1515,25 +2045,19 @@
             </w:r>
             <w:r>
               <w:rPr>
-                <w:rFonts w:ascii="Times New Roman" w:hAnsi="Times New Roman" w:cs="Times New Roman"/>
-                <w:b/>
-                <w:noProof/>
-                <w:webHidden/>
-              </w:rPr>
-              <w:instrText xml:space="preserve"> PAGEREF _Toc227267889 \h </w:instrText>
-            </w:r>
-            <w:r>
-              <w:rPr>
-                <w:rFonts w:ascii="Times New Roman" w:hAnsi="Times New Roman" w:cs="Times New Roman"/>
-                <w:b/>
-                <w:noProof/>
-                <w:webHidden/>
-              </w:rPr>
-            </w:r>
-            <w:r>
-              <w:rPr>
-                <w:rFonts w:ascii="Times New Roman" w:hAnsi="Times New Roman" w:cs="Times New Roman"/>
-                <w:b/>
+                <w:noProof/>
+                <w:webHidden/>
+              </w:rPr>
+              <w:instrText xml:space="preserve"> PAGEREF _Toc229084905 \h </w:instrText>
+            </w:r>
+            <w:r>
+              <w:rPr>
+                <w:noProof/>
+                <w:webHidden/>
+              </w:rPr>
+            </w:r>
+            <w:r>
+              <w:rPr>
                 <w:noProof/>
                 <w:webHidden/>
               </w:rPr>
@@ -1541,17 +2065,13 @@
             </w:r>
             <w:r>
               <w:rPr>
-                <w:rFonts w:ascii="Times New Roman" w:hAnsi="Times New Roman" w:cs="Times New Roman"/>
-                <w:b/>
-                <w:noProof/>
-                <w:webHidden/>
-              </w:rPr>
-              <w:t>11</w:t>
-            </w:r>
-            <w:r>
-              <w:rPr>
-                <w:rFonts w:ascii="Times New Roman" w:hAnsi="Times New Roman" w:cs="Times New Roman"/>
-                <w:b/>
+                <w:noProof/>
+                <w:webHidden/>
+              </w:rPr>
+              <w:t>15</w:t>
+            </w:r>
+            <w:r>
+              <w:rPr>
                 <w:noProof/>
                 <w:webHidden/>
               </w:rPr>
@@ -1566,27 +2086,23 @@
               <w:tab w:val="right" w:leader="dot" w:pos="9061"/>
             </w:tabs>
             <w:rPr>
-              <w:rFonts w:ascii="Times New Roman" w:eastAsiaTheme="minorEastAsia" w:hAnsi="Times New Roman" w:cs="Times New Roman"/>
-              <w:b/>
+              <w:rFonts w:asciiTheme="minorHAnsi" w:eastAsiaTheme="minorEastAsia" w:hAnsiTheme="minorHAnsi" w:cstheme="minorBidi"/>
               <w:noProof/>
               <w:sz w:val="22"/>
               <w:szCs w:val="22"/>
             </w:rPr>
           </w:pPr>
-          <w:hyperlink w:anchor="_Toc227267890" w:history="1">
+          <w:hyperlink w:anchor="_Toc229084906" w:history="1">
             <w:r>
               <w:rPr>
                 <w:rStyle w:val="Hyperlink"/>
                 <w:rFonts w:ascii="Times New Roman" w:hAnsi="Times New Roman" w:cs="Times New Roman"/>
-                <w:b/>
-                <w:noProof/>
-              </w:rPr>
-              <w:t>4.3 Caso de Uso — Barbeiro (Admin)</w:t>
-            </w:r>
-            <w:r>
-              <w:rPr>
-                <w:rFonts w:ascii="Times New Roman" w:hAnsi="Times New Roman" w:cs="Times New Roman"/>
-                <w:b/>
+                <w:noProof/>
+              </w:rPr>
+              <w:t>5.3 Controle de Disponibilidade</w:t>
+            </w:r>
+            <w:r>
+              <w:rPr>
                 <w:noProof/>
                 <w:webHidden/>
               </w:rPr>
@@ -1594,8 +2110,6 @@
             </w:r>
             <w:r>
               <w:rPr>
-                <w:rFonts w:ascii="Times New Roman" w:hAnsi="Times New Roman" w:cs="Times New Roman"/>
-                <w:b/>
                 <w:noProof/>
                 <w:webHidden/>
               </w:rPr>
@@ -1603,25 +2117,19 @@
             </w:r>
             <w:r>
               <w:rPr>
-                <w:rFonts w:ascii="Times New Roman" w:hAnsi="Times New Roman" w:cs="Times New Roman"/>
-                <w:b/>
-                <w:noProof/>
-                <w:webHidden/>
-              </w:rPr>
-              <w:instrText xml:space="preserve"> PAGEREF _Toc227267890 \h </w:instrText>
-            </w:r>
-            <w:r>
-              <w:rPr>
-                <w:rFonts w:ascii="Times New Roman" w:hAnsi="Times New Roman" w:cs="Times New Roman"/>
-                <w:b/>
-                <w:noProof/>
-                <w:webHidden/>
-              </w:rPr>
-            </w:r>
-            <w:r>
-              <w:rPr>
-                <w:rFonts w:ascii="Times New Roman" w:hAnsi="Times New Roman" w:cs="Times New Roman"/>
-                <w:b/>
+                <w:noProof/>
+                <w:webHidden/>
+              </w:rPr>
+              <w:instrText xml:space="preserve"> PAGEREF _Toc229084906 \h </w:instrText>
+            </w:r>
+            <w:r>
+              <w:rPr>
+                <w:noProof/>
+                <w:webHidden/>
+              </w:rPr>
+            </w:r>
+            <w:r>
+              <w:rPr>
                 <w:noProof/>
                 <w:webHidden/>
               </w:rPr>
@@ -1629,17 +2137,13 @@
             </w:r>
             <w:r>
               <w:rPr>
-                <w:rFonts w:ascii="Times New Roman" w:hAnsi="Times New Roman" w:cs="Times New Roman"/>
-                <w:b/>
-                <w:noProof/>
-                <w:webHidden/>
-              </w:rPr>
-              <w:t>11</w:t>
-            </w:r>
-            <w:r>
-              <w:rPr>
-                <w:rFonts w:ascii="Times New Roman" w:hAnsi="Times New Roman" w:cs="Times New Roman"/>
-                <w:b/>
+                <w:noProof/>
+                <w:webHidden/>
+              </w:rPr>
+              <w:t>16</w:t>
+            </w:r>
+            <w:r>
+              <w:rPr>
                 <w:noProof/>
                 <w:webHidden/>
               </w:rPr>
@@ -1654,27 +2158,23 @@
               <w:tab w:val="right" w:leader="dot" w:pos="9061"/>
             </w:tabs>
             <w:rPr>
-              <w:rFonts w:ascii="Times New Roman" w:eastAsiaTheme="minorEastAsia" w:hAnsi="Times New Roman" w:cs="Times New Roman"/>
-              <w:b/>
+              <w:rFonts w:asciiTheme="minorHAnsi" w:eastAsiaTheme="minorEastAsia" w:hAnsiTheme="minorHAnsi" w:cstheme="minorBidi"/>
               <w:noProof/>
               <w:sz w:val="22"/>
               <w:szCs w:val="22"/>
             </w:rPr>
           </w:pPr>
-          <w:hyperlink w:anchor="_Toc227267891" w:history="1">
+          <w:hyperlink w:anchor="_Toc229084907" w:history="1">
             <w:r>
               <w:rPr>
                 <w:rStyle w:val="Hyperlink"/>
                 <w:rFonts w:ascii="Times New Roman" w:hAnsi="Times New Roman" w:cs="Times New Roman"/>
-                <w:b/>
-                <w:noProof/>
-              </w:rPr>
-              <w:t>4.4 Descrição dos Casos de Uso Principais</w:t>
-            </w:r>
-            <w:r>
-              <w:rPr>
-                <w:rFonts w:ascii="Times New Roman" w:hAnsi="Times New Roman" w:cs="Times New Roman"/>
-                <w:b/>
+                <w:noProof/>
+              </w:rPr>
+              <w:t>5.4 Painel Administrativo</w:t>
+            </w:r>
+            <w:r>
+              <w:rPr>
                 <w:noProof/>
                 <w:webHidden/>
               </w:rPr>
@@ -1682,8 +2182,6 @@
             </w:r>
             <w:r>
               <w:rPr>
-                <w:rFonts w:ascii="Times New Roman" w:hAnsi="Times New Roman" w:cs="Times New Roman"/>
-                <w:b/>
                 <w:noProof/>
                 <w:webHidden/>
               </w:rPr>
@@ -1691,25 +2189,19 @@
             </w:r>
             <w:r>
               <w:rPr>
-                <w:rFonts w:ascii="Times New Roman" w:hAnsi="Times New Roman" w:cs="Times New Roman"/>
-                <w:b/>
-                <w:noProof/>
-                <w:webHidden/>
-              </w:rPr>
-              <w:instrText xml:space="preserve"> PAGEREF _Toc227267891 \h </w:instrText>
-            </w:r>
-            <w:r>
-              <w:rPr>
-                <w:rFonts w:ascii="Times New Roman" w:hAnsi="Times New Roman" w:cs="Times New Roman"/>
-                <w:b/>
-                <w:noProof/>
-                <w:webHidden/>
-              </w:rPr>
-            </w:r>
-            <w:r>
-              <w:rPr>
-                <w:rFonts w:ascii="Times New Roman" w:hAnsi="Times New Roman" w:cs="Times New Roman"/>
-                <w:b/>
+                <w:noProof/>
+                <w:webHidden/>
+              </w:rPr>
+              <w:instrText xml:space="preserve"> PAGEREF _Toc229084907 \h </w:instrText>
+            </w:r>
+            <w:r>
+              <w:rPr>
+                <w:noProof/>
+                <w:webHidden/>
+              </w:rPr>
+            </w:r>
+            <w:r>
+              <w:rPr>
                 <w:noProof/>
                 <w:webHidden/>
               </w:rPr>
@@ -1717,17 +2209,13 @@
             </w:r>
             <w:r>
               <w:rPr>
-                <w:rFonts w:ascii="Times New Roman" w:hAnsi="Times New Roman" w:cs="Times New Roman"/>
-                <w:b/>
-                <w:noProof/>
-                <w:webHidden/>
-              </w:rPr>
-              <w:t>13</w:t>
-            </w:r>
-            <w:r>
-              <w:rPr>
-                <w:rFonts w:ascii="Times New Roman" w:hAnsi="Times New Roman" w:cs="Times New Roman"/>
-                <w:b/>
+                <w:noProof/>
+                <w:webHidden/>
+              </w:rPr>
+              <w:t>16</w:t>
+            </w:r>
+            <w:r>
+              <w:rPr>
                 <w:noProof/>
                 <w:webHidden/>
               </w:rPr>
@@ -1742,27 +2230,23 @@
               <w:tab w:val="right" w:leader="dot" w:pos="9061"/>
             </w:tabs>
             <w:rPr>
-              <w:rFonts w:ascii="Times New Roman" w:eastAsiaTheme="minorEastAsia" w:hAnsi="Times New Roman" w:cs="Times New Roman"/>
-              <w:b/>
+              <w:rFonts w:asciiTheme="minorHAnsi" w:eastAsiaTheme="minorEastAsia" w:hAnsiTheme="minorHAnsi" w:cstheme="minorBidi"/>
               <w:noProof/>
               <w:sz w:val="22"/>
               <w:szCs w:val="22"/>
             </w:rPr>
           </w:pPr>
-          <w:hyperlink w:anchor="_Toc227267892" w:history="1">
+          <w:hyperlink w:anchor="_Toc229084908" w:history="1">
             <w:r>
               <w:rPr>
                 <w:rStyle w:val="Hyperlink"/>
                 <w:rFonts w:ascii="Times New Roman" w:hAnsi="Times New Roman" w:cs="Times New Roman"/>
-                <w:b/>
-                <w:noProof/>
-              </w:rPr>
-              <w:t>5 FUNCIONALIDADES IMPLEMENTADAS</w:t>
-            </w:r>
-            <w:r>
-              <w:rPr>
-                <w:rFonts w:ascii="Times New Roman" w:hAnsi="Times New Roman" w:cs="Times New Roman"/>
-                <w:b/>
+                <w:noProof/>
+              </w:rPr>
+              <w:t>6 PROBLEMAS IDENTIFICADOS E SOLUÇÕES APLICADAS</w:t>
+            </w:r>
+            <w:r>
+              <w:rPr>
                 <w:noProof/>
                 <w:webHidden/>
               </w:rPr>
@@ -1770,8 +2254,6 @@
             </w:r>
             <w:r>
               <w:rPr>
-                <w:rFonts w:ascii="Times New Roman" w:hAnsi="Times New Roman" w:cs="Times New Roman"/>
-                <w:b/>
                 <w:noProof/>
                 <w:webHidden/>
               </w:rPr>
@@ -1779,25 +2261,19 @@
             </w:r>
             <w:r>
               <w:rPr>
-                <w:rFonts w:ascii="Times New Roman" w:hAnsi="Times New Roman" w:cs="Times New Roman"/>
-                <w:b/>
-                <w:noProof/>
-                <w:webHidden/>
-              </w:rPr>
-              <w:instrText xml:space="preserve"> PAGEREF _Toc227267892 \h </w:instrText>
-            </w:r>
-            <w:r>
-              <w:rPr>
-                <w:rFonts w:ascii="Times New Roman" w:hAnsi="Times New Roman" w:cs="Times New Roman"/>
-                <w:b/>
-                <w:noProof/>
-                <w:webHidden/>
-              </w:rPr>
-            </w:r>
-            <w:r>
-              <w:rPr>
-                <w:rFonts w:ascii="Times New Roman" w:hAnsi="Times New Roman" w:cs="Times New Roman"/>
-                <w:b/>
+                <w:noProof/>
+                <w:webHidden/>
+              </w:rPr>
+              <w:instrText xml:space="preserve"> PAGEREF _Toc229084908 \h </w:instrText>
+            </w:r>
+            <w:r>
+              <w:rPr>
+                <w:noProof/>
+                <w:webHidden/>
+              </w:rPr>
+            </w:r>
+            <w:r>
+              <w:rPr>
                 <w:noProof/>
                 <w:webHidden/>
               </w:rPr>
@@ -1805,405 +2281,13 @@
             </w:r>
             <w:r>
               <w:rPr>
-                <w:rFonts w:ascii="Times New Roman" w:hAnsi="Times New Roman" w:cs="Times New Roman"/>
-                <w:b/>
-                <w:noProof/>
-                <w:webHidden/>
-              </w:rPr>
-              <w:t>14</w:t>
-            </w:r>
-            <w:r>
-              <w:rPr>
-                <w:rFonts w:ascii="Times New Roman" w:hAnsi="Times New Roman" w:cs="Times New Roman"/>
-                <w:b/>
-                <w:noProof/>
-                <w:webHidden/>
-              </w:rPr>
-              <w:fldChar w:fldCharType="end"/>
-            </w:r>
-          </w:hyperlink>
-        </w:p>
-        <w:p>
-          <w:pPr>
-            <w:pStyle w:val="Sumrio2"/>
-            <w:tabs>
-              <w:tab w:val="right" w:leader="dot" w:pos="9061"/>
-            </w:tabs>
-            <w:rPr>
-              <w:rFonts w:ascii="Times New Roman" w:eastAsiaTheme="minorEastAsia" w:hAnsi="Times New Roman" w:cs="Times New Roman"/>
-              <w:b/>
-              <w:noProof/>
-              <w:sz w:val="22"/>
-              <w:szCs w:val="22"/>
-            </w:rPr>
-          </w:pPr>
-          <w:hyperlink w:anchor="_Toc227267893" w:history="1">
-            <w:r>
-              <w:rPr>
-                <w:rStyle w:val="Hyperlink"/>
-                <w:rFonts w:ascii="Times New Roman" w:hAnsi="Times New Roman" w:cs="Times New Roman"/>
-                <w:b/>
-                <w:noProof/>
-              </w:rPr>
-              <w:t>5.1 Autenticação de Usuá</w:t>
-            </w:r>
-            <w:r>
-              <w:rPr>
-                <w:rStyle w:val="Hyperlink"/>
-                <w:rFonts w:ascii="Times New Roman" w:hAnsi="Times New Roman" w:cs="Times New Roman"/>
-                <w:b/>
-                <w:noProof/>
-              </w:rPr>
-              <w:t>r</w:t>
-            </w:r>
-            <w:r>
-              <w:rPr>
-                <w:rStyle w:val="Hyperlink"/>
-                <w:rFonts w:ascii="Times New Roman" w:hAnsi="Times New Roman" w:cs="Times New Roman"/>
-                <w:b/>
-                <w:noProof/>
-              </w:rPr>
-              <w:t>ios</w:t>
-            </w:r>
-            <w:r>
-              <w:rPr>
-                <w:rFonts w:ascii="Times New Roman" w:hAnsi="Times New Roman" w:cs="Times New Roman"/>
-                <w:b/>
-                <w:noProof/>
-                <w:webHidden/>
-              </w:rPr>
-              <w:tab/>
-            </w:r>
-            <w:r>
-              <w:rPr>
-                <w:rFonts w:ascii="Times New Roman" w:hAnsi="Times New Roman" w:cs="Times New Roman"/>
-                <w:b/>
-                <w:noProof/>
-                <w:webHidden/>
-              </w:rPr>
-              <w:fldChar w:fldCharType="begin"/>
-            </w:r>
-            <w:r>
-              <w:rPr>
-                <w:rFonts w:ascii="Times New Roman" w:hAnsi="Times New Roman" w:cs="Times New Roman"/>
-                <w:b/>
-                <w:noProof/>
-                <w:webHidden/>
-              </w:rPr>
-              <w:instrText xml:space="preserve"> PAGEREF _Toc227267893 \h </w:instrText>
-            </w:r>
-            <w:r>
-              <w:rPr>
-                <w:rFonts w:ascii="Times New Roman" w:hAnsi="Times New Roman" w:cs="Times New Roman"/>
-                <w:b/>
-                <w:noProof/>
-                <w:webHidden/>
-              </w:rPr>
-            </w:r>
-            <w:r>
-              <w:rPr>
-                <w:rFonts w:ascii="Times New Roman" w:hAnsi="Times New Roman" w:cs="Times New Roman"/>
-                <w:b/>
-                <w:noProof/>
-                <w:webHidden/>
-              </w:rPr>
-              <w:fldChar w:fldCharType="separate"/>
-            </w:r>
-            <w:r>
-              <w:rPr>
-                <w:rFonts w:ascii="Times New Roman" w:hAnsi="Times New Roman" w:cs="Times New Roman"/>
-                <w:b/>
-                <w:noProof/>
-                <w:webHidden/>
-              </w:rPr>
-              <w:t>14</w:t>
-            </w:r>
-            <w:r>
-              <w:rPr>
-                <w:rFonts w:ascii="Times New Roman" w:hAnsi="Times New Roman" w:cs="Times New Roman"/>
-                <w:b/>
-                <w:noProof/>
-                <w:webHidden/>
-              </w:rPr>
-              <w:fldChar w:fldCharType="end"/>
-            </w:r>
-          </w:hyperlink>
-        </w:p>
-        <w:p>
-          <w:pPr>
-            <w:pStyle w:val="Sumrio2"/>
-            <w:tabs>
-              <w:tab w:val="right" w:leader="dot" w:pos="9061"/>
-            </w:tabs>
-            <w:rPr>
-              <w:rFonts w:ascii="Times New Roman" w:eastAsiaTheme="minorEastAsia" w:hAnsi="Times New Roman" w:cs="Times New Roman"/>
-              <w:b/>
-              <w:noProof/>
-              <w:sz w:val="22"/>
-              <w:szCs w:val="22"/>
-            </w:rPr>
-          </w:pPr>
-          <w:hyperlink w:anchor="_Toc227267894" w:history="1">
-            <w:r>
-              <w:rPr>
-                <w:rStyle w:val="Hyperlink"/>
-                <w:rFonts w:ascii="Times New Roman" w:hAnsi="Times New Roman" w:cs="Times New Roman"/>
-                <w:b/>
-                <w:noProof/>
-              </w:rPr>
-              <w:t>5.2 Agendamento Online</w:t>
-            </w:r>
-            <w:r>
-              <w:rPr>
-                <w:rFonts w:ascii="Times New Roman" w:hAnsi="Times New Roman" w:cs="Times New Roman"/>
-                <w:b/>
-                <w:noProof/>
-                <w:webHidden/>
-              </w:rPr>
-              <w:tab/>
-            </w:r>
-            <w:r>
-              <w:rPr>
-                <w:rFonts w:ascii="Times New Roman" w:hAnsi="Times New Roman" w:cs="Times New Roman"/>
-                <w:b/>
-                <w:noProof/>
-                <w:webHidden/>
-              </w:rPr>
-              <w:fldChar w:fldCharType="begin"/>
-            </w:r>
-            <w:r>
-              <w:rPr>
-                <w:rFonts w:ascii="Times New Roman" w:hAnsi="Times New Roman" w:cs="Times New Roman"/>
-                <w:b/>
-                <w:noProof/>
-                <w:webHidden/>
-              </w:rPr>
-              <w:instrText xml:space="preserve"> PAGEREF _Toc227267894 \h </w:instrText>
-            </w:r>
-            <w:r>
-              <w:rPr>
-                <w:rFonts w:ascii="Times New Roman" w:hAnsi="Times New Roman" w:cs="Times New Roman"/>
-                <w:b/>
-                <w:noProof/>
-                <w:webHidden/>
-              </w:rPr>
-            </w:r>
-            <w:r>
-              <w:rPr>
-                <w:rFonts w:ascii="Times New Roman" w:hAnsi="Times New Roman" w:cs="Times New Roman"/>
-                <w:b/>
-                <w:noProof/>
-                <w:webHidden/>
-              </w:rPr>
-              <w:fldChar w:fldCharType="separate"/>
-            </w:r>
-            <w:r>
-              <w:rPr>
-                <w:rFonts w:ascii="Times New Roman" w:hAnsi="Times New Roman" w:cs="Times New Roman"/>
-                <w:b/>
-                <w:noProof/>
-                <w:webHidden/>
-              </w:rPr>
-              <w:t>14</w:t>
-            </w:r>
-            <w:r>
-              <w:rPr>
-                <w:rFonts w:ascii="Times New Roman" w:hAnsi="Times New Roman" w:cs="Times New Roman"/>
-                <w:b/>
-                <w:noProof/>
-                <w:webHidden/>
-              </w:rPr>
-              <w:fldChar w:fldCharType="end"/>
-            </w:r>
-          </w:hyperlink>
-        </w:p>
-        <w:p>
-          <w:pPr>
-            <w:pStyle w:val="Sumrio2"/>
-            <w:tabs>
-              <w:tab w:val="right" w:leader="dot" w:pos="9061"/>
-            </w:tabs>
-            <w:rPr>
-              <w:rFonts w:ascii="Times New Roman" w:eastAsiaTheme="minorEastAsia" w:hAnsi="Times New Roman" w:cs="Times New Roman"/>
-              <w:b/>
-              <w:noProof/>
-              <w:sz w:val="22"/>
-              <w:szCs w:val="22"/>
-            </w:rPr>
-          </w:pPr>
-          <w:hyperlink w:anchor="_Toc227267895" w:history="1">
-            <w:r>
-              <w:rPr>
-                <w:rStyle w:val="Hyperlink"/>
-                <w:rFonts w:ascii="Times New Roman" w:hAnsi="Times New Roman" w:cs="Times New Roman"/>
-                <w:b/>
-                <w:noProof/>
-              </w:rPr>
-              <w:t>5.3 Controle de Disponibilidade</w:t>
-            </w:r>
-            <w:r>
-              <w:rPr>
-                <w:rFonts w:ascii="Times New Roman" w:hAnsi="Times New Roman" w:cs="Times New Roman"/>
-                <w:b/>
-                <w:noProof/>
-                <w:webHidden/>
-              </w:rPr>
-              <w:tab/>
-            </w:r>
-            <w:r>
-              <w:rPr>
-                <w:rFonts w:ascii="Times New Roman" w:hAnsi="Times New Roman" w:cs="Times New Roman"/>
-                <w:b/>
-                <w:noProof/>
-                <w:webHidden/>
-              </w:rPr>
-              <w:fldChar w:fldCharType="begin"/>
-            </w:r>
-            <w:r>
-              <w:rPr>
-                <w:rFonts w:ascii="Times New Roman" w:hAnsi="Times New Roman" w:cs="Times New Roman"/>
-                <w:b/>
-                <w:noProof/>
-                <w:webHidden/>
-              </w:rPr>
-              <w:instrText xml:space="preserve"> PAGEREF _Toc227267895 \h </w:instrText>
-            </w:r>
-            <w:r>
-              <w:rPr>
-                <w:rFonts w:ascii="Times New Roman" w:hAnsi="Times New Roman" w:cs="Times New Roman"/>
-                <w:b/>
-                <w:noProof/>
-                <w:webHidden/>
-              </w:rPr>
-            </w:r>
-            <w:r>
-              <w:rPr>
-                <w:rFonts w:ascii="Times New Roman" w:hAnsi="Times New Roman" w:cs="Times New Roman"/>
-                <w:b/>
-                <w:noProof/>
-                <w:webHidden/>
-              </w:rPr>
-              <w:fldChar w:fldCharType="separate"/>
-            </w:r>
-            <w:r>
-              <w:rPr>
-                <w:rFonts w:ascii="Times New Roman" w:hAnsi="Times New Roman" w:cs="Times New Roman"/>
-                <w:b/>
-                <w:noProof/>
-                <w:webHidden/>
-              </w:rPr>
-              <w:t>15</w:t>
-            </w:r>
-            <w:r>
-              <w:rPr>
-                <w:rFonts w:ascii="Times New Roman" w:hAnsi="Times New Roman" w:cs="Times New Roman"/>
-                <w:b/>
-                <w:noProof/>
-                <w:webHidden/>
-              </w:rPr>
-              <w:fldChar w:fldCharType="end"/>
-            </w:r>
-          </w:hyperlink>
-        </w:p>
-        <w:p>
-          <w:pPr>
-            <w:pStyle w:val="Sumrio2"/>
-            <w:tabs>
-              <w:tab w:val="right" w:leader="dot" w:pos="9061"/>
-            </w:tabs>
-            <w:rPr>
-              <w:rFonts w:ascii="Times New Roman" w:eastAsiaTheme="minorEastAsia" w:hAnsi="Times New Roman" w:cs="Times New Roman"/>
-              <w:b/>
-              <w:noProof/>
-              <w:sz w:val="22"/>
-              <w:szCs w:val="22"/>
-            </w:rPr>
-          </w:pPr>
-          <w:hyperlink w:anchor="_Toc227267896" w:history="1">
-            <w:r>
-              <w:rPr>
-                <w:rStyle w:val="Hyperlink"/>
-                <w:rFonts w:ascii="Times New Roman" w:hAnsi="Times New Roman" w:cs="Times New Roman"/>
-                <w:b/>
-                <w:noProof/>
-              </w:rPr>
-              <w:t xml:space="preserve">5.4 Painel </w:t>
-            </w:r>
-            <w:r>
-              <w:rPr>
-                <w:rStyle w:val="Hyperlink"/>
-                <w:rFonts w:ascii="Times New Roman" w:hAnsi="Times New Roman" w:cs="Times New Roman"/>
-                <w:b/>
-                <w:noProof/>
-              </w:rPr>
-              <w:t>A</w:t>
-            </w:r>
-            <w:r>
-              <w:rPr>
-                <w:rStyle w:val="Hyperlink"/>
-                <w:rFonts w:ascii="Times New Roman" w:hAnsi="Times New Roman" w:cs="Times New Roman"/>
-                <w:b/>
-                <w:noProof/>
-              </w:rPr>
-              <w:t>dministrativo</w:t>
-            </w:r>
-            <w:r>
-              <w:rPr>
-                <w:rFonts w:ascii="Times New Roman" w:hAnsi="Times New Roman" w:cs="Times New Roman"/>
-                <w:b/>
-                <w:noProof/>
-                <w:webHidden/>
-              </w:rPr>
-              <w:tab/>
-            </w:r>
-            <w:r>
-              <w:rPr>
-                <w:rFonts w:ascii="Times New Roman" w:hAnsi="Times New Roman" w:cs="Times New Roman"/>
-                <w:b/>
-                <w:noProof/>
-                <w:webHidden/>
-              </w:rPr>
-              <w:fldChar w:fldCharType="begin"/>
-            </w:r>
-            <w:r>
-              <w:rPr>
-                <w:rFonts w:ascii="Times New Roman" w:hAnsi="Times New Roman" w:cs="Times New Roman"/>
-                <w:b/>
-                <w:noProof/>
-                <w:webHidden/>
-              </w:rPr>
-              <w:instrText xml:space="preserve"> PAGEREF _Toc227267896 \h </w:instrText>
-            </w:r>
-            <w:r>
-              <w:rPr>
-                <w:rFonts w:ascii="Times New Roman" w:hAnsi="Times New Roman" w:cs="Times New Roman"/>
-                <w:b/>
-                <w:noProof/>
-                <w:webHidden/>
-              </w:rPr>
-            </w:r>
-            <w:r>
-              <w:rPr>
-                <w:rFonts w:ascii="Times New Roman" w:hAnsi="Times New Roman" w:cs="Times New Roman"/>
-                <w:b/>
-                <w:noProof/>
-                <w:webHidden/>
-              </w:rPr>
-              <w:fldChar w:fldCharType="separate"/>
-            </w:r>
-            <w:r>
-              <w:rPr>
-                <w:rFonts w:ascii="Times New Roman" w:hAnsi="Times New Roman" w:cs="Times New Roman"/>
-                <w:b/>
-                <w:noProof/>
-                <w:webHidden/>
-              </w:rPr>
-              <w:t>15</w:t>
-            </w:r>
-            <w:r>
-              <w:rPr>
-                <w:rFonts w:ascii="Times New Roman" w:hAnsi="Times New Roman" w:cs="Times New Roman"/>
-                <w:b/>
+                <w:noProof/>
+                <w:webHidden/>
+              </w:rPr>
+              <w:t>17</w:t>
+            </w:r>
+            <w:r>
+              <w:rPr>
                 <w:noProof/>
                 <w:webHidden/>
               </w:rPr>
@@ -2218,27 +2302,23 @@
               <w:tab w:val="right" w:leader="dot" w:pos="9061"/>
             </w:tabs>
             <w:rPr>
-              <w:rFonts w:ascii="Times New Roman" w:eastAsiaTheme="minorEastAsia" w:hAnsi="Times New Roman" w:cs="Times New Roman"/>
-              <w:b/>
+              <w:rFonts w:asciiTheme="minorHAnsi" w:eastAsiaTheme="minorEastAsia" w:hAnsiTheme="minorHAnsi" w:cstheme="minorBidi"/>
               <w:noProof/>
               <w:sz w:val="22"/>
               <w:szCs w:val="22"/>
             </w:rPr>
           </w:pPr>
-          <w:hyperlink w:anchor="_Toc227267897" w:history="1">
+          <w:hyperlink w:anchor="_Toc229084909" w:history="1">
             <w:r>
               <w:rPr>
                 <w:rStyle w:val="Hyperlink"/>
                 <w:rFonts w:ascii="Times New Roman" w:hAnsi="Times New Roman" w:cs="Times New Roman"/>
-                <w:b/>
-                <w:noProof/>
-              </w:rPr>
-              <w:t>6 PROBLEMAS IDENTIFICADOS E SOLUÇÕES APLICADAS</w:t>
-            </w:r>
-            <w:r>
-              <w:rPr>
-                <w:rFonts w:ascii="Times New Roman" w:hAnsi="Times New Roman" w:cs="Times New Roman"/>
-                <w:b/>
+                <w:noProof/>
+              </w:rPr>
+              <w:t>7 CONSIDERAÇÕES FINAIS</w:t>
+            </w:r>
+            <w:r>
+              <w:rPr>
                 <w:noProof/>
                 <w:webHidden/>
               </w:rPr>
@@ -2246,8 +2326,6 @@
             </w:r>
             <w:r>
               <w:rPr>
-                <w:rFonts w:ascii="Times New Roman" w:hAnsi="Times New Roman" w:cs="Times New Roman"/>
-                <w:b/>
                 <w:noProof/>
                 <w:webHidden/>
               </w:rPr>
@@ -2255,25 +2333,19 @@
             </w:r>
             <w:r>
               <w:rPr>
-                <w:rFonts w:ascii="Times New Roman" w:hAnsi="Times New Roman" w:cs="Times New Roman"/>
-                <w:b/>
-                <w:noProof/>
-                <w:webHidden/>
-              </w:rPr>
-              <w:instrText xml:space="preserve"> PAGEREF _Toc227267897 \h </w:instrText>
-            </w:r>
-            <w:r>
-              <w:rPr>
-                <w:rFonts w:ascii="Times New Roman" w:hAnsi="Times New Roman" w:cs="Times New Roman"/>
-                <w:b/>
-                <w:noProof/>
-                <w:webHidden/>
-              </w:rPr>
-            </w:r>
-            <w:r>
-              <w:rPr>
-                <w:rFonts w:ascii="Times New Roman" w:hAnsi="Times New Roman" w:cs="Times New Roman"/>
-                <w:b/>
+                <w:noProof/>
+                <w:webHidden/>
+              </w:rPr>
+              <w:instrText xml:space="preserve"> PAGEREF _Toc229084909 \h </w:instrText>
+            </w:r>
+            <w:r>
+              <w:rPr>
+                <w:noProof/>
+                <w:webHidden/>
+              </w:rPr>
+            </w:r>
+            <w:r>
+              <w:rPr>
                 <w:noProof/>
                 <w:webHidden/>
               </w:rPr>
@@ -2281,17 +2353,13 @@
             </w:r>
             <w:r>
               <w:rPr>
-                <w:rFonts w:ascii="Times New Roman" w:hAnsi="Times New Roman" w:cs="Times New Roman"/>
-                <w:b/>
-                <w:noProof/>
-                <w:webHidden/>
-              </w:rPr>
-              <w:t>16</w:t>
-            </w:r>
-            <w:r>
-              <w:rPr>
-                <w:rFonts w:ascii="Times New Roman" w:hAnsi="Times New Roman" w:cs="Times New Roman"/>
-                <w:b/>
+                <w:noProof/>
+                <w:webHidden/>
+              </w:rPr>
+              <w:t>18</w:t>
+            </w:r>
+            <w:r>
+              <w:rPr>
                 <w:noProof/>
                 <w:webHidden/>
               </w:rPr>
@@ -2306,27 +2374,23 @@
               <w:tab w:val="right" w:leader="dot" w:pos="9061"/>
             </w:tabs>
             <w:rPr>
-              <w:rFonts w:ascii="Times New Roman" w:eastAsiaTheme="minorEastAsia" w:hAnsi="Times New Roman" w:cs="Times New Roman"/>
-              <w:b/>
+              <w:rFonts w:asciiTheme="minorHAnsi" w:eastAsiaTheme="minorEastAsia" w:hAnsiTheme="minorHAnsi" w:cstheme="minorBidi"/>
               <w:noProof/>
               <w:sz w:val="22"/>
               <w:szCs w:val="22"/>
             </w:rPr>
           </w:pPr>
-          <w:hyperlink w:anchor="_Toc227267898" w:history="1">
+          <w:hyperlink w:anchor="_Toc229084910" w:history="1">
             <w:r>
               <w:rPr>
                 <w:rStyle w:val="Hyperlink"/>
                 <w:rFonts w:ascii="Times New Roman" w:hAnsi="Times New Roman" w:cs="Times New Roman"/>
-                <w:b/>
-                <w:noProof/>
-              </w:rPr>
-              <w:t>7 CONSIDERAÇÕES FINAIS</w:t>
-            </w:r>
-            <w:r>
-              <w:rPr>
-                <w:rFonts w:ascii="Times New Roman" w:hAnsi="Times New Roman" w:cs="Times New Roman"/>
-                <w:b/>
+                <w:noProof/>
+              </w:rPr>
+              <w:t>REFERÊNCIAS</w:t>
+            </w:r>
+            <w:r>
+              <w:rPr>
                 <w:noProof/>
                 <w:webHidden/>
               </w:rPr>
@@ -2334,8 +2398,6 @@
             </w:r>
             <w:r>
               <w:rPr>
-                <w:rFonts w:ascii="Times New Roman" w:hAnsi="Times New Roman" w:cs="Times New Roman"/>
-                <w:b/>
                 <w:noProof/>
                 <w:webHidden/>
               </w:rPr>
@@ -2343,25 +2405,19 @@
             </w:r>
             <w:r>
               <w:rPr>
-                <w:rFonts w:ascii="Times New Roman" w:hAnsi="Times New Roman" w:cs="Times New Roman"/>
-                <w:b/>
-                <w:noProof/>
-                <w:webHidden/>
-              </w:rPr>
-              <w:instrText xml:space="preserve"> PAGEREF _Toc227267898 \h </w:instrText>
-            </w:r>
-            <w:r>
-              <w:rPr>
-                <w:rFonts w:ascii="Times New Roman" w:hAnsi="Times New Roman" w:cs="Times New Roman"/>
-                <w:b/>
-                <w:noProof/>
-                <w:webHidden/>
-              </w:rPr>
-            </w:r>
-            <w:r>
-              <w:rPr>
-                <w:rFonts w:ascii="Times New Roman" w:hAnsi="Times New Roman" w:cs="Times New Roman"/>
-                <w:b/>
+                <w:noProof/>
+                <w:webHidden/>
+              </w:rPr>
+              <w:instrText xml:space="preserve"> PAGEREF _Toc229084910 \h </w:instrText>
+            </w:r>
+            <w:r>
+              <w:rPr>
+                <w:noProof/>
+                <w:webHidden/>
+              </w:rPr>
+            </w:r>
+            <w:r>
+              <w:rPr>
                 <w:noProof/>
                 <w:webHidden/>
               </w:rPr>
@@ -2369,105 +2425,13 @@
             </w:r>
             <w:r>
               <w:rPr>
-                <w:rFonts w:ascii="Times New Roman" w:hAnsi="Times New Roman" w:cs="Times New Roman"/>
-                <w:b/>
-                <w:noProof/>
-                <w:webHidden/>
-              </w:rPr>
-              <w:t>17</w:t>
-            </w:r>
-            <w:r>
-              <w:rPr>
-                <w:rFonts w:ascii="Times New Roman" w:hAnsi="Times New Roman" w:cs="Times New Roman"/>
-                <w:b/>
-                <w:noProof/>
-                <w:webHidden/>
-              </w:rPr>
-              <w:fldChar w:fldCharType="end"/>
-            </w:r>
-          </w:hyperlink>
-        </w:p>
-        <w:p>
-          <w:pPr>
-            <w:pStyle w:val="Sumrio1"/>
-            <w:tabs>
-              <w:tab w:val="right" w:leader="dot" w:pos="9061"/>
-            </w:tabs>
-            <w:rPr>
-              <w:rFonts w:ascii="Times New Roman" w:eastAsiaTheme="minorEastAsia" w:hAnsi="Times New Roman" w:cs="Times New Roman"/>
-              <w:b/>
-              <w:noProof/>
-              <w:sz w:val="22"/>
-              <w:szCs w:val="22"/>
-            </w:rPr>
-          </w:pPr>
-          <w:hyperlink w:anchor="_Toc227267899" w:history="1">
-            <w:r>
-              <w:rPr>
-                <w:rStyle w:val="Hyperlink"/>
-                <w:rFonts w:ascii="Times New Roman" w:hAnsi="Times New Roman" w:cs="Times New Roman"/>
-                <w:b/>
-                <w:noProof/>
-              </w:rPr>
-              <w:t>REFERÊNCIAS</w:t>
-            </w:r>
-            <w:r>
-              <w:rPr>
-                <w:rFonts w:ascii="Times New Roman" w:hAnsi="Times New Roman" w:cs="Times New Roman"/>
-                <w:b/>
-                <w:noProof/>
-                <w:webHidden/>
-              </w:rPr>
-              <w:tab/>
-            </w:r>
-            <w:r>
-              <w:rPr>
-                <w:rFonts w:ascii="Times New Roman" w:hAnsi="Times New Roman" w:cs="Times New Roman"/>
-                <w:b/>
-                <w:noProof/>
-                <w:webHidden/>
-              </w:rPr>
-              <w:fldChar w:fldCharType="begin"/>
-            </w:r>
-            <w:r>
-              <w:rPr>
-                <w:rFonts w:ascii="Times New Roman" w:hAnsi="Times New Roman" w:cs="Times New Roman"/>
-                <w:b/>
-                <w:noProof/>
-                <w:webHidden/>
-              </w:rPr>
-              <w:instrText xml:space="preserve"> PAGEREF _Toc227267899 \h </w:instrText>
-            </w:r>
-            <w:r>
-              <w:rPr>
-                <w:rFonts w:ascii="Times New Roman" w:hAnsi="Times New Roman" w:cs="Times New Roman"/>
-                <w:b/>
-                <w:noProof/>
-                <w:webHidden/>
-              </w:rPr>
-            </w:r>
-            <w:r>
-              <w:rPr>
-                <w:rFonts w:ascii="Times New Roman" w:hAnsi="Times New Roman" w:cs="Times New Roman"/>
-                <w:b/>
-                <w:noProof/>
-                <w:webHidden/>
-              </w:rPr>
-              <w:fldChar w:fldCharType="separate"/>
-            </w:r>
-            <w:r>
-              <w:rPr>
-                <w:rFonts w:ascii="Times New Roman" w:hAnsi="Times New Roman" w:cs="Times New Roman"/>
-                <w:b/>
-                <w:noProof/>
-                <w:webHidden/>
-              </w:rPr>
-              <w:t>18</w:t>
-            </w:r>
-            <w:r>
-              <w:rPr>
-                <w:rFonts w:ascii="Times New Roman" w:hAnsi="Times New Roman" w:cs="Times New Roman"/>
-                <w:b/>
+                <w:noProof/>
+                <w:webHidden/>
+              </w:rPr>
+              <w:t>19</w:t>
+            </w:r>
+            <w:r>
+              <w:rPr>
                 <w:noProof/>
                 <w:webHidden/>
               </w:rPr>
@@ -2478,7 +2442,6 @@
         <w:p>
           <w:r>
             <w:rPr>
-              <w:rFonts w:ascii="Times New Roman" w:hAnsi="Times New Roman" w:cs="Times New Roman"/>
               <w:b/>
               <w:bCs/>
             </w:rPr>
@@ -2498,9 +2461,7 @@
           <w:szCs w:val="28"/>
         </w:rPr>
       </w:pPr>
-    </w:p>
-    <w:p>
-      <w:pPr>
+      <w:r>
         <w:rPr>
           <w:rFonts w:ascii="Times New Roman" w:hAnsi="Times New Roman" w:cs="Times New Roman"/>
           <w:b/>
@@ -2509,10 +2470,19 @@
           <w:sz w:val="28"/>
           <w:szCs w:val="28"/>
         </w:rPr>
-      </w:pPr>
-    </w:p>
-    <w:p>
-      <w:pPr>
+        <w:br w:type="page"/>
+      </w:r>
+    </w:p>
+    <w:p>
+      <w:pPr>
+        <w:spacing w:after="400" w:line="360" w:lineRule="auto"/>
+        <w:jc w:val="center"/>
+        <w:rPr>
+          <w:rFonts w:ascii="Times New Roman" w:hAnsi="Times New Roman" w:cs="Times New Roman"/>
+          <w:b/>
+        </w:rPr>
+      </w:pPr>
+      <w:r>
         <w:rPr>
           <w:rFonts w:ascii="Times New Roman" w:hAnsi="Times New Roman" w:cs="Times New Roman"/>
           <w:b/>
@@ -2521,6 +2491,167 @@
           <w:sz w:val="28"/>
           <w:szCs w:val="28"/>
         </w:rPr>
+        <w:lastRenderedPageBreak/>
+        <w:t>RESUMO</w:t>
+      </w:r>
+    </w:p>
+    <w:p>
+      <w:pPr>
+        <w:spacing w:line="360" w:lineRule="auto"/>
+        <w:jc w:val="both"/>
+        <w:rPr>
+          <w:rFonts w:ascii="Times New Roman" w:hAnsi="Times New Roman" w:cs="Times New Roman"/>
+        </w:rPr>
+      </w:pPr>
+      <w:r>
+        <w:rPr>
+          <w:rFonts w:ascii="Times New Roman" w:hAnsi="Times New Roman" w:cs="Times New Roman"/>
+          <w:color w:val="000000"/>
+        </w:rPr>
+        <w:t xml:space="preserve">O presente trabalho apresenta o desenvolvimento de um sistema web de agendamento online para barbearia, denominado Elite </w:t>
+      </w:r>
+      <w:proofErr w:type="spellStart"/>
+      <w:r>
+        <w:rPr>
+          <w:rFonts w:ascii="Times New Roman" w:hAnsi="Times New Roman" w:cs="Times New Roman"/>
+          <w:color w:val="000000"/>
+        </w:rPr>
+        <w:t>Barber</w:t>
+      </w:r>
+      <w:proofErr w:type="spellEnd"/>
+      <w:r>
+        <w:rPr>
+          <w:rFonts w:ascii="Times New Roman" w:hAnsi="Times New Roman" w:cs="Times New Roman"/>
+          <w:color w:val="000000"/>
+        </w:rPr>
+        <w:t xml:space="preserve">. O sistema foi desenvolvido utilizando tecnologias web modernas, incluindo HTML5, CSS3, </w:t>
+      </w:r>
+      <w:proofErr w:type="spellStart"/>
+      <w:r>
+        <w:rPr>
+          <w:rFonts w:ascii="Times New Roman" w:hAnsi="Times New Roman" w:cs="Times New Roman"/>
+          <w:color w:val="000000"/>
+        </w:rPr>
+        <w:t>JavaScript</w:t>
+      </w:r>
+      <w:proofErr w:type="spellEnd"/>
+      <w:r>
+        <w:rPr>
+          <w:rFonts w:ascii="Times New Roman" w:hAnsi="Times New Roman" w:cs="Times New Roman"/>
+          <w:color w:val="000000"/>
+        </w:rPr>
+        <w:t xml:space="preserve"> e </w:t>
+      </w:r>
+      <w:proofErr w:type="spellStart"/>
+      <w:r>
+        <w:rPr>
+          <w:rFonts w:ascii="Times New Roman" w:hAnsi="Times New Roman" w:cs="Times New Roman"/>
+          <w:color w:val="000000"/>
+        </w:rPr>
+        <w:t>Firebase</w:t>
+      </w:r>
+      <w:proofErr w:type="spellEnd"/>
+      <w:r>
+        <w:rPr>
+          <w:rFonts w:ascii="Times New Roman" w:hAnsi="Times New Roman" w:cs="Times New Roman"/>
+          <w:color w:val="000000"/>
+        </w:rPr>
+        <w:t xml:space="preserve"> como plataforma de </w:t>
+      </w:r>
+      <w:proofErr w:type="spellStart"/>
+      <w:r>
+        <w:rPr>
+          <w:rFonts w:ascii="Times New Roman" w:hAnsi="Times New Roman" w:cs="Times New Roman"/>
+          <w:color w:val="000000"/>
+        </w:rPr>
+        <w:t>backend</w:t>
+      </w:r>
+      <w:proofErr w:type="spellEnd"/>
+      <w:r>
+        <w:rPr>
+          <w:rFonts w:ascii="Times New Roman" w:hAnsi="Times New Roman" w:cs="Times New Roman"/>
+          <w:color w:val="000000"/>
+        </w:rPr>
+        <w:t>. O objetivo principal foi criar uma solução digital que permita aos clientes realizar agendamentos de serviços de forma prática e eficiente, eliminando a necessidade de contato telefônico ou presencial para marcação de horários. O sistema contempla funcionalidades como cadastro e autenticação de usuários via e-mail e Google, agendamento online com seleção de serviço, data e horário, painel administrativo para o barbeiro gerenciar os atendimentos, controle de disponibilidade de horários em tempo real e histórico de agendamentos por cliente. A solução foi estruturada em múltiplas páginas, cada uma com responsabilidade específica, seguindo boas práticas de desenvolvimento web e design responsivo</w:t>
+      </w:r>
+      <w:r>
+        <w:rPr>
+          <w:rFonts w:ascii="Times New Roman" w:hAnsi="Times New Roman" w:cs="Times New Roman"/>
+          <w:color w:val="000000"/>
+        </w:rPr>
+        <w:t>. Os resultados obtidos demonstram que o sistema atende aos requisitos estabelecidos, proporcionando uma experiência de usuário satisfatória tanto para clientes quanto para o profissional da barbearia.</w:t>
+      </w:r>
+    </w:p>
+    <w:p>
+      <w:pPr>
+        <w:spacing w:before="240" w:after="800" w:line="360" w:lineRule="auto"/>
+        <w:jc w:val="both"/>
+        <w:rPr>
+          <w:rFonts w:ascii="Times New Roman" w:hAnsi="Times New Roman" w:cs="Times New Roman"/>
+          <w:lang w:val="en-US"/>
+        </w:rPr>
+      </w:pPr>
+      <w:r>
+        <w:rPr>
+          <w:rFonts w:ascii="Times New Roman" w:hAnsi="Times New Roman" w:cs="Times New Roman"/>
+          <w:bCs/>
+          <w:color w:val="000000"/>
+        </w:rPr>
+        <w:t>.</w:t>
+      </w:r>
+      <w:r>
+        <w:rPr>
+          <w:rFonts w:ascii="Times New Roman" w:hAnsi="Times New Roman" w:cs="Times New Roman"/>
+          <w:bCs/>
+          <w:color w:val="000000"/>
+        </w:rPr>
+        <w:t xml:space="preserve"> Palavras-chave: Sistema web. Agendamento online. </w:t>
+      </w:r>
+      <w:proofErr w:type="spellStart"/>
+      <w:r>
+        <w:rPr>
+          <w:rFonts w:ascii="Times New Roman" w:hAnsi="Times New Roman" w:cs="Times New Roman"/>
+          <w:bCs/>
+          <w:color w:val="000000"/>
+          <w:lang w:val="en-US"/>
+        </w:rPr>
+        <w:t>Barbearia</w:t>
+      </w:r>
+      <w:proofErr w:type="spellEnd"/>
+      <w:r>
+        <w:rPr>
+          <w:rFonts w:ascii="Times New Roman" w:hAnsi="Times New Roman" w:cs="Times New Roman"/>
+          <w:bCs/>
+          <w:color w:val="000000"/>
+          <w:lang w:val="en-US"/>
+        </w:rPr>
+        <w:t>. Firebase. JavaScript</w:t>
+      </w:r>
+    </w:p>
+    <w:p>
+      <w:pPr>
+        <w:rPr>
+          <w:rFonts w:ascii="Times New Roman" w:hAnsi="Times New Roman" w:cs="Times New Roman"/>
+          <w:lang w:val="en-US"/>
+        </w:rPr>
+      </w:pPr>
+      <w:r>
+        <w:rPr>
+          <w:rFonts w:ascii="Times New Roman" w:hAnsi="Times New Roman" w:cs="Times New Roman"/>
+          <w:lang w:val="en-US"/>
+        </w:rPr>
+        <w:br w:type="page"/>
+      </w:r>
+    </w:p>
+    <w:p>
+      <w:pPr>
+        <w:spacing w:after="400" w:line="360" w:lineRule="auto"/>
+        <w:jc w:val="center"/>
+        <w:rPr>
+          <w:rFonts w:ascii="Times New Roman" w:hAnsi="Times New Roman" w:cs="Times New Roman"/>
+          <w:b/>
+          <w:lang w:val="en-US"/>
+        </w:rPr>
       </w:pPr>
       <w:r>
         <w:rPr>
@@ -2530,32 +2661,10 @@
           <w:color w:val="000000"/>
           <w:sz w:val="28"/>
           <w:szCs w:val="28"/>
-        </w:rPr>
-        <w:br w:type="page"/>
-      </w:r>
-      <w:bookmarkStart w:id="0" w:name="_GoBack"/>
-      <w:bookmarkEnd w:id="0"/>
-    </w:p>
-    <w:p>
-      <w:pPr>
-        <w:spacing w:after="400" w:line="360" w:lineRule="auto"/>
-        <w:jc w:val="center"/>
-        <w:rPr>
-          <w:rFonts w:ascii="Times New Roman" w:hAnsi="Times New Roman" w:cs="Times New Roman"/>
-          <w:b/>
-        </w:rPr>
-      </w:pPr>
-      <w:r>
-        <w:rPr>
-          <w:rFonts w:ascii="Times New Roman" w:hAnsi="Times New Roman" w:cs="Times New Roman"/>
-          <w:b/>
-          <w:bCs/>
-          <w:color w:val="000000"/>
-          <w:sz w:val="28"/>
-          <w:szCs w:val="28"/>
+          <w:lang w:val="en-US"/>
         </w:rPr>
         <w:lastRenderedPageBreak/>
-        <w:t>RESUMO</w:t>
+        <w:t>ABSTRACT</w:t>
       </w:r>
     </w:p>
     <w:p>
@@ -2564,2092 +2673,16 @@
         <w:jc w:val="both"/>
         <w:rPr>
           <w:rFonts w:ascii="Times New Roman" w:hAnsi="Times New Roman" w:cs="Times New Roman"/>
-          <w:b/>
-        </w:rPr>
-      </w:pPr>
-      <w:r>
-        <w:rPr>
-          <w:rFonts w:ascii="Times New Roman" w:hAnsi="Times New Roman" w:cs="Times New Roman"/>
-          <w:b/>
-          <w:color w:val="000000"/>
-        </w:rPr>
-        <w:t xml:space="preserve">O presente trabalho apresenta o desenvolvimento de um sistema web de agendamento online para barbearia, denominado Elite </w:t>
-      </w:r>
-      <w:proofErr w:type="spellStart"/>
-      <w:r>
-        <w:rPr>
-          <w:rFonts w:ascii="Times New Roman" w:hAnsi="Times New Roman" w:cs="Times New Roman"/>
-          <w:b/>
-          <w:color w:val="000000"/>
-        </w:rPr>
-        <w:t>Barber</w:t>
-      </w:r>
-      <w:proofErr w:type="spellEnd"/>
-      <w:r>
-        <w:rPr>
-          <w:rFonts w:ascii="Times New Roman" w:hAnsi="Times New Roman" w:cs="Times New Roman"/>
-          <w:b/>
-          <w:color w:val="000000"/>
-        </w:rPr>
-        <w:t xml:space="preserve">. O sistema foi desenvolvido utilizando tecnologias web modernas, incluindo HTML5, CSS3, </w:t>
-      </w:r>
-      <w:proofErr w:type="spellStart"/>
-      <w:r>
-        <w:rPr>
-          <w:rFonts w:ascii="Times New Roman" w:hAnsi="Times New Roman" w:cs="Times New Roman"/>
-          <w:b/>
-          <w:color w:val="000000"/>
-        </w:rPr>
-        <w:t>JavaScript</w:t>
-      </w:r>
-      <w:proofErr w:type="spellEnd"/>
-      <w:r>
-        <w:rPr>
-          <w:rFonts w:ascii="Times New Roman" w:hAnsi="Times New Roman" w:cs="Times New Roman"/>
-          <w:b/>
-          <w:color w:val="000000"/>
-        </w:rPr>
-        <w:t xml:space="preserve"> e </w:t>
-      </w:r>
-      <w:proofErr w:type="spellStart"/>
-      <w:r>
-        <w:rPr>
-          <w:rFonts w:ascii="Times New Roman" w:hAnsi="Times New Roman" w:cs="Times New Roman"/>
-          <w:b/>
-          <w:color w:val="000000"/>
-        </w:rPr>
-        <w:t>Firebase</w:t>
-      </w:r>
-      <w:proofErr w:type="spellEnd"/>
-      <w:r>
-        <w:rPr>
-          <w:rFonts w:ascii="Times New Roman" w:hAnsi="Times New Roman" w:cs="Times New Roman"/>
-          <w:b/>
-          <w:color w:val="000000"/>
-        </w:rPr>
-        <w:t xml:space="preserve"> como plataforma de </w:t>
-      </w:r>
-      <w:proofErr w:type="spellStart"/>
-      <w:r>
-        <w:rPr>
-          <w:rFonts w:ascii="Times New Roman" w:hAnsi="Times New Roman" w:cs="Times New Roman"/>
-          <w:b/>
-          <w:color w:val="000000"/>
-        </w:rPr>
-        <w:t>backend</w:t>
-      </w:r>
-      <w:proofErr w:type="spellEnd"/>
-      <w:r>
-        <w:rPr>
-          <w:rFonts w:ascii="Times New Roman" w:hAnsi="Times New Roman" w:cs="Times New Roman"/>
-          <w:b/>
-          <w:color w:val="000000"/>
-        </w:rPr>
-        <w:t>. O objetivo principal foi criar uma solução digital que permita aos clientes realizar agendamentos de serviços de forma prática e eficiente, eliminando a necessidade de contato telefônico ou presencial para marcação de horários. O sistema contempla funcionalidades como cadastro e autenticação de usuários via e-mail e Google, agendamento online com seleção de serviço, data e horário, painel administrativo para o barbeiro gerenciar os atendimentos, controle de disponibilidade de horários em tempo real e histórico de agendamentos por cliente. A solução foi estruturada em múltiplas páginas, cada uma com responsabilidade específica, seguindo boas práticas de desenvolvimento web e design responsivo. Os resultados obtidos demonstram que o sistema atende aos requisitos estabelecidos, proporcionando uma experiência de usuário satisfatória tanto para clientes quanto para o profissional da barbearia.</w:t>
-      </w:r>
-    </w:p>
-    <w:p>
-      <w:pPr>
-        <w:spacing w:before="240" w:after="800" w:line="360" w:lineRule="auto"/>
-        <w:jc w:val="both"/>
-        <w:rPr>
-          <w:rFonts w:ascii="Times New Roman" w:hAnsi="Times New Roman" w:cs="Times New Roman"/>
-          <w:b/>
-        </w:rPr>
-      </w:pPr>
-      <w:r>
-        <w:rPr>
-          <w:rFonts w:ascii="Times New Roman" w:hAnsi="Times New Roman" w:cs="Times New Roman"/>
-          <w:b/>
-          <w:bCs/>
-          <w:color w:val="000000"/>
-        </w:rPr>
-        <w:t xml:space="preserve">Palavras-chave: Sistema web. Agendamento online. Barbearia. </w:t>
-      </w:r>
-      <w:proofErr w:type="spellStart"/>
-      <w:r>
-        <w:rPr>
-          <w:rFonts w:ascii="Times New Roman" w:hAnsi="Times New Roman" w:cs="Times New Roman"/>
-          <w:b/>
-          <w:bCs/>
-          <w:color w:val="000000"/>
-        </w:rPr>
-        <w:t>Firebase</w:t>
-      </w:r>
-      <w:proofErr w:type="spellEnd"/>
-      <w:r>
-        <w:rPr>
-          <w:rFonts w:ascii="Times New Roman" w:hAnsi="Times New Roman" w:cs="Times New Roman"/>
-          <w:b/>
-          <w:bCs/>
-          <w:color w:val="000000"/>
-        </w:rPr>
-        <w:t xml:space="preserve">. </w:t>
-      </w:r>
-      <w:proofErr w:type="spellStart"/>
-      <w:r>
-        <w:rPr>
-          <w:rFonts w:ascii="Times New Roman" w:hAnsi="Times New Roman" w:cs="Times New Roman"/>
-          <w:b/>
-          <w:bCs/>
-          <w:color w:val="000000"/>
-        </w:rPr>
-        <w:t>JavaScript</w:t>
-      </w:r>
-      <w:proofErr w:type="spellEnd"/>
-      <w:r>
-        <w:rPr>
-          <w:rFonts w:ascii="Times New Roman" w:hAnsi="Times New Roman" w:cs="Times New Roman"/>
-          <w:b/>
-          <w:bCs/>
-          <w:color w:val="000000"/>
-        </w:rPr>
-        <w:t>.</w:t>
-      </w:r>
-    </w:p>
-    <w:p>
-      <w:pPr>
-        <w:rPr>
-          <w:rFonts w:ascii="Times New Roman" w:hAnsi="Times New Roman" w:cs="Times New Roman"/>
-          <w:b/>
-          <w:bCs/>
-          <w:color w:val="000000"/>
-          <w:sz w:val="28"/>
-          <w:szCs w:val="28"/>
-        </w:rPr>
-      </w:pPr>
-      <w:r>
-        <w:rPr>
-          <w:rFonts w:ascii="Times New Roman" w:hAnsi="Times New Roman" w:cs="Times New Roman"/>
-          <w:b/>
-          <w:bCs/>
-          <w:color w:val="000000"/>
-          <w:sz w:val="28"/>
-          <w:szCs w:val="28"/>
-        </w:rPr>
-        <w:br w:type="page"/>
-      </w:r>
-    </w:p>
-    <w:p>
-      <w:pPr>
-        <w:spacing w:after="400" w:line="360" w:lineRule="auto"/>
-        <w:jc w:val="center"/>
-        <w:rPr>
-          <w:rFonts w:ascii="Times New Roman" w:hAnsi="Times New Roman" w:cs="Times New Roman"/>
-          <w:b/>
-        </w:rPr>
-      </w:pPr>
-      <w:r>
-        <w:rPr>
-          <w:rFonts w:ascii="Times New Roman" w:hAnsi="Times New Roman" w:cs="Times New Roman"/>
-          <w:b/>
-          <w:bCs/>
-          <w:color w:val="000000"/>
-          <w:sz w:val="28"/>
-          <w:szCs w:val="28"/>
-        </w:rPr>
-        <w:lastRenderedPageBreak/>
-        <w:t>ABSTRACT</w:t>
-      </w:r>
-    </w:p>
-    <w:p>
-      <w:pPr>
-        <w:spacing w:line="360" w:lineRule="auto"/>
-        <w:jc w:val="both"/>
-        <w:rPr>
-          <w:rFonts w:ascii="Times New Roman" w:hAnsi="Times New Roman" w:cs="Times New Roman"/>
-          <w:b/>
-        </w:rPr>
-      </w:pPr>
-      <w:proofErr w:type="spellStart"/>
-      <w:r>
-        <w:rPr>
-          <w:rFonts w:ascii="Times New Roman" w:hAnsi="Times New Roman" w:cs="Times New Roman"/>
-          <w:b/>
-          <w:color w:val="000000"/>
-        </w:rPr>
-        <w:t>This</w:t>
-      </w:r>
-      <w:proofErr w:type="spellEnd"/>
-      <w:r>
-        <w:rPr>
-          <w:rFonts w:ascii="Times New Roman" w:hAnsi="Times New Roman" w:cs="Times New Roman"/>
-          <w:b/>
-          <w:color w:val="000000"/>
-        </w:rPr>
-        <w:t xml:space="preserve"> </w:t>
-      </w:r>
-      <w:proofErr w:type="spellStart"/>
-      <w:r>
-        <w:rPr>
-          <w:rFonts w:ascii="Times New Roman" w:hAnsi="Times New Roman" w:cs="Times New Roman"/>
-          <w:b/>
-          <w:color w:val="000000"/>
-        </w:rPr>
-        <w:t>work</w:t>
-      </w:r>
-      <w:proofErr w:type="spellEnd"/>
-      <w:r>
-        <w:rPr>
-          <w:rFonts w:ascii="Times New Roman" w:hAnsi="Times New Roman" w:cs="Times New Roman"/>
-          <w:b/>
-          <w:color w:val="000000"/>
-        </w:rPr>
-        <w:t xml:space="preserve"> </w:t>
-      </w:r>
-      <w:proofErr w:type="spellStart"/>
-      <w:r>
-        <w:rPr>
-          <w:rFonts w:ascii="Times New Roman" w:hAnsi="Times New Roman" w:cs="Times New Roman"/>
-          <w:b/>
-          <w:color w:val="000000"/>
-        </w:rPr>
-        <w:t>presents</w:t>
-      </w:r>
-      <w:proofErr w:type="spellEnd"/>
-      <w:r>
-        <w:rPr>
-          <w:rFonts w:ascii="Times New Roman" w:hAnsi="Times New Roman" w:cs="Times New Roman"/>
-          <w:b/>
-          <w:color w:val="000000"/>
-        </w:rPr>
-        <w:t xml:space="preserve"> </w:t>
-      </w:r>
-      <w:proofErr w:type="spellStart"/>
-      <w:r>
-        <w:rPr>
-          <w:rFonts w:ascii="Times New Roman" w:hAnsi="Times New Roman" w:cs="Times New Roman"/>
-          <w:b/>
-          <w:color w:val="000000"/>
-        </w:rPr>
-        <w:t>the</w:t>
-      </w:r>
-      <w:proofErr w:type="spellEnd"/>
-      <w:r>
-        <w:rPr>
-          <w:rFonts w:ascii="Times New Roman" w:hAnsi="Times New Roman" w:cs="Times New Roman"/>
-          <w:b/>
-          <w:color w:val="000000"/>
-        </w:rPr>
-        <w:t xml:space="preserve"> </w:t>
-      </w:r>
-      <w:proofErr w:type="spellStart"/>
-      <w:r>
-        <w:rPr>
-          <w:rFonts w:ascii="Times New Roman" w:hAnsi="Times New Roman" w:cs="Times New Roman"/>
-          <w:b/>
-          <w:color w:val="000000"/>
-        </w:rPr>
-        <w:t>development</w:t>
-      </w:r>
-      <w:proofErr w:type="spellEnd"/>
-      <w:r>
-        <w:rPr>
-          <w:rFonts w:ascii="Times New Roman" w:hAnsi="Times New Roman" w:cs="Times New Roman"/>
-          <w:b/>
-          <w:color w:val="000000"/>
-        </w:rPr>
-        <w:t xml:space="preserve"> </w:t>
-      </w:r>
-      <w:proofErr w:type="spellStart"/>
-      <w:r>
-        <w:rPr>
-          <w:rFonts w:ascii="Times New Roman" w:hAnsi="Times New Roman" w:cs="Times New Roman"/>
-          <w:b/>
-          <w:color w:val="000000"/>
-        </w:rPr>
-        <w:t>of</w:t>
-      </w:r>
-      <w:proofErr w:type="spellEnd"/>
-      <w:r>
-        <w:rPr>
-          <w:rFonts w:ascii="Times New Roman" w:hAnsi="Times New Roman" w:cs="Times New Roman"/>
-          <w:b/>
-          <w:color w:val="000000"/>
-        </w:rPr>
-        <w:t xml:space="preserve"> </w:t>
-      </w:r>
-      <w:proofErr w:type="spellStart"/>
-      <w:r>
-        <w:rPr>
-          <w:rFonts w:ascii="Times New Roman" w:hAnsi="Times New Roman" w:cs="Times New Roman"/>
-          <w:b/>
-          <w:color w:val="000000"/>
-        </w:rPr>
-        <w:t>an</w:t>
-      </w:r>
-      <w:proofErr w:type="spellEnd"/>
-      <w:r>
-        <w:rPr>
-          <w:rFonts w:ascii="Times New Roman" w:hAnsi="Times New Roman" w:cs="Times New Roman"/>
-          <w:b/>
-          <w:color w:val="000000"/>
-        </w:rPr>
-        <w:t xml:space="preserve"> online </w:t>
-      </w:r>
-      <w:proofErr w:type="spellStart"/>
-      <w:r>
-        <w:rPr>
-          <w:rFonts w:ascii="Times New Roman" w:hAnsi="Times New Roman" w:cs="Times New Roman"/>
-          <w:b/>
-          <w:color w:val="000000"/>
-        </w:rPr>
-        <w:t>scheduling</w:t>
-      </w:r>
-      <w:proofErr w:type="spellEnd"/>
-      <w:r>
-        <w:rPr>
-          <w:rFonts w:ascii="Times New Roman" w:hAnsi="Times New Roman" w:cs="Times New Roman"/>
-          <w:b/>
-          <w:color w:val="000000"/>
-        </w:rPr>
-        <w:t xml:space="preserve"> web system for a </w:t>
-      </w:r>
-      <w:proofErr w:type="spellStart"/>
-      <w:r>
-        <w:rPr>
-          <w:rFonts w:ascii="Times New Roman" w:hAnsi="Times New Roman" w:cs="Times New Roman"/>
-          <w:b/>
-          <w:color w:val="000000"/>
-        </w:rPr>
-        <w:t>barbershop</w:t>
-      </w:r>
-      <w:proofErr w:type="spellEnd"/>
-      <w:r>
-        <w:rPr>
-          <w:rFonts w:ascii="Times New Roman" w:hAnsi="Times New Roman" w:cs="Times New Roman"/>
-          <w:b/>
-          <w:color w:val="000000"/>
-        </w:rPr>
-        <w:t xml:space="preserve">, </w:t>
-      </w:r>
-      <w:proofErr w:type="spellStart"/>
-      <w:r>
-        <w:rPr>
-          <w:rFonts w:ascii="Times New Roman" w:hAnsi="Times New Roman" w:cs="Times New Roman"/>
-          <w:b/>
-          <w:color w:val="000000"/>
-        </w:rPr>
-        <w:t>called</w:t>
-      </w:r>
-      <w:proofErr w:type="spellEnd"/>
-      <w:r>
-        <w:rPr>
-          <w:rFonts w:ascii="Times New Roman" w:hAnsi="Times New Roman" w:cs="Times New Roman"/>
-          <w:b/>
-          <w:color w:val="000000"/>
-        </w:rPr>
-        <w:t xml:space="preserve"> Elite </w:t>
-      </w:r>
-      <w:proofErr w:type="spellStart"/>
-      <w:r>
-        <w:rPr>
-          <w:rFonts w:ascii="Times New Roman" w:hAnsi="Times New Roman" w:cs="Times New Roman"/>
-          <w:b/>
-          <w:color w:val="000000"/>
-        </w:rPr>
-        <w:t>Barber</w:t>
-      </w:r>
-      <w:proofErr w:type="spellEnd"/>
-      <w:r>
-        <w:rPr>
-          <w:rFonts w:ascii="Times New Roman" w:hAnsi="Times New Roman" w:cs="Times New Roman"/>
-          <w:b/>
-          <w:color w:val="000000"/>
-        </w:rPr>
-        <w:t xml:space="preserve">. The system </w:t>
-      </w:r>
-      <w:proofErr w:type="spellStart"/>
-      <w:r>
-        <w:rPr>
-          <w:rFonts w:ascii="Times New Roman" w:hAnsi="Times New Roman" w:cs="Times New Roman"/>
-          <w:b/>
-          <w:color w:val="000000"/>
-        </w:rPr>
-        <w:t>was</w:t>
-      </w:r>
-      <w:proofErr w:type="spellEnd"/>
-      <w:r>
-        <w:rPr>
-          <w:rFonts w:ascii="Times New Roman" w:hAnsi="Times New Roman" w:cs="Times New Roman"/>
-          <w:b/>
-          <w:color w:val="000000"/>
-        </w:rPr>
-        <w:t xml:space="preserve"> </w:t>
-      </w:r>
-      <w:proofErr w:type="spellStart"/>
-      <w:r>
-        <w:rPr>
-          <w:rFonts w:ascii="Times New Roman" w:hAnsi="Times New Roman" w:cs="Times New Roman"/>
-          <w:b/>
-          <w:color w:val="000000"/>
-        </w:rPr>
-        <w:t>developed</w:t>
-      </w:r>
-      <w:proofErr w:type="spellEnd"/>
-      <w:r>
-        <w:rPr>
-          <w:rFonts w:ascii="Times New Roman" w:hAnsi="Times New Roman" w:cs="Times New Roman"/>
-          <w:b/>
-          <w:color w:val="000000"/>
-        </w:rPr>
-        <w:t xml:space="preserve"> </w:t>
-      </w:r>
-      <w:proofErr w:type="spellStart"/>
-      <w:r>
-        <w:rPr>
-          <w:rFonts w:ascii="Times New Roman" w:hAnsi="Times New Roman" w:cs="Times New Roman"/>
-          <w:b/>
-          <w:color w:val="000000"/>
-        </w:rPr>
-        <w:t>using</w:t>
-      </w:r>
-      <w:proofErr w:type="spellEnd"/>
-      <w:r>
-        <w:rPr>
-          <w:rFonts w:ascii="Times New Roman" w:hAnsi="Times New Roman" w:cs="Times New Roman"/>
-          <w:b/>
-          <w:color w:val="000000"/>
-        </w:rPr>
-        <w:t xml:space="preserve"> </w:t>
-      </w:r>
-      <w:proofErr w:type="spellStart"/>
-      <w:r>
-        <w:rPr>
-          <w:rFonts w:ascii="Times New Roman" w:hAnsi="Times New Roman" w:cs="Times New Roman"/>
-          <w:b/>
-          <w:color w:val="000000"/>
-        </w:rPr>
-        <w:t>modern</w:t>
-      </w:r>
-      <w:proofErr w:type="spellEnd"/>
-      <w:r>
-        <w:rPr>
-          <w:rFonts w:ascii="Times New Roman" w:hAnsi="Times New Roman" w:cs="Times New Roman"/>
-          <w:b/>
-          <w:color w:val="000000"/>
-        </w:rPr>
-        <w:t xml:space="preserve"> web </w:t>
-      </w:r>
-      <w:proofErr w:type="spellStart"/>
-      <w:r>
-        <w:rPr>
-          <w:rFonts w:ascii="Times New Roman" w:hAnsi="Times New Roman" w:cs="Times New Roman"/>
-          <w:b/>
-          <w:color w:val="000000"/>
-        </w:rPr>
-        <w:t>technologies</w:t>
-      </w:r>
-      <w:proofErr w:type="spellEnd"/>
-      <w:r>
-        <w:rPr>
-          <w:rFonts w:ascii="Times New Roman" w:hAnsi="Times New Roman" w:cs="Times New Roman"/>
-          <w:b/>
-          <w:color w:val="000000"/>
-        </w:rPr>
-        <w:t xml:space="preserve">, </w:t>
-      </w:r>
-      <w:proofErr w:type="spellStart"/>
-      <w:r>
-        <w:rPr>
-          <w:rFonts w:ascii="Times New Roman" w:hAnsi="Times New Roman" w:cs="Times New Roman"/>
-          <w:b/>
-          <w:color w:val="000000"/>
-        </w:rPr>
-        <w:t>including</w:t>
-      </w:r>
-      <w:proofErr w:type="spellEnd"/>
-      <w:r>
-        <w:rPr>
-          <w:rFonts w:ascii="Times New Roman" w:hAnsi="Times New Roman" w:cs="Times New Roman"/>
-          <w:b/>
-          <w:color w:val="000000"/>
-        </w:rPr>
-        <w:t xml:space="preserve"> HTML5, CSS3, </w:t>
-      </w:r>
-      <w:proofErr w:type="spellStart"/>
-      <w:r>
-        <w:rPr>
-          <w:rFonts w:ascii="Times New Roman" w:hAnsi="Times New Roman" w:cs="Times New Roman"/>
-          <w:b/>
-          <w:color w:val="000000"/>
-        </w:rPr>
-        <w:t>JavaScript</w:t>
-      </w:r>
-      <w:proofErr w:type="spellEnd"/>
-      <w:r>
-        <w:rPr>
-          <w:rFonts w:ascii="Times New Roman" w:hAnsi="Times New Roman" w:cs="Times New Roman"/>
-          <w:b/>
-          <w:color w:val="000000"/>
-        </w:rPr>
-        <w:t xml:space="preserve"> </w:t>
-      </w:r>
-      <w:proofErr w:type="spellStart"/>
-      <w:r>
-        <w:rPr>
-          <w:rFonts w:ascii="Times New Roman" w:hAnsi="Times New Roman" w:cs="Times New Roman"/>
-          <w:b/>
-          <w:color w:val="000000"/>
-        </w:rPr>
-        <w:t>and</w:t>
-      </w:r>
-      <w:proofErr w:type="spellEnd"/>
-      <w:r>
-        <w:rPr>
-          <w:rFonts w:ascii="Times New Roman" w:hAnsi="Times New Roman" w:cs="Times New Roman"/>
-          <w:b/>
-          <w:color w:val="000000"/>
-        </w:rPr>
-        <w:t xml:space="preserve"> </w:t>
-      </w:r>
-      <w:proofErr w:type="spellStart"/>
-      <w:r>
-        <w:rPr>
-          <w:rFonts w:ascii="Times New Roman" w:hAnsi="Times New Roman" w:cs="Times New Roman"/>
-          <w:b/>
-          <w:color w:val="000000"/>
-        </w:rPr>
-        <w:t>Firebase</w:t>
-      </w:r>
-      <w:proofErr w:type="spellEnd"/>
-      <w:r>
-        <w:rPr>
-          <w:rFonts w:ascii="Times New Roman" w:hAnsi="Times New Roman" w:cs="Times New Roman"/>
-          <w:b/>
-          <w:color w:val="000000"/>
-        </w:rPr>
-        <w:t xml:space="preserve"> as a </w:t>
-      </w:r>
-      <w:proofErr w:type="spellStart"/>
-      <w:r>
-        <w:rPr>
-          <w:rFonts w:ascii="Times New Roman" w:hAnsi="Times New Roman" w:cs="Times New Roman"/>
-          <w:b/>
-          <w:color w:val="000000"/>
-        </w:rPr>
-        <w:t>backend</w:t>
-      </w:r>
-      <w:proofErr w:type="spellEnd"/>
-      <w:r>
-        <w:rPr>
-          <w:rFonts w:ascii="Times New Roman" w:hAnsi="Times New Roman" w:cs="Times New Roman"/>
-          <w:b/>
-          <w:color w:val="000000"/>
-        </w:rPr>
-        <w:t xml:space="preserve"> </w:t>
-      </w:r>
-      <w:proofErr w:type="spellStart"/>
-      <w:r>
-        <w:rPr>
-          <w:rFonts w:ascii="Times New Roman" w:hAnsi="Times New Roman" w:cs="Times New Roman"/>
-          <w:b/>
-          <w:color w:val="000000"/>
-        </w:rPr>
-        <w:t>platform</w:t>
-      </w:r>
-      <w:proofErr w:type="spellEnd"/>
-      <w:r>
-        <w:rPr>
-          <w:rFonts w:ascii="Times New Roman" w:hAnsi="Times New Roman" w:cs="Times New Roman"/>
-          <w:b/>
-          <w:color w:val="000000"/>
-        </w:rPr>
-        <w:t xml:space="preserve">. The </w:t>
-      </w:r>
-      <w:proofErr w:type="spellStart"/>
-      <w:r>
-        <w:rPr>
-          <w:rFonts w:ascii="Times New Roman" w:hAnsi="Times New Roman" w:cs="Times New Roman"/>
-          <w:b/>
-          <w:color w:val="000000"/>
-        </w:rPr>
-        <w:t>main</w:t>
-      </w:r>
-      <w:proofErr w:type="spellEnd"/>
-      <w:r>
-        <w:rPr>
-          <w:rFonts w:ascii="Times New Roman" w:hAnsi="Times New Roman" w:cs="Times New Roman"/>
-          <w:b/>
-          <w:color w:val="000000"/>
-        </w:rPr>
-        <w:t xml:space="preserve"> </w:t>
-      </w:r>
-      <w:proofErr w:type="spellStart"/>
-      <w:r>
-        <w:rPr>
-          <w:rFonts w:ascii="Times New Roman" w:hAnsi="Times New Roman" w:cs="Times New Roman"/>
-          <w:b/>
-          <w:color w:val="000000"/>
-        </w:rPr>
-        <w:t>objective</w:t>
-      </w:r>
-      <w:proofErr w:type="spellEnd"/>
-      <w:r>
-        <w:rPr>
-          <w:rFonts w:ascii="Times New Roman" w:hAnsi="Times New Roman" w:cs="Times New Roman"/>
-          <w:b/>
-          <w:color w:val="000000"/>
-        </w:rPr>
-        <w:t xml:space="preserve"> </w:t>
-      </w:r>
-      <w:proofErr w:type="spellStart"/>
-      <w:r>
-        <w:rPr>
-          <w:rFonts w:ascii="Times New Roman" w:hAnsi="Times New Roman" w:cs="Times New Roman"/>
-          <w:b/>
-          <w:color w:val="000000"/>
-        </w:rPr>
-        <w:t>was</w:t>
-      </w:r>
-      <w:proofErr w:type="spellEnd"/>
-      <w:r>
-        <w:rPr>
-          <w:rFonts w:ascii="Times New Roman" w:hAnsi="Times New Roman" w:cs="Times New Roman"/>
-          <w:b/>
-          <w:color w:val="000000"/>
-        </w:rPr>
-        <w:t xml:space="preserve"> </w:t>
-      </w:r>
-      <w:proofErr w:type="spellStart"/>
-      <w:r>
-        <w:rPr>
-          <w:rFonts w:ascii="Times New Roman" w:hAnsi="Times New Roman" w:cs="Times New Roman"/>
-          <w:b/>
-          <w:color w:val="000000"/>
-        </w:rPr>
-        <w:t>to</w:t>
-      </w:r>
-      <w:proofErr w:type="spellEnd"/>
-      <w:r>
-        <w:rPr>
-          <w:rFonts w:ascii="Times New Roman" w:hAnsi="Times New Roman" w:cs="Times New Roman"/>
-          <w:b/>
-          <w:color w:val="000000"/>
-        </w:rPr>
-        <w:t xml:space="preserve"> </w:t>
-      </w:r>
-      <w:proofErr w:type="spellStart"/>
-      <w:r>
-        <w:rPr>
-          <w:rFonts w:ascii="Times New Roman" w:hAnsi="Times New Roman" w:cs="Times New Roman"/>
-          <w:b/>
-          <w:color w:val="000000"/>
-        </w:rPr>
-        <w:t>create</w:t>
-      </w:r>
-      <w:proofErr w:type="spellEnd"/>
-      <w:r>
-        <w:rPr>
-          <w:rFonts w:ascii="Times New Roman" w:hAnsi="Times New Roman" w:cs="Times New Roman"/>
-          <w:b/>
-          <w:color w:val="000000"/>
-        </w:rPr>
-        <w:t xml:space="preserve"> a digital </w:t>
-      </w:r>
-      <w:proofErr w:type="spellStart"/>
-      <w:r>
-        <w:rPr>
-          <w:rFonts w:ascii="Times New Roman" w:hAnsi="Times New Roman" w:cs="Times New Roman"/>
-          <w:b/>
-          <w:color w:val="000000"/>
-        </w:rPr>
-        <w:t>solution</w:t>
-      </w:r>
-      <w:proofErr w:type="spellEnd"/>
-      <w:r>
-        <w:rPr>
-          <w:rFonts w:ascii="Times New Roman" w:hAnsi="Times New Roman" w:cs="Times New Roman"/>
-          <w:b/>
-          <w:color w:val="000000"/>
-        </w:rPr>
-        <w:t xml:space="preserve"> </w:t>
-      </w:r>
-      <w:proofErr w:type="spellStart"/>
-      <w:r>
-        <w:rPr>
-          <w:rFonts w:ascii="Times New Roman" w:hAnsi="Times New Roman" w:cs="Times New Roman"/>
-          <w:b/>
-          <w:color w:val="000000"/>
-        </w:rPr>
-        <w:t>that</w:t>
-      </w:r>
-      <w:proofErr w:type="spellEnd"/>
-      <w:r>
-        <w:rPr>
-          <w:rFonts w:ascii="Times New Roman" w:hAnsi="Times New Roman" w:cs="Times New Roman"/>
-          <w:b/>
-          <w:color w:val="000000"/>
-        </w:rPr>
-        <w:t xml:space="preserve"> </w:t>
-      </w:r>
-      <w:proofErr w:type="spellStart"/>
-      <w:r>
-        <w:rPr>
-          <w:rFonts w:ascii="Times New Roman" w:hAnsi="Times New Roman" w:cs="Times New Roman"/>
-          <w:b/>
-          <w:color w:val="000000"/>
-        </w:rPr>
-        <w:t>allows</w:t>
-      </w:r>
-      <w:proofErr w:type="spellEnd"/>
-      <w:r>
-        <w:rPr>
-          <w:rFonts w:ascii="Times New Roman" w:hAnsi="Times New Roman" w:cs="Times New Roman"/>
-          <w:b/>
-          <w:color w:val="000000"/>
-        </w:rPr>
-        <w:t xml:space="preserve"> </w:t>
-      </w:r>
-      <w:proofErr w:type="spellStart"/>
-      <w:r>
-        <w:rPr>
-          <w:rFonts w:ascii="Times New Roman" w:hAnsi="Times New Roman" w:cs="Times New Roman"/>
-          <w:b/>
-          <w:color w:val="000000"/>
-        </w:rPr>
-        <w:t>customers</w:t>
-      </w:r>
-      <w:proofErr w:type="spellEnd"/>
-      <w:r>
-        <w:rPr>
-          <w:rFonts w:ascii="Times New Roman" w:hAnsi="Times New Roman" w:cs="Times New Roman"/>
-          <w:b/>
-          <w:color w:val="000000"/>
-        </w:rPr>
-        <w:t xml:space="preserve"> </w:t>
-      </w:r>
-      <w:proofErr w:type="spellStart"/>
-      <w:r>
-        <w:rPr>
-          <w:rFonts w:ascii="Times New Roman" w:hAnsi="Times New Roman" w:cs="Times New Roman"/>
-          <w:b/>
-          <w:color w:val="000000"/>
-        </w:rPr>
-        <w:t>to</w:t>
-      </w:r>
-      <w:proofErr w:type="spellEnd"/>
-      <w:r>
-        <w:rPr>
-          <w:rFonts w:ascii="Times New Roman" w:hAnsi="Times New Roman" w:cs="Times New Roman"/>
-          <w:b/>
-          <w:color w:val="000000"/>
-        </w:rPr>
-        <w:t xml:space="preserve"> schedule </w:t>
-      </w:r>
-      <w:proofErr w:type="spellStart"/>
-      <w:r>
-        <w:rPr>
-          <w:rFonts w:ascii="Times New Roman" w:hAnsi="Times New Roman" w:cs="Times New Roman"/>
-          <w:b/>
-          <w:color w:val="000000"/>
-        </w:rPr>
-        <w:t>services</w:t>
-      </w:r>
-      <w:proofErr w:type="spellEnd"/>
-      <w:r>
-        <w:rPr>
-          <w:rFonts w:ascii="Times New Roman" w:hAnsi="Times New Roman" w:cs="Times New Roman"/>
-          <w:b/>
-          <w:color w:val="000000"/>
-        </w:rPr>
-        <w:t xml:space="preserve"> in a </w:t>
-      </w:r>
-      <w:proofErr w:type="spellStart"/>
-      <w:r>
-        <w:rPr>
-          <w:rFonts w:ascii="Times New Roman" w:hAnsi="Times New Roman" w:cs="Times New Roman"/>
-          <w:b/>
-          <w:color w:val="000000"/>
-        </w:rPr>
-        <w:t>practical</w:t>
-      </w:r>
-      <w:proofErr w:type="spellEnd"/>
-      <w:r>
-        <w:rPr>
-          <w:rFonts w:ascii="Times New Roman" w:hAnsi="Times New Roman" w:cs="Times New Roman"/>
-          <w:b/>
-          <w:color w:val="000000"/>
-        </w:rPr>
-        <w:t xml:space="preserve"> </w:t>
-      </w:r>
-      <w:proofErr w:type="spellStart"/>
-      <w:r>
-        <w:rPr>
-          <w:rFonts w:ascii="Times New Roman" w:hAnsi="Times New Roman" w:cs="Times New Roman"/>
-          <w:b/>
-          <w:color w:val="000000"/>
-        </w:rPr>
-        <w:t>and</w:t>
-      </w:r>
-      <w:proofErr w:type="spellEnd"/>
-      <w:r>
-        <w:rPr>
-          <w:rFonts w:ascii="Times New Roman" w:hAnsi="Times New Roman" w:cs="Times New Roman"/>
-          <w:b/>
-          <w:color w:val="000000"/>
-        </w:rPr>
-        <w:t xml:space="preserve"> </w:t>
-      </w:r>
-      <w:proofErr w:type="spellStart"/>
-      <w:r>
-        <w:rPr>
-          <w:rFonts w:ascii="Times New Roman" w:hAnsi="Times New Roman" w:cs="Times New Roman"/>
-          <w:b/>
-          <w:color w:val="000000"/>
-        </w:rPr>
-        <w:t>efficient</w:t>
-      </w:r>
-      <w:proofErr w:type="spellEnd"/>
-      <w:r>
-        <w:rPr>
-          <w:rFonts w:ascii="Times New Roman" w:hAnsi="Times New Roman" w:cs="Times New Roman"/>
-          <w:b/>
-          <w:color w:val="000000"/>
-        </w:rPr>
-        <w:t xml:space="preserve"> </w:t>
-      </w:r>
-      <w:proofErr w:type="spellStart"/>
-      <w:r>
-        <w:rPr>
-          <w:rFonts w:ascii="Times New Roman" w:hAnsi="Times New Roman" w:cs="Times New Roman"/>
-          <w:b/>
-          <w:color w:val="000000"/>
-        </w:rPr>
-        <w:t>way</w:t>
-      </w:r>
-      <w:proofErr w:type="spellEnd"/>
-      <w:r>
-        <w:rPr>
-          <w:rFonts w:ascii="Times New Roman" w:hAnsi="Times New Roman" w:cs="Times New Roman"/>
-          <w:b/>
-          <w:color w:val="000000"/>
-        </w:rPr>
-        <w:t xml:space="preserve">, </w:t>
-      </w:r>
-      <w:proofErr w:type="spellStart"/>
-      <w:r>
-        <w:rPr>
-          <w:rFonts w:ascii="Times New Roman" w:hAnsi="Times New Roman" w:cs="Times New Roman"/>
-          <w:b/>
-          <w:color w:val="000000"/>
-        </w:rPr>
-        <w:t>eliminating</w:t>
-      </w:r>
-      <w:proofErr w:type="spellEnd"/>
-      <w:r>
-        <w:rPr>
-          <w:rFonts w:ascii="Times New Roman" w:hAnsi="Times New Roman" w:cs="Times New Roman"/>
-          <w:b/>
-          <w:color w:val="000000"/>
-        </w:rPr>
-        <w:t xml:space="preserve"> </w:t>
-      </w:r>
-      <w:proofErr w:type="spellStart"/>
-      <w:r>
-        <w:rPr>
-          <w:rFonts w:ascii="Times New Roman" w:hAnsi="Times New Roman" w:cs="Times New Roman"/>
-          <w:b/>
-          <w:color w:val="000000"/>
-        </w:rPr>
-        <w:t>the</w:t>
-      </w:r>
-      <w:proofErr w:type="spellEnd"/>
-      <w:r>
-        <w:rPr>
-          <w:rFonts w:ascii="Times New Roman" w:hAnsi="Times New Roman" w:cs="Times New Roman"/>
-          <w:b/>
-          <w:color w:val="000000"/>
-        </w:rPr>
-        <w:t xml:space="preserve"> </w:t>
-      </w:r>
-      <w:proofErr w:type="spellStart"/>
-      <w:r>
-        <w:rPr>
-          <w:rFonts w:ascii="Times New Roman" w:hAnsi="Times New Roman" w:cs="Times New Roman"/>
-          <w:b/>
-          <w:color w:val="000000"/>
-        </w:rPr>
-        <w:t>need</w:t>
-      </w:r>
-      <w:proofErr w:type="spellEnd"/>
-      <w:r>
-        <w:rPr>
-          <w:rFonts w:ascii="Times New Roman" w:hAnsi="Times New Roman" w:cs="Times New Roman"/>
-          <w:b/>
-          <w:color w:val="000000"/>
-        </w:rPr>
-        <w:t xml:space="preserve"> for </w:t>
-      </w:r>
-      <w:proofErr w:type="spellStart"/>
-      <w:r>
-        <w:rPr>
-          <w:rFonts w:ascii="Times New Roman" w:hAnsi="Times New Roman" w:cs="Times New Roman"/>
-          <w:b/>
-          <w:color w:val="000000"/>
-        </w:rPr>
-        <w:t>phone</w:t>
-      </w:r>
-      <w:proofErr w:type="spellEnd"/>
-      <w:r>
-        <w:rPr>
-          <w:rFonts w:ascii="Times New Roman" w:hAnsi="Times New Roman" w:cs="Times New Roman"/>
-          <w:b/>
-          <w:color w:val="000000"/>
-        </w:rPr>
-        <w:t xml:space="preserve"> </w:t>
-      </w:r>
-      <w:proofErr w:type="spellStart"/>
-      <w:r>
-        <w:rPr>
-          <w:rFonts w:ascii="Times New Roman" w:hAnsi="Times New Roman" w:cs="Times New Roman"/>
-          <w:b/>
-          <w:color w:val="000000"/>
-        </w:rPr>
-        <w:t>or</w:t>
-      </w:r>
-      <w:proofErr w:type="spellEnd"/>
-      <w:r>
-        <w:rPr>
-          <w:rFonts w:ascii="Times New Roman" w:hAnsi="Times New Roman" w:cs="Times New Roman"/>
-          <w:b/>
-          <w:color w:val="000000"/>
-        </w:rPr>
-        <w:t xml:space="preserve"> </w:t>
-      </w:r>
-      <w:proofErr w:type="spellStart"/>
-      <w:r>
-        <w:rPr>
-          <w:rFonts w:ascii="Times New Roman" w:hAnsi="Times New Roman" w:cs="Times New Roman"/>
-          <w:b/>
-          <w:color w:val="000000"/>
-        </w:rPr>
-        <w:t>in-person</w:t>
-      </w:r>
-      <w:proofErr w:type="spellEnd"/>
-      <w:r>
-        <w:rPr>
-          <w:rFonts w:ascii="Times New Roman" w:hAnsi="Times New Roman" w:cs="Times New Roman"/>
-          <w:b/>
-          <w:color w:val="000000"/>
-        </w:rPr>
-        <w:t xml:space="preserve"> </w:t>
-      </w:r>
-      <w:proofErr w:type="spellStart"/>
-      <w:r>
-        <w:rPr>
-          <w:rFonts w:ascii="Times New Roman" w:hAnsi="Times New Roman" w:cs="Times New Roman"/>
-          <w:b/>
-          <w:color w:val="000000"/>
-        </w:rPr>
-        <w:t>contact</w:t>
-      </w:r>
-      <w:proofErr w:type="spellEnd"/>
-      <w:r>
-        <w:rPr>
-          <w:rFonts w:ascii="Times New Roman" w:hAnsi="Times New Roman" w:cs="Times New Roman"/>
-          <w:b/>
-          <w:color w:val="000000"/>
-        </w:rPr>
-        <w:t xml:space="preserve"> for </w:t>
-      </w:r>
-      <w:proofErr w:type="spellStart"/>
-      <w:r>
-        <w:rPr>
-          <w:rFonts w:ascii="Times New Roman" w:hAnsi="Times New Roman" w:cs="Times New Roman"/>
-          <w:b/>
-          <w:color w:val="000000"/>
-        </w:rPr>
-        <w:t>appointments</w:t>
-      </w:r>
-      <w:proofErr w:type="spellEnd"/>
-      <w:r>
-        <w:rPr>
-          <w:rFonts w:ascii="Times New Roman" w:hAnsi="Times New Roman" w:cs="Times New Roman"/>
-          <w:b/>
-          <w:color w:val="000000"/>
-        </w:rPr>
-        <w:t xml:space="preserve">. The system includes </w:t>
-      </w:r>
-      <w:proofErr w:type="spellStart"/>
-      <w:r>
-        <w:rPr>
-          <w:rFonts w:ascii="Times New Roman" w:hAnsi="Times New Roman" w:cs="Times New Roman"/>
-          <w:b/>
-          <w:color w:val="000000"/>
-        </w:rPr>
-        <w:t>features</w:t>
-      </w:r>
-      <w:proofErr w:type="spellEnd"/>
-      <w:r>
-        <w:rPr>
-          <w:rFonts w:ascii="Times New Roman" w:hAnsi="Times New Roman" w:cs="Times New Roman"/>
-          <w:b/>
-          <w:color w:val="000000"/>
-        </w:rPr>
-        <w:t xml:space="preserve"> </w:t>
-      </w:r>
-      <w:proofErr w:type="spellStart"/>
-      <w:r>
-        <w:rPr>
-          <w:rFonts w:ascii="Times New Roman" w:hAnsi="Times New Roman" w:cs="Times New Roman"/>
-          <w:b/>
-          <w:color w:val="000000"/>
-        </w:rPr>
-        <w:t>such</w:t>
-      </w:r>
-      <w:proofErr w:type="spellEnd"/>
-      <w:r>
-        <w:rPr>
-          <w:rFonts w:ascii="Times New Roman" w:hAnsi="Times New Roman" w:cs="Times New Roman"/>
-          <w:b/>
-          <w:color w:val="000000"/>
-        </w:rPr>
-        <w:t xml:space="preserve"> as </w:t>
-      </w:r>
-      <w:proofErr w:type="spellStart"/>
-      <w:r>
-        <w:rPr>
-          <w:rFonts w:ascii="Times New Roman" w:hAnsi="Times New Roman" w:cs="Times New Roman"/>
-          <w:b/>
-          <w:color w:val="000000"/>
-        </w:rPr>
-        <w:t>user</w:t>
-      </w:r>
-      <w:proofErr w:type="spellEnd"/>
-      <w:r>
-        <w:rPr>
-          <w:rFonts w:ascii="Times New Roman" w:hAnsi="Times New Roman" w:cs="Times New Roman"/>
-          <w:b/>
-          <w:color w:val="000000"/>
-        </w:rPr>
-        <w:t xml:space="preserve"> </w:t>
-      </w:r>
-      <w:proofErr w:type="spellStart"/>
-      <w:r>
-        <w:rPr>
-          <w:rFonts w:ascii="Times New Roman" w:hAnsi="Times New Roman" w:cs="Times New Roman"/>
-          <w:b/>
-          <w:color w:val="000000"/>
-        </w:rPr>
-        <w:t>registration</w:t>
-      </w:r>
-      <w:proofErr w:type="spellEnd"/>
-      <w:r>
-        <w:rPr>
-          <w:rFonts w:ascii="Times New Roman" w:hAnsi="Times New Roman" w:cs="Times New Roman"/>
-          <w:b/>
-          <w:color w:val="000000"/>
-        </w:rPr>
-        <w:t xml:space="preserve"> </w:t>
-      </w:r>
-      <w:proofErr w:type="spellStart"/>
-      <w:r>
-        <w:rPr>
-          <w:rFonts w:ascii="Times New Roman" w:hAnsi="Times New Roman" w:cs="Times New Roman"/>
-          <w:b/>
-          <w:color w:val="000000"/>
-        </w:rPr>
-        <w:t>and</w:t>
-      </w:r>
-      <w:proofErr w:type="spellEnd"/>
-      <w:r>
-        <w:rPr>
-          <w:rFonts w:ascii="Times New Roman" w:hAnsi="Times New Roman" w:cs="Times New Roman"/>
-          <w:b/>
-          <w:color w:val="000000"/>
-        </w:rPr>
-        <w:t xml:space="preserve"> </w:t>
-      </w:r>
-      <w:proofErr w:type="spellStart"/>
-      <w:r>
-        <w:rPr>
-          <w:rFonts w:ascii="Times New Roman" w:hAnsi="Times New Roman" w:cs="Times New Roman"/>
-          <w:b/>
-          <w:color w:val="000000"/>
-        </w:rPr>
-        <w:t>authentication</w:t>
-      </w:r>
-      <w:proofErr w:type="spellEnd"/>
-      <w:r>
-        <w:rPr>
-          <w:rFonts w:ascii="Times New Roman" w:hAnsi="Times New Roman" w:cs="Times New Roman"/>
-          <w:b/>
-          <w:color w:val="000000"/>
-        </w:rPr>
-        <w:t xml:space="preserve"> via </w:t>
-      </w:r>
-      <w:proofErr w:type="spellStart"/>
-      <w:r>
-        <w:rPr>
-          <w:rFonts w:ascii="Times New Roman" w:hAnsi="Times New Roman" w:cs="Times New Roman"/>
-          <w:b/>
-          <w:color w:val="000000"/>
-        </w:rPr>
-        <w:t>email</w:t>
-      </w:r>
-      <w:proofErr w:type="spellEnd"/>
-      <w:r>
-        <w:rPr>
-          <w:rFonts w:ascii="Times New Roman" w:hAnsi="Times New Roman" w:cs="Times New Roman"/>
-          <w:b/>
-          <w:color w:val="000000"/>
-        </w:rPr>
-        <w:t xml:space="preserve"> </w:t>
-      </w:r>
-      <w:proofErr w:type="spellStart"/>
-      <w:r>
-        <w:rPr>
-          <w:rFonts w:ascii="Times New Roman" w:hAnsi="Times New Roman" w:cs="Times New Roman"/>
-          <w:b/>
-          <w:color w:val="000000"/>
-        </w:rPr>
-        <w:t>and</w:t>
-      </w:r>
-      <w:proofErr w:type="spellEnd"/>
-      <w:r>
-        <w:rPr>
-          <w:rFonts w:ascii="Times New Roman" w:hAnsi="Times New Roman" w:cs="Times New Roman"/>
-          <w:b/>
-          <w:color w:val="000000"/>
-        </w:rPr>
-        <w:t xml:space="preserve"> Google, online </w:t>
-      </w:r>
-      <w:proofErr w:type="spellStart"/>
-      <w:r>
-        <w:rPr>
-          <w:rFonts w:ascii="Times New Roman" w:hAnsi="Times New Roman" w:cs="Times New Roman"/>
-          <w:b/>
-          <w:color w:val="000000"/>
-        </w:rPr>
-        <w:t>scheduling</w:t>
-      </w:r>
-      <w:proofErr w:type="spellEnd"/>
-      <w:r>
-        <w:rPr>
-          <w:rFonts w:ascii="Times New Roman" w:hAnsi="Times New Roman" w:cs="Times New Roman"/>
-          <w:b/>
-          <w:color w:val="000000"/>
-        </w:rPr>
-        <w:t xml:space="preserve"> </w:t>
-      </w:r>
-      <w:proofErr w:type="spellStart"/>
-      <w:r>
-        <w:rPr>
-          <w:rFonts w:ascii="Times New Roman" w:hAnsi="Times New Roman" w:cs="Times New Roman"/>
-          <w:b/>
-          <w:color w:val="000000"/>
-        </w:rPr>
-        <w:t>with</w:t>
-      </w:r>
-      <w:proofErr w:type="spellEnd"/>
-      <w:r>
-        <w:rPr>
-          <w:rFonts w:ascii="Times New Roman" w:hAnsi="Times New Roman" w:cs="Times New Roman"/>
-          <w:b/>
-          <w:color w:val="000000"/>
-        </w:rPr>
-        <w:t xml:space="preserve"> </w:t>
-      </w:r>
-      <w:proofErr w:type="spellStart"/>
-      <w:r>
-        <w:rPr>
-          <w:rFonts w:ascii="Times New Roman" w:hAnsi="Times New Roman" w:cs="Times New Roman"/>
-          <w:b/>
-          <w:color w:val="000000"/>
-        </w:rPr>
-        <w:t>service</w:t>
-      </w:r>
-      <w:proofErr w:type="spellEnd"/>
-      <w:r>
-        <w:rPr>
-          <w:rFonts w:ascii="Times New Roman" w:hAnsi="Times New Roman" w:cs="Times New Roman"/>
-          <w:b/>
-          <w:color w:val="000000"/>
-        </w:rPr>
-        <w:t xml:space="preserve">, date </w:t>
-      </w:r>
-      <w:proofErr w:type="spellStart"/>
-      <w:r>
-        <w:rPr>
-          <w:rFonts w:ascii="Times New Roman" w:hAnsi="Times New Roman" w:cs="Times New Roman"/>
-          <w:b/>
-          <w:color w:val="000000"/>
-        </w:rPr>
-        <w:t>and</w:t>
-      </w:r>
-      <w:proofErr w:type="spellEnd"/>
-      <w:r>
-        <w:rPr>
-          <w:rFonts w:ascii="Times New Roman" w:hAnsi="Times New Roman" w:cs="Times New Roman"/>
-          <w:b/>
-          <w:color w:val="000000"/>
-        </w:rPr>
-        <w:t xml:space="preserve"> time </w:t>
-      </w:r>
-      <w:proofErr w:type="spellStart"/>
-      <w:r>
-        <w:rPr>
-          <w:rFonts w:ascii="Times New Roman" w:hAnsi="Times New Roman" w:cs="Times New Roman"/>
-          <w:b/>
-          <w:color w:val="000000"/>
-        </w:rPr>
-        <w:t>selection</w:t>
-      </w:r>
-      <w:proofErr w:type="spellEnd"/>
-      <w:r>
-        <w:rPr>
-          <w:rFonts w:ascii="Times New Roman" w:hAnsi="Times New Roman" w:cs="Times New Roman"/>
-          <w:b/>
-          <w:color w:val="000000"/>
-        </w:rPr>
-        <w:t xml:space="preserve">, </w:t>
-      </w:r>
-      <w:proofErr w:type="spellStart"/>
-      <w:r>
-        <w:rPr>
-          <w:rFonts w:ascii="Times New Roman" w:hAnsi="Times New Roman" w:cs="Times New Roman"/>
-          <w:b/>
-          <w:color w:val="000000"/>
-        </w:rPr>
-        <w:t>an</w:t>
-      </w:r>
-      <w:proofErr w:type="spellEnd"/>
-      <w:r>
-        <w:rPr>
-          <w:rFonts w:ascii="Times New Roman" w:hAnsi="Times New Roman" w:cs="Times New Roman"/>
-          <w:b/>
-          <w:color w:val="000000"/>
-        </w:rPr>
-        <w:t xml:space="preserve"> </w:t>
-      </w:r>
-      <w:proofErr w:type="spellStart"/>
-      <w:r>
-        <w:rPr>
-          <w:rFonts w:ascii="Times New Roman" w:hAnsi="Times New Roman" w:cs="Times New Roman"/>
-          <w:b/>
-          <w:color w:val="000000"/>
-        </w:rPr>
-        <w:t>administrative</w:t>
-      </w:r>
-      <w:proofErr w:type="spellEnd"/>
-      <w:r>
-        <w:rPr>
-          <w:rFonts w:ascii="Times New Roman" w:hAnsi="Times New Roman" w:cs="Times New Roman"/>
-          <w:b/>
-          <w:color w:val="000000"/>
-        </w:rPr>
-        <w:t xml:space="preserve"> </w:t>
-      </w:r>
-      <w:proofErr w:type="spellStart"/>
-      <w:r>
-        <w:rPr>
-          <w:rFonts w:ascii="Times New Roman" w:hAnsi="Times New Roman" w:cs="Times New Roman"/>
-          <w:b/>
-          <w:color w:val="000000"/>
-        </w:rPr>
-        <w:t>panel</w:t>
-      </w:r>
-      <w:proofErr w:type="spellEnd"/>
-      <w:r>
-        <w:rPr>
-          <w:rFonts w:ascii="Times New Roman" w:hAnsi="Times New Roman" w:cs="Times New Roman"/>
-          <w:b/>
-          <w:color w:val="000000"/>
-        </w:rPr>
-        <w:t xml:space="preserve"> for </w:t>
-      </w:r>
-      <w:proofErr w:type="spellStart"/>
-      <w:r>
-        <w:rPr>
-          <w:rFonts w:ascii="Times New Roman" w:hAnsi="Times New Roman" w:cs="Times New Roman"/>
-          <w:b/>
-          <w:color w:val="000000"/>
-        </w:rPr>
-        <w:t>the</w:t>
-      </w:r>
-      <w:proofErr w:type="spellEnd"/>
-      <w:r>
-        <w:rPr>
-          <w:rFonts w:ascii="Times New Roman" w:hAnsi="Times New Roman" w:cs="Times New Roman"/>
-          <w:b/>
-          <w:color w:val="000000"/>
-        </w:rPr>
-        <w:t xml:space="preserve"> </w:t>
-      </w:r>
-      <w:proofErr w:type="spellStart"/>
-      <w:r>
-        <w:rPr>
-          <w:rFonts w:ascii="Times New Roman" w:hAnsi="Times New Roman" w:cs="Times New Roman"/>
-          <w:b/>
-          <w:color w:val="000000"/>
-        </w:rPr>
-        <w:t>barber</w:t>
-      </w:r>
-      <w:proofErr w:type="spellEnd"/>
-      <w:r>
-        <w:rPr>
-          <w:rFonts w:ascii="Times New Roman" w:hAnsi="Times New Roman" w:cs="Times New Roman"/>
-          <w:b/>
-          <w:color w:val="000000"/>
-        </w:rPr>
-        <w:t xml:space="preserve"> </w:t>
-      </w:r>
-      <w:proofErr w:type="spellStart"/>
-      <w:r>
-        <w:rPr>
-          <w:rFonts w:ascii="Times New Roman" w:hAnsi="Times New Roman" w:cs="Times New Roman"/>
-          <w:b/>
-          <w:color w:val="000000"/>
-        </w:rPr>
-        <w:t>to</w:t>
-      </w:r>
-      <w:proofErr w:type="spellEnd"/>
-      <w:r>
-        <w:rPr>
-          <w:rFonts w:ascii="Times New Roman" w:hAnsi="Times New Roman" w:cs="Times New Roman"/>
-          <w:b/>
-          <w:color w:val="000000"/>
-        </w:rPr>
-        <w:t xml:space="preserve"> </w:t>
-      </w:r>
-      <w:proofErr w:type="spellStart"/>
-      <w:r>
-        <w:rPr>
-          <w:rFonts w:ascii="Times New Roman" w:hAnsi="Times New Roman" w:cs="Times New Roman"/>
-          <w:b/>
-          <w:color w:val="000000"/>
-        </w:rPr>
-        <w:t>manage</w:t>
-      </w:r>
-      <w:proofErr w:type="spellEnd"/>
-      <w:r>
-        <w:rPr>
-          <w:rFonts w:ascii="Times New Roman" w:hAnsi="Times New Roman" w:cs="Times New Roman"/>
-          <w:b/>
-          <w:color w:val="000000"/>
-        </w:rPr>
-        <w:t xml:space="preserve"> </w:t>
-      </w:r>
-      <w:proofErr w:type="spellStart"/>
-      <w:r>
-        <w:rPr>
-          <w:rFonts w:ascii="Times New Roman" w:hAnsi="Times New Roman" w:cs="Times New Roman"/>
-          <w:b/>
-          <w:color w:val="000000"/>
-        </w:rPr>
-        <w:t>appointments</w:t>
-      </w:r>
-      <w:proofErr w:type="spellEnd"/>
-      <w:r>
-        <w:rPr>
-          <w:rFonts w:ascii="Times New Roman" w:hAnsi="Times New Roman" w:cs="Times New Roman"/>
-          <w:b/>
-          <w:color w:val="000000"/>
-        </w:rPr>
-        <w:t xml:space="preserve">, real-time </w:t>
-      </w:r>
-      <w:proofErr w:type="spellStart"/>
-      <w:r>
-        <w:rPr>
-          <w:rFonts w:ascii="Times New Roman" w:hAnsi="Times New Roman" w:cs="Times New Roman"/>
-          <w:b/>
-          <w:color w:val="000000"/>
-        </w:rPr>
-        <w:t>availability</w:t>
-      </w:r>
-      <w:proofErr w:type="spellEnd"/>
-      <w:r>
-        <w:rPr>
-          <w:rFonts w:ascii="Times New Roman" w:hAnsi="Times New Roman" w:cs="Times New Roman"/>
-          <w:b/>
-          <w:color w:val="000000"/>
-        </w:rPr>
-        <w:t xml:space="preserve"> </w:t>
-      </w:r>
-      <w:proofErr w:type="spellStart"/>
-      <w:r>
-        <w:rPr>
-          <w:rFonts w:ascii="Times New Roman" w:hAnsi="Times New Roman" w:cs="Times New Roman"/>
-          <w:b/>
-          <w:color w:val="000000"/>
-        </w:rPr>
-        <w:t>control</w:t>
-      </w:r>
-      <w:proofErr w:type="spellEnd"/>
-      <w:r>
-        <w:rPr>
-          <w:rFonts w:ascii="Times New Roman" w:hAnsi="Times New Roman" w:cs="Times New Roman"/>
-          <w:b/>
-          <w:color w:val="000000"/>
-        </w:rPr>
-        <w:t xml:space="preserve"> </w:t>
-      </w:r>
-      <w:proofErr w:type="spellStart"/>
-      <w:r>
-        <w:rPr>
-          <w:rFonts w:ascii="Times New Roman" w:hAnsi="Times New Roman" w:cs="Times New Roman"/>
-          <w:b/>
-          <w:color w:val="000000"/>
-        </w:rPr>
-        <w:t>and</w:t>
-      </w:r>
-      <w:proofErr w:type="spellEnd"/>
-      <w:r>
-        <w:rPr>
-          <w:rFonts w:ascii="Times New Roman" w:hAnsi="Times New Roman" w:cs="Times New Roman"/>
-          <w:b/>
-          <w:color w:val="000000"/>
-        </w:rPr>
-        <w:t xml:space="preserve"> </w:t>
-      </w:r>
-      <w:proofErr w:type="spellStart"/>
-      <w:r>
-        <w:rPr>
-          <w:rFonts w:ascii="Times New Roman" w:hAnsi="Times New Roman" w:cs="Times New Roman"/>
-          <w:b/>
-          <w:color w:val="000000"/>
-        </w:rPr>
-        <w:t>customer</w:t>
-      </w:r>
-      <w:proofErr w:type="spellEnd"/>
-      <w:r>
-        <w:rPr>
-          <w:rFonts w:ascii="Times New Roman" w:hAnsi="Times New Roman" w:cs="Times New Roman"/>
-          <w:b/>
-          <w:color w:val="000000"/>
-        </w:rPr>
-        <w:t xml:space="preserve"> </w:t>
-      </w:r>
-      <w:proofErr w:type="spellStart"/>
-      <w:r>
-        <w:rPr>
-          <w:rFonts w:ascii="Times New Roman" w:hAnsi="Times New Roman" w:cs="Times New Roman"/>
-          <w:b/>
-          <w:color w:val="000000"/>
-        </w:rPr>
-        <w:t>appointment</w:t>
-      </w:r>
-      <w:proofErr w:type="spellEnd"/>
-      <w:r>
-        <w:rPr>
-          <w:rFonts w:ascii="Times New Roman" w:hAnsi="Times New Roman" w:cs="Times New Roman"/>
-          <w:b/>
-          <w:color w:val="000000"/>
-        </w:rPr>
-        <w:t xml:space="preserve"> </w:t>
-      </w:r>
-      <w:proofErr w:type="spellStart"/>
-      <w:r>
-        <w:rPr>
-          <w:rFonts w:ascii="Times New Roman" w:hAnsi="Times New Roman" w:cs="Times New Roman"/>
-          <w:b/>
-          <w:color w:val="000000"/>
-        </w:rPr>
-        <w:t>history</w:t>
-      </w:r>
-      <w:proofErr w:type="spellEnd"/>
-      <w:r>
-        <w:rPr>
-          <w:rFonts w:ascii="Times New Roman" w:hAnsi="Times New Roman" w:cs="Times New Roman"/>
-          <w:b/>
-          <w:color w:val="000000"/>
-        </w:rPr>
-        <w:t xml:space="preserve">. The </w:t>
-      </w:r>
-      <w:proofErr w:type="spellStart"/>
-      <w:r>
-        <w:rPr>
-          <w:rFonts w:ascii="Times New Roman" w:hAnsi="Times New Roman" w:cs="Times New Roman"/>
-          <w:b/>
-          <w:color w:val="000000"/>
-        </w:rPr>
-        <w:t>solution</w:t>
-      </w:r>
-      <w:proofErr w:type="spellEnd"/>
-      <w:r>
-        <w:rPr>
-          <w:rFonts w:ascii="Times New Roman" w:hAnsi="Times New Roman" w:cs="Times New Roman"/>
-          <w:b/>
-          <w:color w:val="000000"/>
-        </w:rPr>
-        <w:t xml:space="preserve"> </w:t>
-      </w:r>
-      <w:proofErr w:type="spellStart"/>
-      <w:r>
-        <w:rPr>
-          <w:rFonts w:ascii="Times New Roman" w:hAnsi="Times New Roman" w:cs="Times New Roman"/>
-          <w:b/>
-          <w:color w:val="000000"/>
-        </w:rPr>
-        <w:t>was</w:t>
-      </w:r>
-      <w:proofErr w:type="spellEnd"/>
-      <w:r>
-        <w:rPr>
-          <w:rFonts w:ascii="Times New Roman" w:hAnsi="Times New Roman" w:cs="Times New Roman"/>
-          <w:b/>
-          <w:color w:val="000000"/>
-        </w:rPr>
-        <w:t xml:space="preserve"> </w:t>
-      </w:r>
-      <w:proofErr w:type="spellStart"/>
-      <w:r>
-        <w:rPr>
-          <w:rFonts w:ascii="Times New Roman" w:hAnsi="Times New Roman" w:cs="Times New Roman"/>
-          <w:b/>
-          <w:color w:val="000000"/>
-        </w:rPr>
-        <w:t>structured</w:t>
-      </w:r>
-      <w:proofErr w:type="spellEnd"/>
-      <w:r>
-        <w:rPr>
-          <w:rFonts w:ascii="Times New Roman" w:hAnsi="Times New Roman" w:cs="Times New Roman"/>
-          <w:b/>
-          <w:color w:val="000000"/>
-        </w:rPr>
-        <w:t xml:space="preserve"> in </w:t>
-      </w:r>
-      <w:proofErr w:type="spellStart"/>
-      <w:r>
-        <w:rPr>
-          <w:rFonts w:ascii="Times New Roman" w:hAnsi="Times New Roman" w:cs="Times New Roman"/>
-          <w:b/>
-          <w:color w:val="000000"/>
-        </w:rPr>
-        <w:t>multiple</w:t>
-      </w:r>
-      <w:proofErr w:type="spellEnd"/>
-      <w:r>
-        <w:rPr>
-          <w:rFonts w:ascii="Times New Roman" w:hAnsi="Times New Roman" w:cs="Times New Roman"/>
-          <w:b/>
-          <w:color w:val="000000"/>
-        </w:rPr>
-        <w:t xml:space="preserve"> </w:t>
-      </w:r>
-      <w:proofErr w:type="spellStart"/>
-      <w:r>
-        <w:rPr>
-          <w:rFonts w:ascii="Times New Roman" w:hAnsi="Times New Roman" w:cs="Times New Roman"/>
-          <w:b/>
-          <w:color w:val="000000"/>
-        </w:rPr>
-        <w:t>pages</w:t>
-      </w:r>
-      <w:proofErr w:type="spellEnd"/>
-      <w:r>
-        <w:rPr>
-          <w:rFonts w:ascii="Times New Roman" w:hAnsi="Times New Roman" w:cs="Times New Roman"/>
-          <w:b/>
-          <w:color w:val="000000"/>
-        </w:rPr>
-        <w:t xml:space="preserve">, </w:t>
-      </w:r>
-      <w:proofErr w:type="spellStart"/>
-      <w:r>
-        <w:rPr>
-          <w:rFonts w:ascii="Times New Roman" w:hAnsi="Times New Roman" w:cs="Times New Roman"/>
-          <w:b/>
-          <w:color w:val="000000"/>
-        </w:rPr>
-        <w:t>each</w:t>
-      </w:r>
-      <w:proofErr w:type="spellEnd"/>
-      <w:r>
-        <w:rPr>
-          <w:rFonts w:ascii="Times New Roman" w:hAnsi="Times New Roman" w:cs="Times New Roman"/>
-          <w:b/>
-          <w:color w:val="000000"/>
-        </w:rPr>
-        <w:t xml:space="preserve"> </w:t>
-      </w:r>
-      <w:proofErr w:type="spellStart"/>
-      <w:r>
-        <w:rPr>
-          <w:rFonts w:ascii="Times New Roman" w:hAnsi="Times New Roman" w:cs="Times New Roman"/>
-          <w:b/>
-          <w:color w:val="000000"/>
-        </w:rPr>
-        <w:t>with</w:t>
-      </w:r>
-      <w:proofErr w:type="spellEnd"/>
-      <w:r>
-        <w:rPr>
-          <w:rFonts w:ascii="Times New Roman" w:hAnsi="Times New Roman" w:cs="Times New Roman"/>
-          <w:b/>
-          <w:color w:val="000000"/>
-        </w:rPr>
-        <w:t xml:space="preserve"> </w:t>
-      </w:r>
-      <w:proofErr w:type="spellStart"/>
-      <w:r>
-        <w:rPr>
-          <w:rFonts w:ascii="Times New Roman" w:hAnsi="Times New Roman" w:cs="Times New Roman"/>
-          <w:b/>
-          <w:color w:val="000000"/>
-        </w:rPr>
-        <w:t>specific</w:t>
-      </w:r>
-      <w:proofErr w:type="spellEnd"/>
-      <w:r>
-        <w:rPr>
-          <w:rFonts w:ascii="Times New Roman" w:hAnsi="Times New Roman" w:cs="Times New Roman"/>
-          <w:b/>
-          <w:color w:val="000000"/>
-        </w:rPr>
-        <w:t xml:space="preserve"> </w:t>
-      </w:r>
-      <w:proofErr w:type="spellStart"/>
-      <w:r>
-        <w:rPr>
-          <w:rFonts w:ascii="Times New Roman" w:hAnsi="Times New Roman" w:cs="Times New Roman"/>
-          <w:b/>
-          <w:color w:val="000000"/>
-        </w:rPr>
-        <w:t>responsibility</w:t>
-      </w:r>
-      <w:proofErr w:type="spellEnd"/>
-      <w:r>
-        <w:rPr>
-          <w:rFonts w:ascii="Times New Roman" w:hAnsi="Times New Roman" w:cs="Times New Roman"/>
-          <w:b/>
-          <w:color w:val="000000"/>
-        </w:rPr>
-        <w:t xml:space="preserve">, </w:t>
-      </w:r>
-      <w:proofErr w:type="spellStart"/>
-      <w:r>
-        <w:rPr>
-          <w:rFonts w:ascii="Times New Roman" w:hAnsi="Times New Roman" w:cs="Times New Roman"/>
-          <w:b/>
-          <w:color w:val="000000"/>
-        </w:rPr>
-        <w:t>following</w:t>
-      </w:r>
-      <w:proofErr w:type="spellEnd"/>
-      <w:r>
-        <w:rPr>
-          <w:rFonts w:ascii="Times New Roman" w:hAnsi="Times New Roman" w:cs="Times New Roman"/>
-          <w:b/>
-          <w:color w:val="000000"/>
-        </w:rPr>
-        <w:t xml:space="preserve"> </w:t>
-      </w:r>
-      <w:proofErr w:type="spellStart"/>
-      <w:r>
-        <w:rPr>
-          <w:rFonts w:ascii="Times New Roman" w:hAnsi="Times New Roman" w:cs="Times New Roman"/>
-          <w:b/>
-          <w:color w:val="000000"/>
-        </w:rPr>
-        <w:t>good</w:t>
-      </w:r>
-      <w:proofErr w:type="spellEnd"/>
-      <w:r>
-        <w:rPr>
-          <w:rFonts w:ascii="Times New Roman" w:hAnsi="Times New Roman" w:cs="Times New Roman"/>
-          <w:b/>
-          <w:color w:val="000000"/>
-        </w:rPr>
-        <w:t xml:space="preserve"> web </w:t>
-      </w:r>
-      <w:proofErr w:type="spellStart"/>
-      <w:r>
-        <w:rPr>
-          <w:rFonts w:ascii="Times New Roman" w:hAnsi="Times New Roman" w:cs="Times New Roman"/>
-          <w:b/>
-          <w:color w:val="000000"/>
-        </w:rPr>
-        <w:t>development</w:t>
-      </w:r>
-      <w:proofErr w:type="spellEnd"/>
-      <w:r>
-        <w:rPr>
-          <w:rFonts w:ascii="Times New Roman" w:hAnsi="Times New Roman" w:cs="Times New Roman"/>
-          <w:b/>
-          <w:color w:val="000000"/>
-        </w:rPr>
-        <w:t xml:space="preserve"> </w:t>
-      </w:r>
-      <w:proofErr w:type="spellStart"/>
-      <w:r>
-        <w:rPr>
-          <w:rFonts w:ascii="Times New Roman" w:hAnsi="Times New Roman" w:cs="Times New Roman"/>
-          <w:b/>
-          <w:color w:val="000000"/>
-        </w:rPr>
-        <w:t>practices</w:t>
-      </w:r>
-      <w:proofErr w:type="spellEnd"/>
-      <w:r>
-        <w:rPr>
-          <w:rFonts w:ascii="Times New Roman" w:hAnsi="Times New Roman" w:cs="Times New Roman"/>
-          <w:b/>
-          <w:color w:val="000000"/>
-        </w:rPr>
-        <w:t xml:space="preserve"> </w:t>
-      </w:r>
-      <w:proofErr w:type="spellStart"/>
-      <w:r>
-        <w:rPr>
-          <w:rFonts w:ascii="Times New Roman" w:hAnsi="Times New Roman" w:cs="Times New Roman"/>
-          <w:b/>
-          <w:color w:val="000000"/>
-        </w:rPr>
-        <w:t>and</w:t>
-      </w:r>
-      <w:proofErr w:type="spellEnd"/>
-      <w:r>
-        <w:rPr>
-          <w:rFonts w:ascii="Times New Roman" w:hAnsi="Times New Roman" w:cs="Times New Roman"/>
-          <w:b/>
-          <w:color w:val="000000"/>
-        </w:rPr>
-        <w:t xml:space="preserve"> </w:t>
-      </w:r>
-      <w:proofErr w:type="spellStart"/>
-      <w:r>
-        <w:rPr>
-          <w:rFonts w:ascii="Times New Roman" w:hAnsi="Times New Roman" w:cs="Times New Roman"/>
-          <w:b/>
-          <w:color w:val="000000"/>
-        </w:rPr>
-        <w:t>responsive</w:t>
-      </w:r>
-      <w:proofErr w:type="spellEnd"/>
-      <w:r>
-        <w:rPr>
-          <w:rFonts w:ascii="Times New Roman" w:hAnsi="Times New Roman" w:cs="Times New Roman"/>
-          <w:b/>
-          <w:color w:val="000000"/>
-        </w:rPr>
-        <w:t xml:space="preserve"> design. The </w:t>
-      </w:r>
-      <w:proofErr w:type="spellStart"/>
-      <w:r>
-        <w:rPr>
-          <w:rFonts w:ascii="Times New Roman" w:hAnsi="Times New Roman" w:cs="Times New Roman"/>
-          <w:b/>
-          <w:color w:val="000000"/>
-        </w:rPr>
-        <w:t>results</w:t>
-      </w:r>
-      <w:proofErr w:type="spellEnd"/>
-      <w:r>
-        <w:rPr>
-          <w:rFonts w:ascii="Times New Roman" w:hAnsi="Times New Roman" w:cs="Times New Roman"/>
-          <w:b/>
-          <w:color w:val="000000"/>
-        </w:rPr>
-        <w:t xml:space="preserve"> </w:t>
-      </w:r>
-      <w:proofErr w:type="spellStart"/>
-      <w:r>
-        <w:rPr>
-          <w:rFonts w:ascii="Times New Roman" w:hAnsi="Times New Roman" w:cs="Times New Roman"/>
-          <w:b/>
-          <w:color w:val="000000"/>
-        </w:rPr>
-        <w:t>obtained</w:t>
-      </w:r>
-      <w:proofErr w:type="spellEnd"/>
-      <w:r>
-        <w:rPr>
-          <w:rFonts w:ascii="Times New Roman" w:hAnsi="Times New Roman" w:cs="Times New Roman"/>
-          <w:b/>
-          <w:color w:val="000000"/>
-        </w:rPr>
-        <w:t xml:space="preserve"> </w:t>
-      </w:r>
-      <w:proofErr w:type="spellStart"/>
-      <w:r>
-        <w:rPr>
-          <w:rFonts w:ascii="Times New Roman" w:hAnsi="Times New Roman" w:cs="Times New Roman"/>
-          <w:b/>
-          <w:color w:val="000000"/>
-        </w:rPr>
-        <w:t>demonstrate</w:t>
-      </w:r>
-      <w:proofErr w:type="spellEnd"/>
-      <w:r>
-        <w:rPr>
-          <w:rFonts w:ascii="Times New Roman" w:hAnsi="Times New Roman" w:cs="Times New Roman"/>
-          <w:b/>
-          <w:color w:val="000000"/>
-        </w:rPr>
-        <w:t xml:space="preserve"> </w:t>
-      </w:r>
-      <w:proofErr w:type="spellStart"/>
-      <w:r>
-        <w:rPr>
-          <w:rFonts w:ascii="Times New Roman" w:hAnsi="Times New Roman" w:cs="Times New Roman"/>
-          <w:b/>
-          <w:color w:val="000000"/>
-        </w:rPr>
-        <w:t>that</w:t>
-      </w:r>
-      <w:proofErr w:type="spellEnd"/>
-      <w:r>
-        <w:rPr>
-          <w:rFonts w:ascii="Times New Roman" w:hAnsi="Times New Roman" w:cs="Times New Roman"/>
-          <w:b/>
-          <w:color w:val="000000"/>
-        </w:rPr>
-        <w:t xml:space="preserve"> </w:t>
-      </w:r>
-      <w:proofErr w:type="spellStart"/>
-      <w:r>
-        <w:rPr>
-          <w:rFonts w:ascii="Times New Roman" w:hAnsi="Times New Roman" w:cs="Times New Roman"/>
-          <w:b/>
-          <w:color w:val="000000"/>
-        </w:rPr>
-        <w:t>the</w:t>
-      </w:r>
-      <w:proofErr w:type="spellEnd"/>
-      <w:r>
-        <w:rPr>
-          <w:rFonts w:ascii="Times New Roman" w:hAnsi="Times New Roman" w:cs="Times New Roman"/>
-          <w:b/>
-          <w:color w:val="000000"/>
-        </w:rPr>
-        <w:t xml:space="preserve"> system </w:t>
-      </w:r>
-      <w:proofErr w:type="spellStart"/>
-      <w:r>
-        <w:rPr>
-          <w:rFonts w:ascii="Times New Roman" w:hAnsi="Times New Roman" w:cs="Times New Roman"/>
-          <w:b/>
-          <w:color w:val="000000"/>
-        </w:rPr>
-        <w:t>meets</w:t>
-      </w:r>
-      <w:proofErr w:type="spellEnd"/>
-      <w:r>
-        <w:rPr>
-          <w:rFonts w:ascii="Times New Roman" w:hAnsi="Times New Roman" w:cs="Times New Roman"/>
-          <w:b/>
-          <w:color w:val="000000"/>
-        </w:rPr>
-        <w:t xml:space="preserve"> </w:t>
-      </w:r>
-      <w:proofErr w:type="spellStart"/>
-      <w:r>
-        <w:rPr>
-          <w:rFonts w:ascii="Times New Roman" w:hAnsi="Times New Roman" w:cs="Times New Roman"/>
-          <w:b/>
-          <w:color w:val="000000"/>
-        </w:rPr>
-        <w:t>the</w:t>
-      </w:r>
-      <w:proofErr w:type="spellEnd"/>
-      <w:r>
-        <w:rPr>
-          <w:rFonts w:ascii="Times New Roman" w:hAnsi="Times New Roman" w:cs="Times New Roman"/>
-          <w:b/>
-          <w:color w:val="000000"/>
-        </w:rPr>
-        <w:t xml:space="preserve"> </w:t>
-      </w:r>
-      <w:proofErr w:type="spellStart"/>
-      <w:r>
-        <w:rPr>
-          <w:rFonts w:ascii="Times New Roman" w:hAnsi="Times New Roman" w:cs="Times New Roman"/>
-          <w:b/>
-          <w:color w:val="000000"/>
-        </w:rPr>
-        <w:t>established</w:t>
-      </w:r>
-      <w:proofErr w:type="spellEnd"/>
-      <w:r>
-        <w:rPr>
-          <w:rFonts w:ascii="Times New Roman" w:hAnsi="Times New Roman" w:cs="Times New Roman"/>
-          <w:b/>
-          <w:color w:val="000000"/>
-        </w:rPr>
-        <w:t xml:space="preserve"> </w:t>
-      </w:r>
-      <w:proofErr w:type="spellStart"/>
-      <w:r>
-        <w:rPr>
-          <w:rFonts w:ascii="Times New Roman" w:hAnsi="Times New Roman" w:cs="Times New Roman"/>
-          <w:b/>
-          <w:color w:val="000000"/>
-        </w:rPr>
-        <w:t>requirements</w:t>
-      </w:r>
-      <w:proofErr w:type="spellEnd"/>
-      <w:r>
-        <w:rPr>
-          <w:rFonts w:ascii="Times New Roman" w:hAnsi="Times New Roman" w:cs="Times New Roman"/>
-          <w:b/>
-          <w:color w:val="000000"/>
-        </w:rPr>
-        <w:t xml:space="preserve">, </w:t>
-      </w:r>
-      <w:proofErr w:type="spellStart"/>
-      <w:r>
-        <w:rPr>
-          <w:rFonts w:ascii="Times New Roman" w:hAnsi="Times New Roman" w:cs="Times New Roman"/>
-          <w:b/>
-          <w:color w:val="000000"/>
-        </w:rPr>
-        <w:t>providing</w:t>
-      </w:r>
-      <w:proofErr w:type="spellEnd"/>
-      <w:r>
-        <w:rPr>
-          <w:rFonts w:ascii="Times New Roman" w:hAnsi="Times New Roman" w:cs="Times New Roman"/>
-          <w:b/>
-          <w:color w:val="000000"/>
-        </w:rPr>
-        <w:t xml:space="preserve"> a </w:t>
-      </w:r>
-      <w:proofErr w:type="spellStart"/>
-      <w:r>
-        <w:rPr>
-          <w:rFonts w:ascii="Times New Roman" w:hAnsi="Times New Roman" w:cs="Times New Roman"/>
-          <w:b/>
-          <w:color w:val="000000"/>
-        </w:rPr>
-        <w:t>satisfactory</w:t>
-      </w:r>
-      <w:proofErr w:type="spellEnd"/>
-      <w:r>
-        <w:rPr>
-          <w:rFonts w:ascii="Times New Roman" w:hAnsi="Times New Roman" w:cs="Times New Roman"/>
-          <w:b/>
-          <w:color w:val="000000"/>
-        </w:rPr>
-        <w:t xml:space="preserve"> </w:t>
-      </w:r>
-      <w:proofErr w:type="spellStart"/>
-      <w:r>
-        <w:rPr>
-          <w:rFonts w:ascii="Times New Roman" w:hAnsi="Times New Roman" w:cs="Times New Roman"/>
-          <w:b/>
-          <w:color w:val="000000"/>
-        </w:rPr>
-        <w:t>user</w:t>
-      </w:r>
-      <w:proofErr w:type="spellEnd"/>
-      <w:r>
-        <w:rPr>
-          <w:rFonts w:ascii="Times New Roman" w:hAnsi="Times New Roman" w:cs="Times New Roman"/>
-          <w:b/>
-          <w:color w:val="000000"/>
-        </w:rPr>
-        <w:t xml:space="preserve"> </w:t>
-      </w:r>
-      <w:proofErr w:type="spellStart"/>
-      <w:r>
-        <w:rPr>
-          <w:rFonts w:ascii="Times New Roman" w:hAnsi="Times New Roman" w:cs="Times New Roman"/>
-          <w:b/>
-          <w:color w:val="000000"/>
-        </w:rPr>
-        <w:t>experience</w:t>
-      </w:r>
-      <w:proofErr w:type="spellEnd"/>
-      <w:r>
-        <w:rPr>
-          <w:rFonts w:ascii="Times New Roman" w:hAnsi="Times New Roman" w:cs="Times New Roman"/>
-          <w:b/>
-          <w:color w:val="000000"/>
-        </w:rPr>
-        <w:t xml:space="preserve"> for </w:t>
-      </w:r>
-      <w:proofErr w:type="spellStart"/>
-      <w:r>
-        <w:rPr>
-          <w:rFonts w:ascii="Times New Roman" w:hAnsi="Times New Roman" w:cs="Times New Roman"/>
-          <w:b/>
-          <w:color w:val="000000"/>
-        </w:rPr>
-        <w:t>both</w:t>
-      </w:r>
-      <w:proofErr w:type="spellEnd"/>
-      <w:r>
-        <w:rPr>
-          <w:rFonts w:ascii="Times New Roman" w:hAnsi="Times New Roman" w:cs="Times New Roman"/>
-          <w:b/>
-          <w:color w:val="000000"/>
-        </w:rPr>
-        <w:t xml:space="preserve"> </w:t>
-      </w:r>
-      <w:proofErr w:type="spellStart"/>
-      <w:r>
-        <w:rPr>
-          <w:rFonts w:ascii="Times New Roman" w:hAnsi="Times New Roman" w:cs="Times New Roman"/>
-          <w:b/>
-          <w:color w:val="000000"/>
-        </w:rPr>
-        <w:t>clients</w:t>
-      </w:r>
-      <w:proofErr w:type="spellEnd"/>
-      <w:r>
-        <w:rPr>
-          <w:rFonts w:ascii="Times New Roman" w:hAnsi="Times New Roman" w:cs="Times New Roman"/>
-          <w:b/>
-          <w:color w:val="000000"/>
-        </w:rPr>
-        <w:t xml:space="preserve"> </w:t>
-      </w:r>
-      <w:proofErr w:type="spellStart"/>
-      <w:r>
-        <w:rPr>
-          <w:rFonts w:ascii="Times New Roman" w:hAnsi="Times New Roman" w:cs="Times New Roman"/>
-          <w:b/>
-          <w:color w:val="000000"/>
-        </w:rPr>
-        <w:t>and</w:t>
-      </w:r>
-      <w:proofErr w:type="spellEnd"/>
-      <w:r>
-        <w:rPr>
-          <w:rFonts w:ascii="Times New Roman" w:hAnsi="Times New Roman" w:cs="Times New Roman"/>
-          <w:b/>
-          <w:color w:val="000000"/>
-        </w:rPr>
-        <w:t xml:space="preserve"> </w:t>
-      </w:r>
-      <w:proofErr w:type="spellStart"/>
-      <w:r>
-        <w:rPr>
-          <w:rFonts w:ascii="Times New Roman" w:hAnsi="Times New Roman" w:cs="Times New Roman"/>
-          <w:b/>
-          <w:color w:val="000000"/>
-        </w:rPr>
-        <w:t>the</w:t>
-      </w:r>
-      <w:proofErr w:type="spellEnd"/>
-      <w:r>
-        <w:rPr>
-          <w:rFonts w:ascii="Times New Roman" w:hAnsi="Times New Roman" w:cs="Times New Roman"/>
-          <w:b/>
-          <w:color w:val="000000"/>
-        </w:rPr>
-        <w:t xml:space="preserve"> </w:t>
-      </w:r>
-      <w:proofErr w:type="spellStart"/>
-      <w:r>
-        <w:rPr>
-          <w:rFonts w:ascii="Times New Roman" w:hAnsi="Times New Roman" w:cs="Times New Roman"/>
-          <w:b/>
-          <w:color w:val="000000"/>
-        </w:rPr>
-        <w:t>barbershop</w:t>
-      </w:r>
-      <w:proofErr w:type="spellEnd"/>
-      <w:r>
-        <w:rPr>
-          <w:rFonts w:ascii="Times New Roman" w:hAnsi="Times New Roman" w:cs="Times New Roman"/>
-          <w:b/>
-          <w:color w:val="000000"/>
-        </w:rPr>
-        <w:t xml:space="preserve"> professional.</w:t>
+          <w:lang w:val="en-US"/>
+        </w:rPr>
+      </w:pPr>
+      <w:r>
+        <w:rPr>
+          <w:rFonts w:ascii="Times New Roman" w:hAnsi="Times New Roman" w:cs="Times New Roman"/>
+          <w:color w:val="000000"/>
+          <w:lang w:val="en-US"/>
+        </w:rPr>
+        <w:t>This work presents the development of an online scheduling web system for a barbershop, called Elite Barber. The system was developed using modern web technologies, including HTML5, CSS3, JavaScript and Firebase as a backend platform. The main objective was to create a digital solution that allows customers to schedule services in a practical and efficient way, eliminating the need for phone or in-person contact for appointments. The system includes features such as user registration and authentication via email and Google, online scheduling with service, date and time selection, an administrative panel for the barber to manage appointments, real-time availability control and customer appointment history. The solution was structured in multiple pages, each with specific responsibility, following good web development practices and responsive design. The results obtained demonstrate that the system meets the established requirements, providing a satisfactory user experience for both clients and the barbershop professional.</w:t>
       </w:r>
     </w:p>
     <w:p>
@@ -4658,104 +2691,6 @@
         <w:jc w:val="both"/>
         <w:rPr>
           <w:rFonts w:ascii="Times New Roman" w:hAnsi="Times New Roman" w:cs="Times New Roman"/>
-          <w:b/>
-        </w:rPr>
-      </w:pPr>
-      <w:r>
-        <w:rPr>
-          <w:rFonts w:ascii="Times New Roman" w:hAnsi="Times New Roman" w:cs="Times New Roman"/>
-          <w:b/>
-          <w:bCs/>
-          <w:color w:val="000000"/>
-        </w:rPr>
-        <w:t xml:space="preserve">Keywords: Web system. Online </w:t>
-      </w:r>
-      <w:proofErr w:type="spellStart"/>
-      <w:r>
-        <w:rPr>
-          <w:rFonts w:ascii="Times New Roman" w:hAnsi="Times New Roman" w:cs="Times New Roman"/>
-          <w:b/>
-          <w:bCs/>
-          <w:color w:val="000000"/>
-        </w:rPr>
-        <w:t>scheduling</w:t>
-      </w:r>
-      <w:proofErr w:type="spellEnd"/>
-      <w:r>
-        <w:rPr>
-          <w:rFonts w:ascii="Times New Roman" w:hAnsi="Times New Roman" w:cs="Times New Roman"/>
-          <w:b/>
-          <w:bCs/>
-          <w:color w:val="000000"/>
-        </w:rPr>
-        <w:t xml:space="preserve">. </w:t>
-      </w:r>
-      <w:proofErr w:type="spellStart"/>
-      <w:r>
-        <w:rPr>
-          <w:rFonts w:ascii="Times New Roman" w:hAnsi="Times New Roman" w:cs="Times New Roman"/>
-          <w:b/>
-          <w:bCs/>
-          <w:color w:val="000000"/>
-        </w:rPr>
-        <w:t>Barbershop</w:t>
-      </w:r>
-      <w:proofErr w:type="spellEnd"/>
-      <w:r>
-        <w:rPr>
-          <w:rFonts w:ascii="Times New Roman" w:hAnsi="Times New Roman" w:cs="Times New Roman"/>
-          <w:b/>
-          <w:bCs/>
-          <w:color w:val="000000"/>
-        </w:rPr>
-        <w:t xml:space="preserve">. </w:t>
-      </w:r>
-      <w:proofErr w:type="spellStart"/>
-      <w:r>
-        <w:rPr>
-          <w:rFonts w:ascii="Times New Roman" w:hAnsi="Times New Roman" w:cs="Times New Roman"/>
-          <w:b/>
-          <w:bCs/>
-          <w:color w:val="000000"/>
-        </w:rPr>
-        <w:t>Firebase</w:t>
-      </w:r>
-      <w:proofErr w:type="spellEnd"/>
-      <w:r>
-        <w:rPr>
-          <w:rFonts w:ascii="Times New Roman" w:hAnsi="Times New Roman" w:cs="Times New Roman"/>
-          <w:b/>
-          <w:bCs/>
-          <w:color w:val="000000"/>
-        </w:rPr>
-        <w:t xml:space="preserve">. </w:t>
-      </w:r>
-      <w:proofErr w:type="spellStart"/>
-      <w:r>
-        <w:rPr>
-          <w:rFonts w:ascii="Times New Roman" w:hAnsi="Times New Roman" w:cs="Times New Roman"/>
-          <w:b/>
-          <w:bCs/>
-          <w:color w:val="000000"/>
-        </w:rPr>
-        <w:t>JavaScript</w:t>
-      </w:r>
-      <w:proofErr w:type="spellEnd"/>
-      <w:r>
-        <w:rPr>
-          <w:rFonts w:ascii="Times New Roman" w:hAnsi="Times New Roman" w:cs="Times New Roman"/>
-          <w:b/>
-          <w:bCs/>
-          <w:color w:val="000000"/>
-        </w:rPr>
-        <w:t>.</w:t>
-      </w:r>
-    </w:p>
-    <w:p>
-      <w:pPr>
-        <w:rPr>
-          <w:rFonts w:ascii="Times New Roman" w:hAnsi="Times New Roman" w:cs="Times New Roman"/>
-          <w:b/>
         </w:rPr>
         <w:sectPr>
           <w:footerReference w:type="default" r:id="rId8"/>
@@ -4765,6 +2700,69 @@
           <w:docGrid w:linePitch="360"/>
         </w:sectPr>
       </w:pPr>
+      <w:r>
+        <w:rPr>
+          <w:rFonts w:ascii="Times New Roman" w:hAnsi="Times New Roman" w:cs="Times New Roman"/>
+          <w:bCs/>
+          <w:color w:val="000000"/>
+          <w:lang w:val="en-US"/>
+        </w:rPr>
+        <w:t xml:space="preserve">Keywords: Web system. Online scheduling. </w:t>
+      </w:r>
+      <w:proofErr w:type="spellStart"/>
+      <w:r>
+        <w:rPr>
+          <w:rFonts w:ascii="Times New Roman" w:hAnsi="Times New Roman" w:cs="Times New Roman"/>
+          <w:bCs/>
+          <w:color w:val="000000"/>
+        </w:rPr>
+        <w:t>B</w:t>
+      </w:r>
+      <w:r>
+        <w:rPr>
+          <w:rFonts w:ascii="Times New Roman" w:hAnsi="Times New Roman" w:cs="Times New Roman"/>
+          <w:bCs/>
+          <w:color w:val="000000"/>
+        </w:rPr>
+        <w:t>arbershop</w:t>
+      </w:r>
+      <w:proofErr w:type="spellEnd"/>
+      <w:r>
+        <w:rPr>
+          <w:rFonts w:ascii="Times New Roman" w:hAnsi="Times New Roman" w:cs="Times New Roman"/>
+          <w:bCs/>
+          <w:color w:val="000000"/>
+        </w:rPr>
+        <w:t xml:space="preserve">. </w:t>
+      </w:r>
+      <w:proofErr w:type="spellStart"/>
+      <w:r>
+        <w:rPr>
+          <w:rFonts w:ascii="Times New Roman" w:hAnsi="Times New Roman" w:cs="Times New Roman"/>
+          <w:bCs/>
+          <w:color w:val="000000"/>
+        </w:rPr>
+        <w:t>Firebase</w:t>
+      </w:r>
+      <w:proofErr w:type="spellEnd"/>
+      <w:r>
+        <w:rPr>
+          <w:rFonts w:ascii="Times New Roman" w:hAnsi="Times New Roman" w:cs="Times New Roman"/>
+          <w:bCs/>
+          <w:color w:val="000000"/>
+        </w:rPr>
+        <w:t xml:space="preserve">. </w:t>
+      </w:r>
+      <w:proofErr w:type="spellStart"/>
+      <w:r>
+        <w:rPr>
+          <w:rFonts w:ascii="Times New Roman" w:hAnsi="Times New Roman" w:cs="Times New Roman"/>
+          <w:bCs/>
+          <w:color w:val="000000"/>
+        </w:rPr>
+        <w:t>JavaScript</w:t>
+      </w:r>
+      <w:proofErr w:type="spellEnd"/>
     </w:p>
     <w:p>
       <w:pPr>
@@ -4772,12 +2770,14 @@
         <w:spacing w:line="360" w:lineRule="auto"/>
         <w:rPr>
           <w:rFonts w:ascii="Times New Roman" w:hAnsi="Times New Roman" w:cs="Times New Roman"/>
-        </w:rPr>
-      </w:pPr>
-      <w:bookmarkStart w:id="1" w:name="_Toc227267878"/>
-      <w:r>
-        <w:rPr>
-          <w:rFonts w:ascii="Times New Roman" w:hAnsi="Times New Roman" w:cs="Times New Roman"/>
+          <w:color w:val="auto"/>
+        </w:rPr>
+      </w:pPr>
+      <w:bookmarkStart w:id="1" w:name="_Toc229084890"/>
+      <w:r>
+        <w:rPr>
+          <w:rFonts w:ascii="Times New Roman" w:hAnsi="Times New Roman" w:cs="Times New Roman"/>
+          <w:color w:val="auto"/>
         </w:rPr>
         <w:lastRenderedPageBreak/>
         <w:t>1 INTRODUÇÃO</w:t>
@@ -4790,13 +2790,11 @@
         <w:jc w:val="both"/>
         <w:rPr>
           <w:rFonts w:ascii="Times New Roman" w:hAnsi="Times New Roman" w:cs="Times New Roman"/>
-          <w:b/>
-        </w:rPr>
-      </w:pPr>
-      <w:r>
-        <w:rPr>
-          <w:rFonts w:ascii="Times New Roman" w:hAnsi="Times New Roman" w:cs="Times New Roman"/>
-          <w:b/>
+        </w:rPr>
+      </w:pPr>
+      <w:r>
+        <w:rPr>
+          <w:rFonts w:ascii="Times New Roman" w:hAnsi="Times New Roman" w:cs="Times New Roman"/>
           <w:color w:val="000000"/>
         </w:rPr>
         <w:t>O setor de beleza e cuidados pessoais tem passado por uma transformação digital significativa nos últimos anos. Barbearias, que antes dependiam exclusivamente do contato telefônico ou presencial para agendamento de clientes, passaram a buscar soluções tecnológicas que otimizem a gestão do tempo e melhorem a experiência do cliente.</w:t>
@@ -4808,13 +2806,11 @@
         <w:jc w:val="both"/>
         <w:rPr>
           <w:rFonts w:ascii="Times New Roman" w:hAnsi="Times New Roman" w:cs="Times New Roman"/>
-          <w:b/>
-        </w:rPr>
-      </w:pPr>
-      <w:r>
-        <w:rPr>
-          <w:rFonts w:ascii="Times New Roman" w:hAnsi="Times New Roman" w:cs="Times New Roman"/>
-          <w:b/>
+        </w:rPr>
+      </w:pPr>
+      <w:r>
+        <w:rPr>
+          <w:rFonts w:ascii="Times New Roman" w:hAnsi="Times New Roman" w:cs="Times New Roman"/>
           <w:color w:val="000000"/>
         </w:rPr>
         <w:t xml:space="preserve">Neste contexto, o presente trabalho apresenta o desenvolvimento do Elite </w:t>
@@ -4823,7 +2819,6 @@
       <w:r>
         <w:rPr>
           <w:rFonts w:ascii="Times New Roman" w:hAnsi="Times New Roman" w:cs="Times New Roman"/>
-          <w:b/>
           <w:color w:val="000000"/>
         </w:rPr>
         <w:t>Barber</w:t>
@@ -4832,7 +2827,6 @@
       <w:r>
         <w:rPr>
           <w:rFonts w:ascii="Times New Roman" w:hAnsi="Times New Roman" w:cs="Times New Roman"/>
-          <w:b/>
           <w:color w:val="000000"/>
         </w:rPr>
         <w:t>, um sistema web de agendamento online que permite aos clientes marcar horários com facilidade e ao barbeiro gerenciar sua agenda de forma digital e organizada.</w:t>
@@ -4844,13 +2838,11 @@
         <w:jc w:val="both"/>
         <w:rPr>
           <w:rFonts w:ascii="Times New Roman" w:hAnsi="Times New Roman" w:cs="Times New Roman"/>
-          <w:b/>
-        </w:rPr>
-      </w:pPr>
-      <w:r>
-        <w:rPr>
-          <w:rFonts w:ascii="Times New Roman" w:hAnsi="Times New Roman" w:cs="Times New Roman"/>
-          <w:b/>
+        </w:rPr>
+      </w:pPr>
+      <w:r>
+        <w:rPr>
+          <w:rFonts w:ascii="Times New Roman" w:hAnsi="Times New Roman" w:cs="Times New Roman"/>
           <w:color w:val="000000"/>
         </w:rPr>
         <w:t xml:space="preserve">O sistema foi desenvolvido inteiramente com tecnologias web — HTML5, CSS3 e </w:t>
@@ -4859,7 +2851,6 @@
       <w:r>
         <w:rPr>
           <w:rFonts w:ascii="Times New Roman" w:hAnsi="Times New Roman" w:cs="Times New Roman"/>
-          <w:b/>
           <w:color w:val="000000"/>
         </w:rPr>
         <w:t>JavaScript</w:t>
@@ -4868,7 +2859,6 @@
       <w:r>
         <w:rPr>
           <w:rFonts w:ascii="Times New Roman" w:hAnsi="Times New Roman" w:cs="Times New Roman"/>
-          <w:b/>
           <w:color w:val="000000"/>
         </w:rPr>
         <w:t xml:space="preserve"> — integradas ao </w:t>
@@ -4877,7 +2867,6 @@
       <w:r>
         <w:rPr>
           <w:rFonts w:ascii="Times New Roman" w:hAnsi="Times New Roman" w:cs="Times New Roman"/>
-          <w:b/>
           <w:color w:val="000000"/>
         </w:rPr>
         <w:t>Firebase</w:t>
@@ -4886,7 +2875,6 @@
       <w:r>
         <w:rPr>
           <w:rFonts w:ascii="Times New Roman" w:hAnsi="Times New Roman" w:cs="Times New Roman"/>
-          <w:b/>
           <w:color w:val="000000"/>
         </w:rPr>
         <w:t xml:space="preserve">, plataforma de desenvolvimento de aplicações do Google, que fornece serviços de autenticação e banco de dados em tempo real sem a necessidade de um servidor </w:t>
@@ -4895,7 +2883,6 @@
       <w:r>
         <w:rPr>
           <w:rFonts w:ascii="Times New Roman" w:hAnsi="Times New Roman" w:cs="Times New Roman"/>
-          <w:b/>
           <w:color w:val="000000"/>
         </w:rPr>
         <w:t>backend</w:t>
@@ -4904,7 +2891,6 @@
       <w:r>
         <w:rPr>
           <w:rFonts w:ascii="Times New Roman" w:hAnsi="Times New Roman" w:cs="Times New Roman"/>
-          <w:b/>
           <w:color w:val="000000"/>
         </w:rPr>
         <w:t xml:space="preserve"> dedicado.</w:t>
@@ -4918,12 +2904,18 @@
           <w:rFonts w:ascii="Times New Roman" w:hAnsi="Times New Roman" w:cs="Times New Roman"/>
         </w:rPr>
       </w:pPr>
-      <w:bookmarkStart w:id="2" w:name="_Toc227267879"/>
-      <w:r>
-        <w:rPr>
-          <w:rFonts w:ascii="Times New Roman" w:hAnsi="Times New Roman" w:cs="Times New Roman"/>
-        </w:rPr>
-        <w:t>1.1 Objetivo Geral</w:t>
+      <w:bookmarkStart w:id="2" w:name="_Toc229084891"/>
+      <w:r>
+        <w:rPr>
+          <w:rFonts w:ascii="Times New Roman" w:hAnsi="Times New Roman" w:cs="Times New Roman"/>
+        </w:rPr>
+        <w:t>1.1 Objetivo Gera</w:t>
+      </w:r>
+      <w:r>
+        <w:rPr>
+          <w:rFonts w:ascii="Times New Roman" w:hAnsi="Times New Roman" w:cs="Times New Roman"/>
+        </w:rPr>
+        <w:t>l</w:t>
       </w:r>
       <w:bookmarkEnd w:id="2"/>
     </w:p>
@@ -4933,16 +2925,124 @@
         <w:jc w:val="both"/>
         <w:rPr>
           <w:rFonts w:ascii="Times New Roman" w:hAnsi="Times New Roman" w:cs="Times New Roman"/>
-          <w:b/>
-        </w:rPr>
-      </w:pPr>
-      <w:r>
-        <w:rPr>
-          <w:rFonts w:ascii="Times New Roman" w:hAnsi="Times New Roman" w:cs="Times New Roman"/>
-          <w:b/>
+          <w:color w:val="000000"/>
+        </w:rPr>
+      </w:pPr>
+      <w:r>
+        <w:rPr>
+          <w:rFonts w:ascii="Times New Roman" w:hAnsi="Times New Roman" w:cs="Times New Roman"/>
           <w:color w:val="000000"/>
         </w:rPr>
         <w:t>Desenvolver um sistema web completo de agendamento online para barbearia, contemplando funcionalidades para clientes e para o profissional administrador.</w:t>
+      </w:r>
+    </w:p>
+    <w:p>
+      <w:pPr>
+        <w:pStyle w:val="Ttulo2"/>
+      </w:pPr>
+      <w:bookmarkStart w:id="3" w:name="_Toc229084892"/>
+      <w:r>
+        <w:rPr>
+          <w:rFonts w:ascii="Times New Roman" w:hAnsi="Times New Roman" w:cs="Times New Roman"/>
+        </w:rPr>
+        <w:t xml:space="preserve">1.2 </w:t>
+      </w:r>
+      <w:r>
+        <w:rPr>
+          <w:rFonts w:ascii="Times New Roman" w:hAnsi="Times New Roman" w:cs="Times New Roman"/>
+        </w:rPr>
+        <w:t>Problemas</w:t>
+      </w:r>
+      <w:bookmarkEnd w:id="3"/>
+    </w:p>
+    <w:p>
+      <w:pPr>
+        <w:pStyle w:val="PargrafodaLista"/>
+        <w:numPr>
+          <w:ilvl w:val="0"/>
+          <w:numId w:val="4"/>
+        </w:numPr>
+        <w:rPr>
+          <w:rFonts w:ascii="Times New Roman" w:hAnsi="Times New Roman" w:cs="Times New Roman"/>
+        </w:rPr>
+      </w:pPr>
+      <w:r>
+        <w:rPr>
+          <w:rFonts w:ascii="Times New Roman" w:hAnsi="Times New Roman" w:cs="Times New Roman"/>
+        </w:rPr>
+        <w:t>M</w:t>
+      </w:r>
+      <w:r>
+        <w:rPr>
+          <w:rFonts w:ascii="Times New Roman" w:hAnsi="Times New Roman" w:cs="Times New Roman"/>
+        </w:rPr>
+        <w:t>á comunicação que ocorre entre o barbeiro e o client</w:t>
+      </w:r>
+      <w:r>
+        <w:rPr>
+          <w:rFonts w:ascii="Times New Roman" w:hAnsi="Times New Roman" w:cs="Times New Roman"/>
+        </w:rPr>
+        <w:t>e</w:t>
+      </w:r>
+      <w:r>
+        <w:rPr>
+          <w:rFonts w:ascii="Times New Roman" w:hAnsi="Times New Roman" w:cs="Times New Roman"/>
+        </w:rPr>
+        <w:t>.</w:t>
+      </w:r>
+    </w:p>
+    <w:p>
+      <w:pPr>
+        <w:pStyle w:val="PargrafodaLista"/>
+        <w:numPr>
+          <w:ilvl w:val="0"/>
+          <w:numId w:val="4"/>
+        </w:numPr>
+        <w:rPr>
+          <w:rFonts w:ascii="Times New Roman" w:hAnsi="Times New Roman" w:cs="Times New Roman"/>
+        </w:rPr>
+      </w:pPr>
+      <w:r>
+        <w:rPr>
+          <w:rFonts w:ascii="Times New Roman" w:hAnsi="Times New Roman" w:cs="Times New Roman"/>
+        </w:rPr>
+        <w:t>Fila de espera para ser atendido.</w:t>
+      </w:r>
+    </w:p>
+    <w:p>
+      <w:pPr>
+        <w:pStyle w:val="PargrafodaLista"/>
+        <w:numPr>
+          <w:ilvl w:val="0"/>
+          <w:numId w:val="4"/>
+        </w:numPr>
+        <w:rPr>
+          <w:rFonts w:ascii="Times New Roman" w:hAnsi="Times New Roman" w:cs="Times New Roman"/>
+        </w:rPr>
+      </w:pPr>
+      <w:r>
+        <w:rPr>
+          <w:rFonts w:ascii="Times New Roman" w:hAnsi="Times New Roman" w:cs="Times New Roman"/>
+        </w:rPr>
+        <w:t>Não ver o ambiente onde será realizado o serviço.</w:t>
+      </w:r>
+    </w:p>
+    <w:p>
+      <w:pPr>
+        <w:pStyle w:val="PargrafodaLista"/>
+        <w:numPr>
+          <w:ilvl w:val="0"/>
+          <w:numId w:val="4"/>
+        </w:numPr>
+        <w:rPr>
+          <w:rFonts w:ascii="Times New Roman" w:hAnsi="Times New Roman" w:cs="Times New Roman"/>
+        </w:rPr>
+      </w:pPr>
+      <w:r>
+        <w:rPr>
+          <w:rFonts w:ascii="Times New Roman" w:hAnsi="Times New Roman" w:cs="Times New Roman"/>
+        </w:rPr>
+        <w:t>Horários em conflitos.</w:t>
       </w:r>
     </w:p>
     <w:p>
@@ -4953,14 +3053,32 @@
           <w:rFonts w:ascii="Times New Roman" w:hAnsi="Times New Roman" w:cs="Times New Roman"/>
         </w:rPr>
       </w:pPr>
-      <w:bookmarkStart w:id="3" w:name="_Toc227267880"/>
-      <w:r>
-        <w:rPr>
-          <w:rFonts w:ascii="Times New Roman" w:hAnsi="Times New Roman" w:cs="Times New Roman"/>
-        </w:rPr>
-        <w:t>1.2 Objetivos Específicos</w:t>
-      </w:r>
-      <w:bookmarkEnd w:id="3"/>
+      <w:bookmarkStart w:id="4" w:name="_Toc229084893"/>
+      <w:r>
+        <w:rPr>
+          <w:rFonts w:ascii="Times New Roman" w:hAnsi="Times New Roman" w:cs="Times New Roman"/>
+        </w:rPr>
+        <w:t>1.</w:t>
+      </w:r>
+      <w:r>
+        <w:rPr>
+          <w:rFonts w:ascii="Times New Roman" w:hAnsi="Times New Roman" w:cs="Times New Roman"/>
+        </w:rPr>
+        <w:t>3</w:t>
+      </w:r>
+      <w:r>
+        <w:rPr>
+          <w:rFonts w:ascii="Times New Roman" w:hAnsi="Times New Roman" w:cs="Times New Roman"/>
+        </w:rPr>
+        <w:t xml:space="preserve"> </w:t>
+      </w:r>
+      <w:r>
+        <w:rPr>
+          <w:rFonts w:ascii="Times New Roman" w:hAnsi="Times New Roman" w:cs="Times New Roman"/>
+        </w:rPr>
+        <w:t>Objetivos Específicos</w:t>
+      </w:r>
+      <w:bookmarkEnd w:id="4"/>
     </w:p>
     <w:p>
       <w:pPr>
@@ -4972,13 +3090,11 @@
         <w:spacing w:after="120" w:line="360" w:lineRule="auto"/>
         <w:rPr>
           <w:rFonts w:ascii="Times New Roman" w:hAnsi="Times New Roman" w:cs="Times New Roman"/>
-          <w:b/>
-        </w:rPr>
-      </w:pPr>
-      <w:r>
-        <w:rPr>
-          <w:rFonts w:ascii="Times New Roman" w:hAnsi="Times New Roman" w:cs="Times New Roman"/>
-          <w:b/>
+        </w:rPr>
+      </w:pPr>
+      <w:r>
+        <w:rPr>
+          <w:rFonts w:ascii="Times New Roman" w:hAnsi="Times New Roman" w:cs="Times New Roman"/>
           <w:color w:val="000000"/>
         </w:rPr>
         <w:t>Implementar sistema de autenticação de usuários com e-mail/senha e Google.</w:t>
@@ -4994,13 +3110,11 @@
         <w:spacing w:after="120" w:line="360" w:lineRule="auto"/>
         <w:rPr>
           <w:rFonts w:ascii="Times New Roman" w:hAnsi="Times New Roman" w:cs="Times New Roman"/>
-          <w:b/>
-        </w:rPr>
-      </w:pPr>
-      <w:r>
-        <w:rPr>
-          <w:rFonts w:ascii="Times New Roman" w:hAnsi="Times New Roman" w:cs="Times New Roman"/>
-          <w:b/>
+        </w:rPr>
+      </w:pPr>
+      <w:r>
+        <w:rPr>
+          <w:rFonts w:ascii="Times New Roman" w:hAnsi="Times New Roman" w:cs="Times New Roman"/>
           <w:color w:val="000000"/>
         </w:rPr>
         <w:t>Desenvolver um fluxo de agendamento em etapas com validação de dados.</w:t>
@@ -5016,13 +3130,11 @@
         <w:spacing w:after="120" w:line="360" w:lineRule="auto"/>
         <w:rPr>
           <w:rFonts w:ascii="Times New Roman" w:hAnsi="Times New Roman" w:cs="Times New Roman"/>
-          <w:b/>
-        </w:rPr>
-      </w:pPr>
-      <w:r>
-        <w:rPr>
-          <w:rFonts w:ascii="Times New Roman" w:hAnsi="Times New Roman" w:cs="Times New Roman"/>
-          <w:b/>
+        </w:rPr>
+      </w:pPr>
+      <w:r>
+        <w:rPr>
+          <w:rFonts w:ascii="Times New Roman" w:hAnsi="Times New Roman" w:cs="Times New Roman"/>
           <w:color w:val="000000"/>
         </w:rPr>
         <w:t>Controlar disponibilidade de horários em tempo real, impedindo conflitos.</w:t>
@@ -5038,13 +3150,11 @@
         <w:spacing w:after="120" w:line="360" w:lineRule="auto"/>
         <w:rPr>
           <w:rFonts w:ascii="Times New Roman" w:hAnsi="Times New Roman" w:cs="Times New Roman"/>
-          <w:b/>
-        </w:rPr>
-      </w:pPr>
-      <w:r>
-        <w:rPr>
-          <w:rFonts w:ascii="Times New Roman" w:hAnsi="Times New Roman" w:cs="Times New Roman"/>
-          <w:b/>
+        </w:rPr>
+      </w:pPr>
+      <w:r>
+        <w:rPr>
+          <w:rFonts w:ascii="Times New Roman" w:hAnsi="Times New Roman" w:cs="Times New Roman"/>
           <w:color w:val="000000"/>
         </w:rPr>
         <w:t>Criar painel administrativo para o barbeiro visualizar e gerenciar agendamentos.</w:t>
@@ -5060,43 +3170,14 @@
         <w:spacing w:after="120" w:line="360" w:lineRule="auto"/>
         <w:rPr>
           <w:rFonts w:ascii="Times New Roman" w:hAnsi="Times New Roman" w:cs="Times New Roman"/>
-          <w:b/>
-        </w:rPr>
-      </w:pPr>
-      <w:r>
-        <w:rPr>
-          <w:rFonts w:ascii="Times New Roman" w:hAnsi="Times New Roman" w:cs="Times New Roman"/>
-          <w:b/>
+        </w:rPr>
+      </w:pPr>
+      <w:r>
+        <w:rPr>
+          <w:rFonts w:ascii="Times New Roman" w:hAnsi="Times New Roman" w:cs="Times New Roman"/>
           <w:color w:val="000000"/>
         </w:rPr>
         <w:t>Garantir interface responsiva e acessível em dispositivos móveis e desktop.</w:t>
-      </w:r>
-    </w:p>
-    <w:p>
-      <w:pPr>
-        <w:spacing w:after="200" w:line="360" w:lineRule="auto"/>
-        <w:rPr>
-          <w:rFonts w:ascii="Times New Roman" w:hAnsi="Times New Roman" w:cs="Times New Roman"/>
-          <w:b/>
-        </w:rPr>
-      </w:pPr>
-    </w:p>
-    <w:p>
-      <w:pPr>
-        <w:rPr>
-          <w:rFonts w:ascii="Times New Roman" w:hAnsi="Times New Roman" w:cs="Times New Roman"/>
-          <w:b/>
-          <w:bCs/>
-          <w:color w:val="000000"/>
-          <w:sz w:val="26"/>
-          <w:szCs w:val="26"/>
-        </w:rPr>
-      </w:pPr>
-      <w:r>
-        <w:rPr>
-          <w:rFonts w:ascii="Times New Roman" w:hAnsi="Times New Roman" w:cs="Times New Roman"/>
-        </w:rPr>
-        <w:br w:type="page"/>
       </w:r>
     </w:p>
     <w:p>
@@ -5107,15 +3188,26 @@
           <w:rFonts w:ascii="Times New Roman" w:hAnsi="Times New Roman" w:cs="Times New Roman"/>
         </w:rPr>
       </w:pPr>
-      <w:bookmarkStart w:id="4" w:name="_Toc227267881"/>
-      <w:r>
-        <w:rPr>
-          <w:rFonts w:ascii="Times New Roman" w:hAnsi="Times New Roman" w:cs="Times New Roman"/>
-        </w:rPr>
-        <w:lastRenderedPageBreak/>
-        <w:t>1.3 Justificativa</w:t>
-      </w:r>
-      <w:bookmarkEnd w:id="4"/>
+      <w:bookmarkStart w:id="5" w:name="_Toc229084894"/>
+      <w:r>
+        <w:rPr>
+          <w:rFonts w:ascii="Times New Roman" w:hAnsi="Times New Roman" w:cs="Times New Roman"/>
+        </w:rPr>
+        <w:t>1.</w:t>
+      </w:r>
+      <w:r>
+        <w:rPr>
+          <w:rFonts w:ascii="Times New Roman" w:hAnsi="Times New Roman" w:cs="Times New Roman"/>
+        </w:rPr>
+        <w:t>4</w:t>
+      </w:r>
+      <w:r>
+        <w:rPr>
+          <w:rFonts w:ascii="Times New Roman" w:hAnsi="Times New Roman" w:cs="Times New Roman"/>
+        </w:rPr>
+        <w:t xml:space="preserve"> Justificativa</w:t>
+      </w:r>
+      <w:bookmarkEnd w:id="5"/>
     </w:p>
     <w:p>
       <w:pPr>
@@ -5123,17 +3215,39 @@
         <w:jc w:val="both"/>
         <w:rPr>
           <w:rFonts w:ascii="Times New Roman" w:hAnsi="Times New Roman" w:cs="Times New Roman"/>
-          <w:b/>
-        </w:rPr>
-      </w:pPr>
-      <w:r>
-        <w:rPr>
-          <w:rFonts w:ascii="Times New Roman" w:hAnsi="Times New Roman" w:cs="Times New Roman"/>
-          <w:b/>
-          <w:color w:val="000000"/>
-        </w:rPr>
+          <w:color w:val="000000"/>
+        </w:rPr>
+      </w:pPr>
+      <w:r>
+        <w:rPr>
+          <w:rFonts w:ascii="Times New Roman" w:hAnsi="Times New Roman" w:cs="Times New Roman"/>
+          <w:color w:val="000000"/>
+        </w:rPr>
+        <w:lastRenderedPageBreak/>
         <w:t>A digitalização do processo de agendamento reduz o tempo gasto com ligações telefônicas, evita conflitos de horário e proporciona ao cliente autonomia para marcar seu atendimento a qualquer hora do dia. Para o barbeiro, o painel administrativo centraliza as informações e facilita o planejamento da agenda diária.</w:t>
       </w:r>
+    </w:p>
+    <w:p>
+      <w:pPr>
+        <w:rPr>
+          <w:rFonts w:ascii="Times New Roman" w:hAnsi="Times New Roman" w:cs="Times New Roman"/>
+        </w:rPr>
+      </w:pPr>
+      <w:r>
+        <w:rPr>
+          <w:rFonts w:ascii="Times New Roman" w:hAnsi="Times New Roman" w:cs="Times New Roman"/>
+        </w:rPr>
+        <w:br w:type="page"/>
+      </w:r>
+    </w:p>
+    <w:p>
+      <w:pPr>
+        <w:spacing w:after="200" w:line="360" w:lineRule="auto"/>
+        <w:jc w:val="both"/>
+        <w:rPr>
+          <w:rFonts w:ascii="Times New Roman" w:hAnsi="Times New Roman" w:cs="Times New Roman"/>
+        </w:rPr>
+      </w:pPr>
     </w:p>
     <w:p>
       <w:pPr>
@@ -5141,16 +3255,18 @@
         <w:spacing w:line="360" w:lineRule="auto"/>
         <w:rPr>
           <w:rFonts w:ascii="Times New Roman" w:hAnsi="Times New Roman" w:cs="Times New Roman"/>
-        </w:rPr>
-      </w:pPr>
-      <w:bookmarkStart w:id="5" w:name="_Toc227267882"/>
-      <w:r>
-        <w:rPr>
-          <w:rFonts w:ascii="Times New Roman" w:hAnsi="Times New Roman" w:cs="Times New Roman"/>
+          <w:color w:val="auto"/>
+        </w:rPr>
+      </w:pPr>
+      <w:bookmarkStart w:id="6" w:name="_Toc229084895"/>
+      <w:r>
+        <w:rPr>
+          <w:rFonts w:ascii="Times New Roman" w:hAnsi="Times New Roman" w:cs="Times New Roman"/>
+          <w:color w:val="auto"/>
         </w:rPr>
         <w:t>2 TECNOLOGIAS UTILIZADAS</w:t>
       </w:r>
-      <w:bookmarkEnd w:id="5"/>
+      <w:bookmarkEnd w:id="6"/>
     </w:p>
     <w:p>
       <w:pPr>
@@ -5158,13 +3274,11 @@
         <w:jc w:val="both"/>
         <w:rPr>
           <w:rFonts w:ascii="Times New Roman" w:hAnsi="Times New Roman" w:cs="Times New Roman"/>
-          <w:b/>
-        </w:rPr>
-      </w:pPr>
-      <w:r>
-        <w:rPr>
-          <w:rFonts w:ascii="Times New Roman" w:hAnsi="Times New Roman" w:cs="Times New Roman"/>
-          <w:b/>
+        </w:rPr>
+      </w:pPr>
+      <w:r>
+        <w:rPr>
+          <w:rFonts w:ascii="Times New Roman" w:hAnsi="Times New Roman" w:cs="Times New Roman"/>
           <w:color w:val="000000"/>
         </w:rPr>
         <w:t>A escolha das tecnologias foi baseada nos critérios de custo (gratuidade), facilidade de implantação sem servidor dedicado e familiaridade com o ecossistema web moderno.</w:t>
@@ -5178,14 +3292,14 @@
           <w:rFonts w:ascii="Times New Roman" w:hAnsi="Times New Roman" w:cs="Times New Roman"/>
         </w:rPr>
       </w:pPr>
-      <w:bookmarkStart w:id="6" w:name="_Toc227267883"/>
+      <w:bookmarkStart w:id="7" w:name="_Toc229084896"/>
       <w:r>
         <w:rPr>
           <w:rFonts w:ascii="Times New Roman" w:hAnsi="Times New Roman" w:cs="Times New Roman"/>
         </w:rPr>
         <w:t>2.1 Descrição das Tecnologias</w:t>
       </w:r>
-      <w:bookmarkEnd w:id="6"/>
+      <w:bookmarkEnd w:id="7"/>
     </w:p>
     <w:tbl>
       <w:tblPr>
@@ -5210,12 +3324,6 @@
         <w:gridCol w:w="5160"/>
       </w:tblGrid>
       <w:tr>
-        <w:tblPrEx>
-          <w:tblCellMar>
-            <w:top w:w="0" w:type="dxa"/>
-            <w:bottom w:w="0" w:type="dxa"/>
-          </w:tblCellMar>
-        </w:tblPrEx>
         <w:trPr>
           <w:tblHeader/>
         </w:trPr>
@@ -5335,12 +3443,6 @@
         </w:tc>
       </w:tr>
       <w:tr>
-        <w:tblPrEx>
-          <w:tblCellMar>
-            <w:top w:w="0" w:type="dxa"/>
-            <w:bottom w:w="0" w:type="dxa"/>
-          </w:tblCellMar>
-        </w:tblPrEx>
         <w:tc>
           <w:tcPr>
             <w:tcW w:w="2200" w:type="dxa"/>
@@ -5451,12 +3553,6 @@
         </w:tc>
       </w:tr>
       <w:tr>
-        <w:tblPrEx>
-          <w:tblCellMar>
-            <w:top w:w="0" w:type="dxa"/>
-            <w:bottom w:w="0" w:type="dxa"/>
-          </w:tblCellMar>
-        </w:tblPrEx>
         <w:tc>
           <w:tcPr>
             <w:tcW w:w="2200" w:type="dxa"/>
@@ -5567,12 +3663,6 @@
         </w:tc>
       </w:tr>
       <w:tr>
-        <w:tblPrEx>
-          <w:tblCellMar>
-            <w:top w:w="0" w:type="dxa"/>
-            <w:bottom w:w="0" w:type="dxa"/>
-          </w:tblCellMar>
-        </w:tblPrEx>
         <w:tc>
           <w:tcPr>
             <w:tcW w:w="2200" w:type="dxa"/>
@@ -5685,12 +3775,6 @@
         </w:tc>
       </w:tr>
       <w:tr>
-        <w:tblPrEx>
-          <w:tblCellMar>
-            <w:top w:w="0" w:type="dxa"/>
-            <w:bottom w:w="0" w:type="dxa"/>
-          </w:tblCellMar>
-        </w:tblPrEx>
         <w:tc>
           <w:tcPr>
             <w:tcW w:w="2200" w:type="dxa"/>
@@ -5825,12 +3909,6 @@
         </w:tc>
       </w:tr>
       <w:tr>
-        <w:tblPrEx>
-          <w:tblCellMar>
-            <w:top w:w="0" w:type="dxa"/>
-            <w:bottom w:w="0" w:type="dxa"/>
-          </w:tblCellMar>
-        </w:tblPrEx>
         <w:tc>
           <w:tcPr>
             <w:tcW w:w="2200" w:type="dxa"/>
@@ -5975,12 +4053,6 @@
         </w:tc>
       </w:tr>
       <w:tr>
-        <w:tblPrEx>
-          <w:tblCellMar>
-            <w:top w:w="0" w:type="dxa"/>
-            <w:bottom w:w="0" w:type="dxa"/>
-          </w:tblCellMar>
-        </w:tblPrEx>
         <w:tc>
           <w:tcPr>
             <w:tcW w:w="2200" w:type="dxa"/>
@@ -6093,12 +4165,6 @@
         </w:tc>
       </w:tr>
       <w:tr>
-        <w:tblPrEx>
-          <w:tblCellMar>
-            <w:top w:w="0" w:type="dxa"/>
-            <w:bottom w:w="0" w:type="dxa"/>
-          </w:tblCellMar>
-        </w:tblPrEx>
         <w:tc>
           <w:tcPr>
             <w:tcW w:w="2200" w:type="dxa"/>
@@ -6221,12 +4287,6 @@
         </w:tc>
       </w:tr>
       <w:tr>
-        <w:tblPrEx>
-          <w:tblCellMar>
-            <w:top w:w="0" w:type="dxa"/>
-            <w:bottom w:w="0" w:type="dxa"/>
-          </w:tblCellMar>
-        </w:tblPrEx>
         <w:tc>
           <w:tcPr>
             <w:tcW w:w="2200" w:type="dxa"/>
@@ -6433,7 +4493,31 @@
           <w:sz w:val="20"/>
           <w:szCs w:val="20"/>
         </w:rPr>
-        <w:t>Fonte: Elaborado pelo autor (2025).</w:t>
+        <w:t>Fonte: Elaborado pelo autor (202</w:t>
+      </w:r>
+      <w:r>
+        <w:rPr>
+          <w:rFonts w:ascii="Times New Roman" w:hAnsi="Times New Roman" w:cs="Times New Roman"/>
+          <w:b/>
+          <w:i/>
+          <w:iCs/>
+          <w:color w:val="000000"/>
+          <w:sz w:val="20"/>
+          <w:szCs w:val="20"/>
+        </w:rPr>
+        <w:t>6</w:t>
+      </w:r>
+      <w:r>
+        <w:rPr>
+          <w:rFonts w:ascii="Times New Roman" w:hAnsi="Times New Roman" w:cs="Times New Roman"/>
+          <w:b/>
+          <w:i/>
+          <w:iCs/>
+          <w:color w:val="000000"/>
+          <w:sz w:val="20"/>
+          <w:szCs w:val="20"/>
+        </w:rPr>
+        <w:t>).</w:t>
       </w:r>
     </w:p>
     <w:p>
@@ -6457,17 +4541,19 @@
         <w:spacing w:line="360" w:lineRule="auto"/>
         <w:rPr>
           <w:rFonts w:ascii="Times New Roman" w:hAnsi="Times New Roman" w:cs="Times New Roman"/>
-        </w:rPr>
-      </w:pPr>
-      <w:bookmarkStart w:id="7" w:name="_Toc227267884"/>
-      <w:r>
-        <w:rPr>
-          <w:rFonts w:ascii="Times New Roman" w:hAnsi="Times New Roman" w:cs="Times New Roman"/>
+          <w:color w:val="auto"/>
+        </w:rPr>
+      </w:pPr>
+      <w:bookmarkStart w:id="8" w:name="_Toc229084897"/>
+      <w:r>
+        <w:rPr>
+          <w:rFonts w:ascii="Times New Roman" w:hAnsi="Times New Roman" w:cs="Times New Roman"/>
+          <w:color w:val="auto"/>
         </w:rPr>
         <w:lastRenderedPageBreak/>
         <w:t>3 ESTRUTURA DO SISTEMA</w:t>
       </w:r>
-      <w:bookmarkEnd w:id="7"/>
+      <w:bookmarkEnd w:id="8"/>
     </w:p>
     <w:p>
       <w:pPr>
@@ -6477,14 +4563,14 @@
           <w:rFonts w:ascii="Times New Roman" w:hAnsi="Times New Roman" w:cs="Times New Roman"/>
         </w:rPr>
       </w:pPr>
-      <w:bookmarkStart w:id="8" w:name="_Toc227267885"/>
+      <w:bookmarkStart w:id="9" w:name="_Toc229084898"/>
       <w:r>
         <w:rPr>
           <w:rFonts w:ascii="Times New Roman" w:hAnsi="Times New Roman" w:cs="Times New Roman"/>
         </w:rPr>
         <w:t>3.1 Páginas do Sistema</w:t>
       </w:r>
-      <w:bookmarkEnd w:id="8"/>
+      <w:bookmarkEnd w:id="9"/>
     </w:p>
     <w:p>
       <w:pPr>
@@ -6492,13 +4578,11 @@
         <w:jc w:val="both"/>
         <w:rPr>
           <w:rFonts w:ascii="Times New Roman" w:hAnsi="Times New Roman" w:cs="Times New Roman"/>
-          <w:b/>
-        </w:rPr>
-      </w:pPr>
-      <w:r>
-        <w:rPr>
-          <w:rFonts w:ascii="Times New Roman" w:hAnsi="Times New Roman" w:cs="Times New Roman"/>
-          <w:b/>
+        </w:rPr>
+      </w:pPr>
+      <w:r>
+        <w:rPr>
+          <w:rFonts w:ascii="Times New Roman" w:hAnsi="Times New Roman" w:cs="Times New Roman"/>
           <w:color w:val="000000"/>
         </w:rPr>
         <w:t>O sistema é composto por oito páginas HTML, cada uma com responsabilidade específica, conforme descrito na tabela a seguir:</w:t>
@@ -6535,12 +4619,6 @@
         <w:gridCol w:w="6860"/>
       </w:tblGrid>
       <w:tr>
-        <w:tblPrEx>
-          <w:tblCellMar>
-            <w:top w:w="0" w:type="dxa"/>
-            <w:bottom w:w="0" w:type="dxa"/>
-          </w:tblCellMar>
-        </w:tblPrEx>
         <w:trPr>
           <w:tblHeader/>
         </w:trPr>
@@ -6620,12 +4698,6 @@
         </w:tc>
       </w:tr>
       <w:tr>
-        <w:tblPrEx>
-          <w:tblCellMar>
-            <w:top w:w="0" w:type="dxa"/>
-            <w:bottom w:w="0" w:type="dxa"/>
-          </w:tblCellMar>
-        </w:tblPrEx>
         <w:tc>
           <w:tcPr>
             <w:tcW w:w="2500" w:type="dxa"/>
@@ -6722,12 +4794,6 @@
         </w:tc>
       </w:tr>
       <w:tr>
-        <w:tblPrEx>
-          <w:tblCellMar>
-            <w:top w:w="0" w:type="dxa"/>
-            <w:bottom w:w="0" w:type="dxa"/>
-          </w:tblCellMar>
-        </w:tblPrEx>
         <w:tc>
           <w:tcPr>
             <w:tcW w:w="2500" w:type="dxa"/>
@@ -6802,12 +4868,6 @@
         </w:tc>
       </w:tr>
       <w:tr>
-        <w:tblPrEx>
-          <w:tblCellMar>
-            <w:top w:w="0" w:type="dxa"/>
-            <w:bottom w:w="0" w:type="dxa"/>
-          </w:tblCellMar>
-        </w:tblPrEx>
         <w:tc>
           <w:tcPr>
             <w:tcW w:w="2500" w:type="dxa"/>
@@ -6894,12 +4954,6 @@
         </w:tc>
       </w:tr>
       <w:tr>
-        <w:tblPrEx>
-          <w:tblCellMar>
-            <w:top w:w="0" w:type="dxa"/>
-            <w:bottom w:w="0" w:type="dxa"/>
-          </w:tblCellMar>
-        </w:tblPrEx>
         <w:tc>
           <w:tcPr>
             <w:tcW w:w="2500" w:type="dxa"/>
@@ -6974,12 +5028,6 @@
         </w:tc>
       </w:tr>
       <w:tr>
-        <w:tblPrEx>
-          <w:tblCellMar>
-            <w:top w:w="0" w:type="dxa"/>
-            <w:bottom w:w="0" w:type="dxa"/>
-          </w:tblCellMar>
-        </w:tblPrEx>
         <w:tc>
           <w:tcPr>
             <w:tcW w:w="2500" w:type="dxa"/>
@@ -7054,12 +5102,6 @@
         </w:tc>
       </w:tr>
       <w:tr>
-        <w:tblPrEx>
-          <w:tblCellMar>
-            <w:top w:w="0" w:type="dxa"/>
-            <w:bottom w:w="0" w:type="dxa"/>
-          </w:tblCellMar>
-        </w:tblPrEx>
         <w:tc>
           <w:tcPr>
             <w:tcW w:w="2500" w:type="dxa"/>
@@ -7134,12 +5176,6 @@
         </w:tc>
       </w:tr>
       <w:tr>
-        <w:tblPrEx>
-          <w:tblCellMar>
-            <w:top w:w="0" w:type="dxa"/>
-            <w:bottom w:w="0" w:type="dxa"/>
-          </w:tblCellMar>
-        </w:tblPrEx>
         <w:tc>
           <w:tcPr>
             <w:tcW w:w="2500" w:type="dxa"/>
@@ -7214,12 +5250,6 @@
         </w:tc>
       </w:tr>
       <w:tr>
-        <w:tblPrEx>
-          <w:tblCellMar>
-            <w:top w:w="0" w:type="dxa"/>
-            <w:bottom w:w="0" w:type="dxa"/>
-          </w:tblCellMar>
-        </w:tblPrEx>
         <w:tc>
           <w:tcPr>
             <w:tcW w:w="2500" w:type="dxa"/>
@@ -7322,7 +5352,31 @@
           <w:sz w:val="20"/>
           <w:szCs w:val="20"/>
         </w:rPr>
-        <w:t>Fonte: Elaborado pelo autor (2025).</w:t>
+        <w:t>Fonte: Elaborado pelo autor (202</w:t>
+      </w:r>
+      <w:r>
+        <w:rPr>
+          <w:rFonts w:ascii="Times New Roman" w:hAnsi="Times New Roman" w:cs="Times New Roman"/>
+          <w:b/>
+          <w:i/>
+          <w:iCs/>
+          <w:color w:val="000000"/>
+          <w:sz w:val="20"/>
+          <w:szCs w:val="20"/>
+        </w:rPr>
+        <w:t>6</w:t>
+      </w:r>
+      <w:r>
+        <w:rPr>
+          <w:rFonts w:ascii="Times New Roman" w:hAnsi="Times New Roman" w:cs="Times New Roman"/>
+          <w:b/>
+          <w:i/>
+          <w:iCs/>
+          <w:color w:val="000000"/>
+          <w:sz w:val="20"/>
+          <w:szCs w:val="20"/>
+        </w:rPr>
+        <w:t>).</w:t>
       </w:r>
     </w:p>
     <w:p>
@@ -7345,7 +5399,6 @@
           <w:szCs w:val="26"/>
         </w:rPr>
       </w:pPr>
-      <w:bookmarkStart w:id="9" w:name="_Toc227267886"/>
       <w:r>
         <w:rPr>
           <w:rFonts w:ascii="Times New Roman" w:hAnsi="Times New Roman" w:cs="Times New Roman"/>
@@ -7361,6 +5414,7 @@
           <w:rFonts w:ascii="Times New Roman" w:hAnsi="Times New Roman" w:cs="Times New Roman"/>
         </w:rPr>
       </w:pPr>
+      <w:bookmarkStart w:id="10" w:name="_Toc229084899"/>
       <w:r>
         <w:rPr>
           <w:rFonts w:ascii="Times New Roman" w:hAnsi="Times New Roman" w:cs="Times New Roman"/>
@@ -7382,7 +5436,7 @@
         </w:rPr>
         <w:t>)</w:t>
       </w:r>
-      <w:bookmarkEnd w:id="9"/>
+      <w:bookmarkEnd w:id="10"/>
     </w:p>
     <w:p>
       <w:pPr>
@@ -7390,13 +5444,11 @@
         <w:jc w:val="both"/>
         <w:rPr>
           <w:rFonts w:ascii="Times New Roman" w:hAnsi="Times New Roman" w:cs="Times New Roman"/>
-          <w:b/>
-        </w:rPr>
-      </w:pPr>
-      <w:r>
-        <w:rPr>
-          <w:rFonts w:ascii="Times New Roman" w:hAnsi="Times New Roman" w:cs="Times New Roman"/>
-          <w:b/>
+        </w:rPr>
+      </w:pPr>
+      <w:r>
+        <w:rPr>
+          <w:rFonts w:ascii="Times New Roman" w:hAnsi="Times New Roman" w:cs="Times New Roman"/>
           <w:color w:val="000000"/>
         </w:rPr>
         <w:t xml:space="preserve">O banco de dados utilizado é o Cloud </w:t>
@@ -7405,7 +5457,6 @@
       <w:r>
         <w:rPr>
           <w:rFonts w:ascii="Times New Roman" w:hAnsi="Times New Roman" w:cs="Times New Roman"/>
-          <w:b/>
           <w:color w:val="000000"/>
         </w:rPr>
         <w:t>Firestore</w:t>
@@ -7414,7 +5465,6 @@
       <w:r>
         <w:rPr>
           <w:rFonts w:ascii="Times New Roman" w:hAnsi="Times New Roman" w:cs="Times New Roman"/>
-          <w:b/>
           <w:color w:val="000000"/>
         </w:rPr>
         <w:t xml:space="preserve">, um banco </w:t>
@@ -7423,7 +5473,6 @@
       <w:r>
         <w:rPr>
           <w:rFonts w:ascii="Times New Roman" w:hAnsi="Times New Roman" w:cs="Times New Roman"/>
-          <w:b/>
           <w:color w:val="000000"/>
         </w:rPr>
         <w:t>NoSQL</w:t>
@@ -7432,7 +5481,6 @@
       <w:r>
         <w:rPr>
           <w:rFonts w:ascii="Times New Roman" w:hAnsi="Times New Roman" w:cs="Times New Roman"/>
-          <w:b/>
           <w:color w:val="000000"/>
         </w:rPr>
         <w:t xml:space="preserve"> orientado a documentos. O sistema utiliza duas coleções principais:</w:t>
@@ -7461,12 +5509,6 @@
         <w:gridCol w:w="5160"/>
       </w:tblGrid>
       <w:tr>
-        <w:tblPrEx>
-          <w:tblCellMar>
-            <w:top w:w="0" w:type="dxa"/>
-            <w:bottom w:w="0" w:type="dxa"/>
-          </w:tblCellMar>
-        </w:tblPrEx>
         <w:trPr>
           <w:tblHeader/>
         </w:trPr>
@@ -7583,12 +5625,6 @@
         </w:tc>
       </w:tr>
       <w:tr>
-        <w:tblPrEx>
-          <w:tblCellMar>
-            <w:top w:w="0" w:type="dxa"/>
-            <w:bottom w:w="0" w:type="dxa"/>
-          </w:tblCellMar>
-        </w:tblPrEx>
         <w:tc>
           <w:tcPr>
             <w:tcW w:w="2000" w:type="dxa"/>
@@ -7701,12 +5737,6 @@
         </w:tc>
       </w:tr>
       <w:tr>
-        <w:tblPrEx>
-          <w:tblCellMar>
-            <w:top w:w="0" w:type="dxa"/>
-            <w:bottom w:w="0" w:type="dxa"/>
-          </w:tblCellMar>
-        </w:tblPrEx>
         <w:tc>
           <w:tcPr>
             <w:tcW w:w="2000" w:type="dxa"/>
@@ -7821,12 +5851,6 @@
         </w:tc>
       </w:tr>
       <w:tr>
-        <w:tblPrEx>
-          <w:tblCellMar>
-            <w:top w:w="0" w:type="dxa"/>
-            <w:bottom w:w="0" w:type="dxa"/>
-          </w:tblCellMar>
-        </w:tblPrEx>
         <w:tc>
           <w:tcPr>
             <w:tcW w:w="2000" w:type="dxa"/>
@@ -7939,12 +5963,6 @@
         </w:tc>
       </w:tr>
       <w:tr>
-        <w:tblPrEx>
-          <w:tblCellMar>
-            <w:top w:w="0" w:type="dxa"/>
-            <w:bottom w:w="0" w:type="dxa"/>
-          </w:tblCellMar>
-        </w:tblPrEx>
         <w:tc>
           <w:tcPr>
             <w:tcW w:w="2000" w:type="dxa"/>
@@ -8057,12 +6075,6 @@
         </w:tc>
       </w:tr>
       <w:tr>
-        <w:tblPrEx>
-          <w:tblCellMar>
-            <w:top w:w="0" w:type="dxa"/>
-            <w:bottom w:w="0" w:type="dxa"/>
-          </w:tblCellMar>
-        </w:tblPrEx>
         <w:tc>
           <w:tcPr>
             <w:tcW w:w="2000" w:type="dxa"/>
@@ -8199,12 +6211,6 @@
         </w:tc>
       </w:tr>
       <w:tr>
-        <w:tblPrEx>
-          <w:tblCellMar>
-            <w:top w:w="0" w:type="dxa"/>
-            <w:bottom w:w="0" w:type="dxa"/>
-          </w:tblCellMar>
-        </w:tblPrEx>
         <w:tc>
           <w:tcPr>
             <w:tcW w:w="2000" w:type="dxa"/>
@@ -8315,12 +6321,6 @@
         </w:tc>
       </w:tr>
       <w:tr>
-        <w:tblPrEx>
-          <w:tblCellMar>
-            <w:top w:w="0" w:type="dxa"/>
-            <w:bottom w:w="0" w:type="dxa"/>
-          </w:tblCellMar>
-        </w:tblPrEx>
         <w:tc>
           <w:tcPr>
             <w:tcW w:w="2000" w:type="dxa"/>
@@ -8431,12 +6431,6 @@
         </w:tc>
       </w:tr>
       <w:tr>
-        <w:tblPrEx>
-          <w:tblCellMar>
-            <w:top w:w="0" w:type="dxa"/>
-            <w:bottom w:w="0" w:type="dxa"/>
-          </w:tblCellMar>
-        </w:tblPrEx>
         <w:tc>
           <w:tcPr>
             <w:tcW w:w="2000" w:type="dxa"/>
@@ -8549,12 +6543,6 @@
         </w:tc>
       </w:tr>
       <w:tr>
-        <w:tblPrEx>
-          <w:tblCellMar>
-            <w:top w:w="0" w:type="dxa"/>
-            <w:bottom w:w="0" w:type="dxa"/>
-          </w:tblCellMar>
-        </w:tblPrEx>
         <w:tc>
           <w:tcPr>
             <w:tcW w:w="2000" w:type="dxa"/>
@@ -8665,12 +6653,6 @@
         </w:tc>
       </w:tr>
       <w:tr>
-        <w:tblPrEx>
-          <w:tblCellMar>
-            <w:top w:w="0" w:type="dxa"/>
-            <w:bottom w:w="0" w:type="dxa"/>
-          </w:tblCellMar>
-        </w:tblPrEx>
         <w:tc>
           <w:tcPr>
             <w:tcW w:w="2000" w:type="dxa"/>
@@ -8781,12 +6763,6 @@
         </w:tc>
       </w:tr>
       <w:tr>
-        <w:tblPrEx>
-          <w:tblCellMar>
-            <w:top w:w="0" w:type="dxa"/>
-            <w:bottom w:w="0" w:type="dxa"/>
-          </w:tblCellMar>
-        </w:tblPrEx>
         <w:tc>
           <w:tcPr>
             <w:tcW w:w="2000" w:type="dxa"/>
@@ -8897,12 +6873,6 @@
         </w:tc>
       </w:tr>
       <w:tr>
-        <w:tblPrEx>
-          <w:tblCellMar>
-            <w:top w:w="0" w:type="dxa"/>
-            <w:bottom w:w="0" w:type="dxa"/>
-          </w:tblCellMar>
-        </w:tblPrEx>
         <w:tc>
           <w:tcPr>
             <w:tcW w:w="2000" w:type="dxa"/>
@@ -9013,12 +6983,6 @@
         </w:tc>
       </w:tr>
       <w:tr>
-        <w:tblPrEx>
-          <w:tblCellMar>
-            <w:top w:w="0" w:type="dxa"/>
-            <w:bottom w:w="0" w:type="dxa"/>
-          </w:tblCellMar>
-        </w:tblPrEx>
         <w:tc>
           <w:tcPr>
             <w:tcW w:w="2000" w:type="dxa"/>
@@ -9153,12 +7117,6 @@
         </w:tc>
       </w:tr>
       <w:tr>
-        <w:tblPrEx>
-          <w:tblCellMar>
-            <w:top w:w="0" w:type="dxa"/>
-            <w:bottom w:w="0" w:type="dxa"/>
-          </w:tblCellMar>
-        </w:tblPrEx>
         <w:tc>
           <w:tcPr>
             <w:tcW w:w="2000" w:type="dxa"/>
@@ -9326,12 +7284,9 @@
           <w:sz w:val="20"/>
           <w:szCs w:val="20"/>
         </w:rPr>
-        <w:t>Fonte: Elaborado pelo autor (2025).</w:t>
-      </w:r>
-      <w:bookmarkStart w:id="10" w:name="_Toc227267887"/>
-    </w:p>
-    <w:p>
-      <w:pPr>
+        <w:t>Fonte: Elaborado pelo autor (202</w:t>
+      </w:r>
+      <w:r>
         <w:rPr>
           <w:rFonts w:ascii="Times New Roman" w:hAnsi="Times New Roman" w:cs="Times New Roman"/>
           <w:b/>
@@ -9341,7 +7296,8 @@
           <w:sz w:val="20"/>
           <w:szCs w:val="20"/>
         </w:rPr>
-      </w:pPr>
+        <w:t>6</w:t>
+      </w:r>
       <w:r>
         <w:rPr>
           <w:rFonts w:ascii="Times New Roman" w:hAnsi="Times New Roman" w:cs="Times New Roman"/>
@@ -9352,6 +7308,31 @@
           <w:sz w:val="20"/>
           <w:szCs w:val="20"/>
         </w:rPr>
+        <w:t>).</w:t>
+      </w:r>
+    </w:p>
+    <w:p>
+      <w:pPr>
+        <w:rPr>
+          <w:rFonts w:ascii="Times New Roman" w:hAnsi="Times New Roman" w:cs="Times New Roman"/>
+          <w:b/>
+          <w:i/>
+          <w:iCs/>
+          <w:color w:val="000000"/>
+          <w:sz w:val="20"/>
+          <w:szCs w:val="20"/>
+        </w:rPr>
+      </w:pPr>
+      <w:r>
+        <w:rPr>
+          <w:rFonts w:ascii="Times New Roman" w:hAnsi="Times New Roman" w:cs="Times New Roman"/>
+          <w:b/>
+          <w:i/>
+          <w:iCs/>
+          <w:color w:val="000000"/>
+          <w:sz w:val="20"/>
+          <w:szCs w:val="20"/>
+        </w:rPr>
         <w:br w:type="page"/>
       </w:r>
     </w:p>
@@ -9369,14 +7350,12 @@
           <w:rFonts w:ascii="Times New Roman" w:hAnsi="Times New Roman" w:cs="Times New Roman"/>
           <w:b/>
           <w:bCs/>
-          <w:color w:val="1F3864"/>
           <w:sz w:val="28"/>
           <w:szCs w:val="28"/>
         </w:rPr>
         <w:lastRenderedPageBreak/>
         <w:t>4 CASOS DE USO</w:t>
       </w:r>
-      <w:bookmarkEnd w:id="10"/>
     </w:p>
     <w:p>
       <w:pPr>
@@ -9384,13 +7363,11 @@
         <w:jc w:val="both"/>
         <w:rPr>
           <w:rFonts w:ascii="Times New Roman" w:hAnsi="Times New Roman" w:cs="Times New Roman"/>
-          <w:b/>
-        </w:rPr>
-      </w:pPr>
-      <w:r>
-        <w:rPr>
-          <w:rFonts w:ascii="Times New Roman" w:hAnsi="Times New Roman" w:cs="Times New Roman"/>
-          <w:b/>
+        </w:rPr>
+      </w:pPr>
+      <w:r>
+        <w:rPr>
+          <w:rFonts w:ascii="Times New Roman" w:hAnsi="Times New Roman" w:cs="Times New Roman"/>
           <w:color w:val="000000"/>
         </w:rPr>
         <w:t>Os diagramas a seguir representam os casos de uso do sistema, organizados por perfil de ator: Cliente Visitante, Cliente Cadastrado e Barbeiro (Admin).</w:t>
@@ -9404,7 +7381,7 @@
           <w:rFonts w:ascii="Times New Roman" w:hAnsi="Times New Roman" w:cs="Times New Roman"/>
         </w:rPr>
       </w:pPr>
-      <w:bookmarkStart w:id="11" w:name="_Toc227267888"/>
+      <w:bookmarkStart w:id="11" w:name="_Toc229084900"/>
       <w:r>
         <w:rPr>
           <w:rFonts w:ascii="Times New Roman" w:hAnsi="Times New Roman" w:cs="Times New Roman"/>
@@ -9434,12 +7411,6 @@
         <w:gridCol w:w="9360"/>
       </w:tblGrid>
       <w:tr>
-        <w:tblPrEx>
-          <w:tblCellMar>
-            <w:top w:w="0" w:type="dxa"/>
-            <w:bottom w:w="0" w:type="dxa"/>
-          </w:tblCellMar>
-        </w:tblPrEx>
         <w:tc>
           <w:tcPr>
             <w:tcW w:w="9360" w:type="dxa"/>
@@ -9471,7 +7442,6 @@
                 <w:rFonts w:ascii="Times New Roman" w:eastAsia="Courier New" w:hAnsi="Times New Roman" w:cs="Times New Roman"/>
                 <w:b/>
                 <w:bCs/>
-                <w:color w:val="1F3864"/>
                 <w:sz w:val="22"/>
                 <w:szCs w:val="22"/>
               </w:rPr>
@@ -9966,7 +7936,31 @@
           <w:sz w:val="20"/>
           <w:szCs w:val="20"/>
         </w:rPr>
-        <w:t>Figura 1 — Diagrama de Caso de Uso: Cliente Visitante. Fonte: Elaborado pelo autor (2025).</w:t>
+        <w:t>Figura 1 — Diagrama de Caso de Uso: Cliente Visitante. Fonte: Elaborado pelo autor (202</w:t>
+      </w:r>
+      <w:r>
+        <w:rPr>
+          <w:rFonts w:ascii="Times New Roman" w:hAnsi="Times New Roman" w:cs="Times New Roman"/>
+          <w:b/>
+          <w:i/>
+          <w:iCs/>
+          <w:color w:val="000000"/>
+          <w:sz w:val="20"/>
+          <w:szCs w:val="20"/>
+        </w:rPr>
+        <w:t>6</w:t>
+      </w:r>
+      <w:r>
+        <w:rPr>
+          <w:rFonts w:ascii="Times New Roman" w:hAnsi="Times New Roman" w:cs="Times New Roman"/>
+          <w:b/>
+          <w:i/>
+          <w:iCs/>
+          <w:color w:val="000000"/>
+          <w:sz w:val="20"/>
+          <w:szCs w:val="20"/>
+        </w:rPr>
+        <w:t>.</w:t>
       </w:r>
     </w:p>
     <w:p>
@@ -9980,7 +7974,6 @@
           <w:szCs w:val="26"/>
         </w:rPr>
       </w:pPr>
-      <w:bookmarkStart w:id="12" w:name="_Toc227267889"/>
       <w:r>
         <w:rPr>
           <w:rFonts w:ascii="Times New Roman" w:hAnsi="Times New Roman" w:cs="Times New Roman"/>
@@ -9996,6 +7989,7 @@
           <w:rFonts w:ascii="Times New Roman" w:hAnsi="Times New Roman" w:cs="Times New Roman"/>
         </w:rPr>
       </w:pPr>
+      <w:bookmarkStart w:id="12" w:name="_Toc229084901"/>
       <w:r>
         <w:rPr>
           <w:rFonts w:ascii="Times New Roman" w:hAnsi="Times New Roman" w:cs="Times New Roman"/>
@@ -10035,12 +8029,6 @@
         <w:gridCol w:w="9360"/>
       </w:tblGrid>
       <w:tr>
-        <w:tblPrEx>
-          <w:tblCellMar>
-            <w:top w:w="0" w:type="dxa"/>
-            <w:bottom w:w="0" w:type="dxa"/>
-          </w:tblCellMar>
-        </w:tblPrEx>
         <w:tc>
           <w:tcPr>
             <w:tcW w:w="9360" w:type="dxa"/>
@@ -10072,7 +8060,6 @@
                 <w:rFonts w:ascii="Times New Roman" w:eastAsia="Courier New" w:hAnsi="Times New Roman" w:cs="Times New Roman"/>
                 <w:b/>
                 <w:bCs/>
-                <w:color w:val="1F3864"/>
                 <w:sz w:val="22"/>
                 <w:szCs w:val="22"/>
               </w:rPr>
@@ -10654,9 +8641,8 @@
           <w:sz w:val="20"/>
           <w:szCs w:val="20"/>
         </w:rPr>
-        <w:t>Figura 2 — Diagrama de Caso de Uso: Cliente Cadastrado. Fonte: Elaborado pelo autor (2025)</w:t>
-      </w:r>
-      <w:bookmarkStart w:id="13" w:name="_Toc227267890"/>
+        <w:t>Figura 2 — Diagrama de Caso de Uso: Cliente Cadastrado. Fonte: Elaborado pelo autor (202</w:t>
+      </w:r>
       <w:r>
         <w:rPr>
           <w:rFonts w:ascii="Times New Roman" w:hAnsi="Times New Roman" w:cs="Times New Roman"/>
@@ -10667,11 +8653,9 @@
           <w:sz w:val="20"/>
           <w:szCs w:val="20"/>
         </w:rPr>
-        <w:t>.</w:t>
-      </w:r>
-    </w:p>
-    <w:p>
-      <w:pPr>
+        <w:t>6</w:t>
+      </w:r>
+      <w:r>
         <w:rPr>
           <w:rFonts w:ascii="Times New Roman" w:hAnsi="Times New Roman" w:cs="Times New Roman"/>
           <w:b/>
@@ -10681,7 +8665,8 @@
           <w:sz w:val="20"/>
           <w:szCs w:val="20"/>
         </w:rPr>
-      </w:pPr>
+        <w:t>)</w:t>
+      </w:r>
       <w:r>
         <w:rPr>
           <w:rFonts w:ascii="Times New Roman" w:hAnsi="Times New Roman" w:cs="Times New Roman"/>
@@ -10692,12 +8677,11 @@
           <w:sz w:val="20"/>
           <w:szCs w:val="20"/>
         </w:rPr>
-        <w:br w:type="page"/>
-      </w:r>
-    </w:p>
-    <w:p>
-      <w:pPr>
-        <w:spacing w:after="200" w:line="360" w:lineRule="auto"/>
+        <w:t>.</w:t>
+      </w:r>
+    </w:p>
+    <w:p>
+      <w:pPr>
         <w:rPr>
           <w:rFonts w:ascii="Times New Roman" w:hAnsi="Times New Roman" w:cs="Times New Roman"/>
           <w:b/>
@@ -10712,6 +8696,32 @@
         <w:rPr>
           <w:rFonts w:ascii="Times New Roman" w:hAnsi="Times New Roman" w:cs="Times New Roman"/>
           <w:b/>
+          <w:i/>
+          <w:iCs/>
+          <w:color w:val="000000"/>
+          <w:sz w:val="20"/>
+          <w:szCs w:val="20"/>
+        </w:rPr>
+        <w:br w:type="page"/>
+      </w:r>
+    </w:p>
+    <w:p>
+      <w:pPr>
+        <w:spacing w:after="200" w:line="360" w:lineRule="auto"/>
+        <w:rPr>
+          <w:rFonts w:ascii="Times New Roman" w:hAnsi="Times New Roman" w:cs="Times New Roman"/>
+          <w:b/>
+          <w:i/>
+          <w:iCs/>
+          <w:color w:val="000000"/>
+          <w:sz w:val="20"/>
+          <w:szCs w:val="20"/>
+        </w:rPr>
+      </w:pPr>
+      <w:r>
+        <w:rPr>
+          <w:rFonts w:ascii="Times New Roman" w:hAnsi="Times New Roman" w:cs="Times New Roman"/>
+          <w:b/>
           <w:bCs/>
           <w:color w:val="000000"/>
           <w:sz w:val="26"/>
@@ -10720,7 +8730,6 @@
         <w:lastRenderedPageBreak/>
         <w:t>4.3 Caso de Uso — Barbeiro (Admin)</w:t>
       </w:r>
-      <w:bookmarkEnd w:id="13"/>
     </w:p>
     <w:p>
       <w:pPr>
@@ -10752,12 +8761,6 @@
         <w:gridCol w:w="9360"/>
       </w:tblGrid>
       <w:tr>
-        <w:tblPrEx>
-          <w:tblCellMar>
-            <w:top w:w="0" w:type="dxa"/>
-            <w:bottom w:w="0" w:type="dxa"/>
-          </w:tblCellMar>
-        </w:tblPrEx>
         <w:tc>
           <w:tcPr>
             <w:tcW w:w="9360" w:type="dxa"/>
@@ -10789,7 +8792,6 @@
                 <w:rFonts w:ascii="Times New Roman" w:eastAsia="Courier New" w:hAnsi="Times New Roman" w:cs="Times New Roman"/>
                 <w:b/>
                 <w:bCs/>
-                <w:color w:val="1F3864"/>
                 <w:sz w:val="22"/>
                 <w:szCs w:val="22"/>
               </w:rPr>
@@ -11492,7 +9494,31 @@
           <w:sz w:val="20"/>
           <w:szCs w:val="20"/>
         </w:rPr>
-        <w:t>Figura 3 — Diagrama de Caso de Uso: Barbeiro (Admin). Fonte: Elaborado pelo autor (2025).</w:t>
+        <w:t>Figura 3 — Diagrama de Caso de Uso: Barbeiro (Admin). Fonte: Elaborado pelo autor (202</w:t>
+      </w:r>
+      <w:r>
+        <w:rPr>
+          <w:rFonts w:ascii="Times New Roman" w:hAnsi="Times New Roman" w:cs="Times New Roman"/>
+          <w:b/>
+          <w:i/>
+          <w:iCs/>
+          <w:color w:val="000000"/>
+          <w:sz w:val="20"/>
+          <w:szCs w:val="20"/>
+        </w:rPr>
+        <w:t>6</w:t>
+      </w:r>
+      <w:r>
+        <w:rPr>
+          <w:rFonts w:ascii="Times New Roman" w:hAnsi="Times New Roman" w:cs="Times New Roman"/>
+          <w:b/>
+          <w:i/>
+          <w:iCs/>
+          <w:color w:val="000000"/>
+          <w:sz w:val="20"/>
+          <w:szCs w:val="20"/>
+        </w:rPr>
+        <w:t>).</w:t>
       </w:r>
     </w:p>
     <w:p>
@@ -11530,7 +9556,7 @@
           <w:rFonts w:ascii="Times New Roman" w:hAnsi="Times New Roman" w:cs="Times New Roman"/>
         </w:rPr>
       </w:pPr>
-      <w:bookmarkStart w:id="14" w:name="_Toc227267891"/>
+      <w:bookmarkStart w:id="13" w:name="_Toc229084902"/>
       <w:r>
         <w:rPr>
           <w:rFonts w:ascii="Times New Roman" w:hAnsi="Times New Roman" w:cs="Times New Roman"/>
@@ -11538,7 +9564,7 @@
         <w:lastRenderedPageBreak/>
         <w:t>4.4 Descrição dos Casos de Uso Principais</w:t>
       </w:r>
-      <w:bookmarkEnd w:id="14"/>
+      <w:bookmarkEnd w:id="13"/>
     </w:p>
     <w:tbl>
       <w:tblPr>
@@ -11563,12 +9589,6 @@
         <w:gridCol w:w="5760"/>
       </w:tblGrid>
       <w:tr>
-        <w:tblPrEx>
-          <w:tblCellMar>
-            <w:top w:w="0" w:type="dxa"/>
-            <w:bottom w:w="0" w:type="dxa"/>
-          </w:tblCellMar>
-        </w:tblPrEx>
         <w:trPr>
           <w:tblHeader/>
         </w:trPr>
@@ -11685,12 +9705,6 @@
         </w:tc>
       </w:tr>
       <w:tr>
-        <w:tblPrEx>
-          <w:tblCellMar>
-            <w:top w:w="0" w:type="dxa"/>
-            <w:bottom w:w="0" w:type="dxa"/>
-          </w:tblCellMar>
-        </w:tblPrEx>
         <w:tc>
           <w:tcPr>
             <w:tcW w:w="1200" w:type="dxa"/>
@@ -11823,12 +9837,6 @@
         </w:tc>
       </w:tr>
       <w:tr>
-        <w:tblPrEx>
-          <w:tblCellMar>
-            <w:top w:w="0" w:type="dxa"/>
-            <w:bottom w:w="0" w:type="dxa"/>
-          </w:tblCellMar>
-        </w:tblPrEx>
         <w:tc>
           <w:tcPr>
             <w:tcW w:w="1200" w:type="dxa"/>
@@ -11939,12 +9947,6 @@
         </w:tc>
       </w:tr>
       <w:tr>
-        <w:tblPrEx>
-          <w:tblCellMar>
-            <w:top w:w="0" w:type="dxa"/>
-            <w:bottom w:w="0" w:type="dxa"/>
-          </w:tblCellMar>
-        </w:tblPrEx>
         <w:tc>
           <w:tcPr>
             <w:tcW w:w="1200" w:type="dxa"/>
@@ -12055,12 +10057,6 @@
         </w:tc>
       </w:tr>
       <w:tr>
-        <w:tblPrEx>
-          <w:tblCellMar>
-            <w:top w:w="0" w:type="dxa"/>
-            <w:bottom w:w="0" w:type="dxa"/>
-          </w:tblCellMar>
-        </w:tblPrEx>
         <w:tc>
           <w:tcPr>
             <w:tcW w:w="1200" w:type="dxa"/>
@@ -12171,12 +10167,6 @@
         </w:tc>
       </w:tr>
       <w:tr>
-        <w:tblPrEx>
-          <w:tblCellMar>
-            <w:top w:w="0" w:type="dxa"/>
-            <w:bottom w:w="0" w:type="dxa"/>
-          </w:tblCellMar>
-        </w:tblPrEx>
         <w:tc>
           <w:tcPr>
             <w:tcW w:w="1200" w:type="dxa"/>
@@ -12287,12 +10277,6 @@
         </w:tc>
       </w:tr>
       <w:tr>
-        <w:tblPrEx>
-          <w:tblCellMar>
-            <w:top w:w="0" w:type="dxa"/>
-            <w:bottom w:w="0" w:type="dxa"/>
-          </w:tblCellMar>
-        </w:tblPrEx>
         <w:tc>
           <w:tcPr>
             <w:tcW w:w="1200" w:type="dxa"/>
@@ -12431,7 +10415,31 @@
           <w:sz w:val="20"/>
           <w:szCs w:val="20"/>
         </w:rPr>
-        <w:t>Fonte: Elaborado pelo autor (2025).</w:t>
+        <w:t>Fonte: Elaborado pelo autor (202</w:t>
+      </w:r>
+      <w:r>
+        <w:rPr>
+          <w:rFonts w:ascii="Times New Roman" w:hAnsi="Times New Roman" w:cs="Times New Roman"/>
+          <w:b/>
+          <w:i/>
+          <w:iCs/>
+          <w:color w:val="000000"/>
+          <w:sz w:val="20"/>
+          <w:szCs w:val="20"/>
+        </w:rPr>
+        <w:t>6</w:t>
+      </w:r>
+      <w:r>
+        <w:rPr>
+          <w:rFonts w:ascii="Times New Roman" w:hAnsi="Times New Roman" w:cs="Times New Roman"/>
+          <w:b/>
+          <w:i/>
+          <w:iCs/>
+          <w:color w:val="000000"/>
+          <w:sz w:val="20"/>
+          <w:szCs w:val="20"/>
+        </w:rPr>
+        <w:t>).</w:t>
       </w:r>
     </w:p>
     <w:p>
@@ -12455,17 +10463,19 @@
         <w:spacing w:line="360" w:lineRule="auto"/>
         <w:rPr>
           <w:rFonts w:ascii="Times New Roman" w:hAnsi="Times New Roman" w:cs="Times New Roman"/>
-        </w:rPr>
-      </w:pPr>
-      <w:bookmarkStart w:id="15" w:name="_Toc227267892"/>
-      <w:r>
-        <w:rPr>
-          <w:rFonts w:ascii="Times New Roman" w:hAnsi="Times New Roman" w:cs="Times New Roman"/>
+          <w:color w:val="auto"/>
+        </w:rPr>
+      </w:pPr>
+      <w:bookmarkStart w:id="14" w:name="_Toc229084903"/>
+      <w:r>
+        <w:rPr>
+          <w:rFonts w:ascii="Times New Roman" w:hAnsi="Times New Roman" w:cs="Times New Roman"/>
+          <w:color w:val="auto"/>
         </w:rPr>
         <w:lastRenderedPageBreak/>
         <w:t>5 FUNCIONALIDADES IMPLEMENTADAS</w:t>
       </w:r>
-      <w:bookmarkEnd w:id="15"/>
+      <w:bookmarkEnd w:id="14"/>
     </w:p>
     <w:p>
       <w:pPr>
@@ -12475,14 +10485,14 @@
           <w:rFonts w:ascii="Times New Roman" w:hAnsi="Times New Roman" w:cs="Times New Roman"/>
         </w:rPr>
       </w:pPr>
-      <w:bookmarkStart w:id="16" w:name="_Toc227267893"/>
+      <w:bookmarkStart w:id="15" w:name="_Toc229084904"/>
       <w:r>
         <w:rPr>
           <w:rFonts w:ascii="Times New Roman" w:hAnsi="Times New Roman" w:cs="Times New Roman"/>
         </w:rPr>
         <w:t>5.1 Autenticação de Usuários</w:t>
       </w:r>
-      <w:bookmarkEnd w:id="16"/>
+      <w:bookmarkEnd w:id="15"/>
     </w:p>
     <w:p>
       <w:pPr>
@@ -12490,13 +10500,11 @@
         <w:jc w:val="both"/>
         <w:rPr>
           <w:rFonts w:ascii="Times New Roman" w:hAnsi="Times New Roman" w:cs="Times New Roman"/>
-          <w:b/>
-        </w:rPr>
-      </w:pPr>
-      <w:r>
-        <w:rPr>
-          <w:rFonts w:ascii="Times New Roman" w:hAnsi="Times New Roman" w:cs="Times New Roman"/>
-          <w:b/>
+        </w:rPr>
+      </w:pPr>
+      <w:r>
+        <w:rPr>
+          <w:rFonts w:ascii="Times New Roman" w:hAnsi="Times New Roman" w:cs="Times New Roman"/>
           <w:color w:val="000000"/>
         </w:rPr>
         <w:t xml:space="preserve">O sistema utiliza o </w:t>
@@ -12505,7 +10513,6 @@
       <w:r>
         <w:rPr>
           <w:rFonts w:ascii="Times New Roman" w:hAnsi="Times New Roman" w:cs="Times New Roman"/>
-          <w:b/>
           <w:color w:val="000000"/>
         </w:rPr>
         <w:t>Firebase</w:t>
@@ -12514,7 +10521,6 @@
       <w:r>
         <w:rPr>
           <w:rFonts w:ascii="Times New Roman" w:hAnsi="Times New Roman" w:cs="Times New Roman"/>
-          <w:b/>
           <w:color w:val="000000"/>
         </w:rPr>
         <w:t xml:space="preserve"> </w:t>
@@ -12523,7 +10529,6 @@
       <w:r>
         <w:rPr>
           <w:rFonts w:ascii="Times New Roman" w:hAnsi="Times New Roman" w:cs="Times New Roman"/>
-          <w:b/>
           <w:color w:val="000000"/>
         </w:rPr>
         <w:t>Authentication</w:t>
@@ -12532,7 +10537,6 @@
       <w:r>
         <w:rPr>
           <w:rFonts w:ascii="Times New Roman" w:hAnsi="Times New Roman" w:cs="Times New Roman"/>
-          <w:b/>
           <w:color w:val="000000"/>
         </w:rPr>
         <w:t xml:space="preserve"> para gerenciar o acesso dos usuários. Foram implementados dois métodos de autenticação: e-mail e senha, e login social via conta Google. Ao realizar o cadastro, os dados do usuário são salvos na coleção '</w:t>
@@ -12541,7 +10545,6 @@
       <w:r>
         <w:rPr>
           <w:rFonts w:ascii="Times New Roman" w:hAnsi="Times New Roman" w:cs="Times New Roman"/>
-          <w:b/>
           <w:color w:val="000000"/>
         </w:rPr>
         <w:t>usuarios</w:t>
@@ -12550,7 +10553,6 @@
       <w:r>
         <w:rPr>
           <w:rFonts w:ascii="Times New Roman" w:hAnsi="Times New Roman" w:cs="Times New Roman"/>
-          <w:b/>
           <w:color w:val="000000"/>
         </w:rPr>
         <w:t xml:space="preserve">' do </w:t>
@@ -12559,7 +10561,6 @@
       <w:r>
         <w:rPr>
           <w:rFonts w:ascii="Times New Roman" w:hAnsi="Times New Roman" w:cs="Times New Roman"/>
-          <w:b/>
           <w:color w:val="000000"/>
         </w:rPr>
         <w:t>Firestore</w:t>
@@ -12568,7 +10569,6 @@
       <w:r>
         <w:rPr>
           <w:rFonts w:ascii="Times New Roman" w:hAnsi="Times New Roman" w:cs="Times New Roman"/>
-          <w:b/>
           <w:color w:val="000000"/>
         </w:rPr>
         <w:t>, incluindo nome, e-mail e data de criação.</w:t>
@@ -12580,13 +10580,11 @@
         <w:jc w:val="both"/>
         <w:rPr>
           <w:rFonts w:ascii="Times New Roman" w:hAnsi="Times New Roman" w:cs="Times New Roman"/>
-          <w:b/>
-        </w:rPr>
-      </w:pPr>
-      <w:r>
-        <w:rPr>
-          <w:rFonts w:ascii="Times New Roman" w:hAnsi="Times New Roman" w:cs="Times New Roman"/>
-          <w:b/>
+        </w:rPr>
+      </w:pPr>
+      <w:r>
+        <w:rPr>
+          <w:rFonts w:ascii="Times New Roman" w:hAnsi="Times New Roman" w:cs="Times New Roman"/>
           <w:color w:val="000000"/>
         </w:rPr>
         <w:t xml:space="preserve">O sistema diferencia dois perfis de usuário através do campo 'role' no documento do usuário no </w:t>
@@ -12595,7 +10593,6 @@
       <w:r>
         <w:rPr>
           <w:rFonts w:ascii="Times New Roman" w:hAnsi="Times New Roman" w:cs="Times New Roman"/>
-          <w:b/>
           <w:color w:val="000000"/>
         </w:rPr>
         <w:t>Firestore</w:t>
@@ -12604,7 +10601,6 @@
       <w:r>
         <w:rPr>
           <w:rFonts w:ascii="Times New Roman" w:hAnsi="Times New Roman" w:cs="Times New Roman"/>
-          <w:b/>
           <w:color w:val="000000"/>
         </w:rPr>
         <w:t>: clientes (sem campo role ou com valor vazio) e administradores (role = 'admin'). Após o login, o sistema verifica o perfil e redireciona automaticamente: administradores para o painel e clientes para a área 'Minha Conta'.</w:t>
@@ -12618,14 +10614,14 @@
           <w:rFonts w:ascii="Times New Roman" w:hAnsi="Times New Roman" w:cs="Times New Roman"/>
         </w:rPr>
       </w:pPr>
-      <w:bookmarkStart w:id="17" w:name="_Toc227267894"/>
+      <w:bookmarkStart w:id="16" w:name="_Toc229084905"/>
       <w:r>
         <w:rPr>
           <w:rFonts w:ascii="Times New Roman" w:hAnsi="Times New Roman" w:cs="Times New Roman"/>
         </w:rPr>
         <w:t>5.2 Agendamento Online</w:t>
       </w:r>
-      <w:bookmarkEnd w:id="17"/>
+      <w:bookmarkEnd w:id="16"/>
     </w:p>
     <w:p>
       <w:pPr>
@@ -12633,13 +10629,11 @@
         <w:jc w:val="both"/>
         <w:rPr>
           <w:rFonts w:ascii="Times New Roman" w:hAnsi="Times New Roman" w:cs="Times New Roman"/>
-          <w:b/>
-        </w:rPr>
-      </w:pPr>
-      <w:r>
-        <w:rPr>
-          <w:rFonts w:ascii="Times New Roman" w:hAnsi="Times New Roman" w:cs="Times New Roman"/>
-          <w:b/>
+        </w:rPr>
+      </w:pPr>
+      <w:r>
+        <w:rPr>
+          <w:rFonts w:ascii="Times New Roman" w:hAnsi="Times New Roman" w:cs="Times New Roman"/>
           <w:color w:val="000000"/>
         </w:rPr>
         <w:t xml:space="preserve">O fluxo de agendamento foi implementado como um </w:t>
@@ -12648,7 +10642,6 @@
       <w:r>
         <w:rPr>
           <w:rFonts w:ascii="Times New Roman" w:hAnsi="Times New Roman" w:cs="Times New Roman"/>
-          <w:b/>
           <w:color w:val="000000"/>
         </w:rPr>
         <w:t>wizard</w:t>
@@ -12657,7 +10650,6 @@
       <w:r>
         <w:rPr>
           <w:rFonts w:ascii="Times New Roman" w:hAnsi="Times New Roman" w:cs="Times New Roman"/>
-          <w:b/>
           <w:color w:val="000000"/>
         </w:rPr>
         <w:t xml:space="preserve"> de três etapas, conforme descrito abaixo:</w:t>
@@ -12673,13 +10665,11 @@
         <w:spacing w:after="120" w:line="360" w:lineRule="auto"/>
         <w:rPr>
           <w:rFonts w:ascii="Times New Roman" w:hAnsi="Times New Roman" w:cs="Times New Roman"/>
-          <w:b/>
-        </w:rPr>
-      </w:pPr>
-      <w:r>
-        <w:rPr>
-          <w:rFonts w:ascii="Times New Roman" w:hAnsi="Times New Roman" w:cs="Times New Roman"/>
-          <w:b/>
+        </w:rPr>
+      </w:pPr>
+      <w:r>
+        <w:rPr>
+          <w:rFonts w:ascii="Times New Roman" w:hAnsi="Times New Roman" w:cs="Times New Roman"/>
           <w:color w:val="000000"/>
         </w:rPr>
         <w:t xml:space="preserve">Etapa 1 — Dados Pessoais: coleta nome completo e telefone. Se o cliente estiver </w:t>
@@ -12688,7 +10678,6 @@
       <w:r>
         <w:rPr>
           <w:rFonts w:ascii="Times New Roman" w:hAnsi="Times New Roman" w:cs="Times New Roman"/>
-          <w:b/>
           <w:color w:val="000000"/>
         </w:rPr>
         <w:t>logado</w:t>
@@ -12697,7 +10686,6 @@
       <w:r>
         <w:rPr>
           <w:rFonts w:ascii="Times New Roman" w:hAnsi="Times New Roman" w:cs="Times New Roman"/>
-          <w:b/>
           <w:color w:val="000000"/>
         </w:rPr>
         <w:t xml:space="preserve">, os campos são </w:t>
@@ -12706,7 +10694,6 @@
       <w:r>
         <w:rPr>
           <w:rFonts w:ascii="Times New Roman" w:hAnsi="Times New Roman" w:cs="Times New Roman"/>
-          <w:b/>
           <w:color w:val="000000"/>
         </w:rPr>
         <w:t>pré</w:t>
@@ -12715,7 +10702,6 @@
       <w:r>
         <w:rPr>
           <w:rFonts w:ascii="Times New Roman" w:hAnsi="Times New Roman" w:cs="Times New Roman"/>
-          <w:b/>
           <w:color w:val="000000"/>
         </w:rPr>
         <w:t>-preenchidos automaticamente com os dados da conta.</w:t>
@@ -12731,13 +10717,11 @@
         <w:spacing w:after="120" w:line="360" w:lineRule="auto"/>
         <w:rPr>
           <w:rFonts w:ascii="Times New Roman" w:hAnsi="Times New Roman" w:cs="Times New Roman"/>
-          <w:b/>
-        </w:rPr>
-      </w:pPr>
-      <w:r>
-        <w:rPr>
-          <w:rFonts w:ascii="Times New Roman" w:hAnsi="Times New Roman" w:cs="Times New Roman"/>
-          <w:b/>
+        </w:rPr>
+      </w:pPr>
+      <w:r>
+        <w:rPr>
+          <w:rFonts w:ascii="Times New Roman" w:hAnsi="Times New Roman" w:cs="Times New Roman"/>
           <w:color w:val="000000"/>
         </w:rPr>
         <w:t xml:space="preserve">Etapa 2 — Serviço e Data: o cliente escolhe o serviço, a data e o horário. O sistema consulta o </w:t>
@@ -12746,7 +10730,6 @@
       <w:r>
         <w:rPr>
           <w:rFonts w:ascii="Times New Roman" w:hAnsi="Times New Roman" w:cs="Times New Roman"/>
-          <w:b/>
           <w:color w:val="000000"/>
         </w:rPr>
         <w:t>Firestore</w:t>
@@ -12755,7 +10738,6 @@
       <w:r>
         <w:rPr>
           <w:rFonts w:ascii="Times New Roman" w:hAnsi="Times New Roman" w:cs="Times New Roman"/>
-          <w:b/>
           <w:color w:val="000000"/>
         </w:rPr>
         <w:t xml:space="preserve"> em tempo real e bloqueia visualmente os horários já ocupados.</w:t>
@@ -12771,13 +10753,11 @@
         <w:spacing w:after="120" w:line="360" w:lineRule="auto"/>
         <w:rPr>
           <w:rFonts w:ascii="Times New Roman" w:hAnsi="Times New Roman" w:cs="Times New Roman"/>
-          <w:b/>
-        </w:rPr>
-      </w:pPr>
-      <w:r>
-        <w:rPr>
-          <w:rFonts w:ascii="Times New Roman" w:hAnsi="Times New Roman" w:cs="Times New Roman"/>
-          <w:b/>
+        </w:rPr>
+      </w:pPr>
+      <w:r>
+        <w:rPr>
+          <w:rFonts w:ascii="Times New Roman" w:hAnsi="Times New Roman" w:cs="Times New Roman"/>
           <w:color w:val="000000"/>
         </w:rPr>
         <w:t>Etapa 3 — Revisão: exibe um resumo completo do agendamento para conferência antes da confirmação final.</w:t>
@@ -12798,13 +10778,11 @@
         <w:jc w:val="both"/>
         <w:rPr>
           <w:rFonts w:ascii="Times New Roman" w:hAnsi="Times New Roman" w:cs="Times New Roman"/>
-          <w:b/>
-        </w:rPr>
-      </w:pPr>
-      <w:r>
-        <w:rPr>
-          <w:rFonts w:ascii="Times New Roman" w:hAnsi="Times New Roman" w:cs="Times New Roman"/>
-          <w:b/>
+        </w:rPr>
+      </w:pPr>
+      <w:r>
+        <w:rPr>
+          <w:rFonts w:ascii="Times New Roman" w:hAnsi="Times New Roman" w:cs="Times New Roman"/>
           <w:color w:val="000000"/>
         </w:rPr>
         <w:t>O sistema também impede a seleção de datas passadas, domingos e segundas-feiras, dias em que a barbearia não realiza atendimento.</w:t>
@@ -12836,7 +10814,7 @@
           <w:rFonts w:ascii="Times New Roman" w:hAnsi="Times New Roman" w:cs="Times New Roman"/>
         </w:rPr>
       </w:pPr>
-      <w:bookmarkStart w:id="18" w:name="_Toc227267895"/>
+      <w:bookmarkStart w:id="17" w:name="_Toc229084906"/>
       <w:r>
         <w:rPr>
           <w:rFonts w:ascii="Times New Roman" w:hAnsi="Times New Roman" w:cs="Times New Roman"/>
@@ -12844,7 +10822,7 @@
         <w:lastRenderedPageBreak/>
         <w:t>5.3 Controle de Disponibilidade</w:t>
       </w:r>
-      <w:bookmarkEnd w:id="18"/>
+      <w:bookmarkEnd w:id="17"/>
     </w:p>
     <w:p>
       <w:pPr>
@@ -12852,13 +10830,11 @@
         <w:jc w:val="both"/>
         <w:rPr>
           <w:rFonts w:ascii="Times New Roman" w:hAnsi="Times New Roman" w:cs="Times New Roman"/>
-          <w:b/>
-        </w:rPr>
-      </w:pPr>
-      <w:r>
-        <w:rPr>
-          <w:rFonts w:ascii="Times New Roman" w:hAnsi="Times New Roman" w:cs="Times New Roman"/>
-          <w:b/>
+        </w:rPr>
+      </w:pPr>
+      <w:r>
+        <w:rPr>
+          <w:rFonts w:ascii="Times New Roman" w:hAnsi="Times New Roman" w:cs="Times New Roman"/>
           <w:color w:val="000000"/>
         </w:rPr>
         <w:t xml:space="preserve">Para evitar conflitos de horário, o sistema realiza uma consulta ao </w:t>
@@ -12867,7 +10843,6 @@
       <w:r>
         <w:rPr>
           <w:rFonts w:ascii="Times New Roman" w:hAnsi="Times New Roman" w:cs="Times New Roman"/>
-          <w:b/>
           <w:color w:val="000000"/>
         </w:rPr>
         <w:t>Firestore</w:t>
@@ -12876,7 +10851,6 @@
       <w:r>
         <w:rPr>
           <w:rFonts w:ascii="Times New Roman" w:hAnsi="Times New Roman" w:cs="Times New Roman"/>
-          <w:b/>
           <w:color w:val="000000"/>
         </w:rPr>
         <w:t xml:space="preserve"> sempre que o cliente seleciona uma data. Os horários que já possuem agendamentos com status diferente de 'cancelado' são automaticamente desabilitados e exibidos com estilo visual diferenciado (cor acinzentada e texto riscado), impedindo que dois clientes marquem o mesmo horário.</w:t>
@@ -12890,14 +10864,14 @@
           <w:rFonts w:ascii="Times New Roman" w:hAnsi="Times New Roman" w:cs="Times New Roman"/>
         </w:rPr>
       </w:pPr>
-      <w:bookmarkStart w:id="19" w:name="_Toc227267896"/>
+      <w:bookmarkStart w:id="18" w:name="_Toc229084907"/>
       <w:r>
         <w:rPr>
           <w:rFonts w:ascii="Times New Roman" w:hAnsi="Times New Roman" w:cs="Times New Roman"/>
         </w:rPr>
         <w:t>5.4 Painel Administrativo</w:t>
       </w:r>
-      <w:bookmarkEnd w:id="19"/>
+      <w:bookmarkEnd w:id="18"/>
     </w:p>
     <w:p>
       <w:pPr>
@@ -12905,13 +10879,11 @@
         <w:jc w:val="both"/>
         <w:rPr>
           <w:rFonts w:ascii="Times New Roman" w:hAnsi="Times New Roman" w:cs="Times New Roman"/>
-          <w:b/>
-        </w:rPr>
-      </w:pPr>
-      <w:r>
-        <w:rPr>
-          <w:rFonts w:ascii="Times New Roman" w:hAnsi="Times New Roman" w:cs="Times New Roman"/>
-          <w:b/>
+        </w:rPr>
+      </w:pPr>
+      <w:r>
+        <w:rPr>
+          <w:rFonts w:ascii="Times New Roman" w:hAnsi="Times New Roman" w:cs="Times New Roman"/>
           <w:color w:val="000000"/>
         </w:rPr>
         <w:t>O painel do barbeiro é uma página exclusiva para usuários com perfil 'admin'. Ele é composto por quatro abas:</w:t>
@@ -12927,13 +10899,11 @@
         <w:spacing w:after="120" w:line="360" w:lineRule="auto"/>
         <w:rPr>
           <w:rFonts w:ascii="Times New Roman" w:hAnsi="Times New Roman" w:cs="Times New Roman"/>
-          <w:b/>
-        </w:rPr>
-      </w:pPr>
-      <w:r>
-        <w:rPr>
-          <w:rFonts w:ascii="Times New Roman" w:hAnsi="Times New Roman" w:cs="Times New Roman"/>
-          <w:b/>
+        </w:rPr>
+      </w:pPr>
+      <w:r>
+        <w:rPr>
+          <w:rFonts w:ascii="Times New Roman" w:hAnsi="Times New Roman" w:cs="Times New Roman"/>
           <w:color w:val="000000"/>
         </w:rPr>
         <w:t>Hoje: exibe todos os agendamentos do dia atual com resumo de totais por status.</w:t>
@@ -12949,13 +10919,11 @@
         <w:spacing w:after="120" w:line="360" w:lineRule="auto"/>
         <w:rPr>
           <w:rFonts w:ascii="Times New Roman" w:hAnsi="Times New Roman" w:cs="Times New Roman"/>
-          <w:b/>
-        </w:rPr>
-      </w:pPr>
-      <w:r>
-        <w:rPr>
-          <w:rFonts w:ascii="Times New Roman" w:hAnsi="Times New Roman" w:cs="Times New Roman"/>
-          <w:b/>
+        </w:rPr>
+      </w:pPr>
+      <w:r>
+        <w:rPr>
+          <w:rFonts w:ascii="Times New Roman" w:hAnsi="Times New Roman" w:cs="Times New Roman"/>
           <w:color w:val="000000"/>
         </w:rPr>
         <w:t>Confirmados do Mês: lista os agendamentos com status 'confirmado' no mês atual.</w:t>
@@ -12971,13 +10939,11 @@
         <w:spacing w:after="120" w:line="360" w:lineRule="auto"/>
         <w:rPr>
           <w:rFonts w:ascii="Times New Roman" w:hAnsi="Times New Roman" w:cs="Times New Roman"/>
-          <w:b/>
-        </w:rPr>
-      </w:pPr>
-      <w:r>
-        <w:rPr>
-          <w:rFonts w:ascii="Times New Roman" w:hAnsi="Times New Roman" w:cs="Times New Roman"/>
-          <w:b/>
+        </w:rPr>
+      </w:pPr>
+      <w:r>
+        <w:rPr>
+          <w:rFonts w:ascii="Times New Roman" w:hAnsi="Times New Roman" w:cs="Times New Roman"/>
           <w:color w:val="000000"/>
         </w:rPr>
         <w:t>Cancelados do Mês: lista os agendamentos com status 'cancelado' no mês atual.</w:t>
@@ -12993,13 +10959,11 @@
         <w:spacing w:after="120" w:line="360" w:lineRule="auto"/>
         <w:rPr>
           <w:rFonts w:ascii="Times New Roman" w:hAnsi="Times New Roman" w:cs="Times New Roman"/>
-          <w:b/>
-        </w:rPr>
-      </w:pPr>
-      <w:r>
-        <w:rPr>
-          <w:rFonts w:ascii="Times New Roman" w:hAnsi="Times New Roman" w:cs="Times New Roman"/>
-          <w:b/>
+        </w:rPr>
+      </w:pPr>
+      <w:r>
+        <w:rPr>
+          <w:rFonts w:ascii="Times New Roman" w:hAnsi="Times New Roman" w:cs="Times New Roman"/>
           <w:color w:val="000000"/>
         </w:rPr>
         <w:t>Histórico Completo: exibe todos os agendamentos com filtros por data e status.</w:t>
@@ -13010,7 +10974,6 @@
         <w:spacing w:after="200" w:line="360" w:lineRule="auto"/>
         <w:rPr>
           <w:rFonts w:ascii="Times New Roman" w:hAnsi="Times New Roman" w:cs="Times New Roman"/>
-          <w:b/>
         </w:rPr>
       </w:pPr>
     </w:p>
@@ -13020,13 +10983,11 @@
         <w:jc w:val="both"/>
         <w:rPr>
           <w:rFonts w:ascii="Times New Roman" w:hAnsi="Times New Roman" w:cs="Times New Roman"/>
-          <w:b/>
-        </w:rPr>
-      </w:pPr>
-      <w:r>
-        <w:rPr>
-          <w:rFonts w:ascii="Times New Roman" w:hAnsi="Times New Roman" w:cs="Times New Roman"/>
-          <w:b/>
+        </w:rPr>
+      </w:pPr>
+      <w:r>
+        <w:rPr>
+          <w:rFonts w:ascii="Times New Roman" w:hAnsi="Times New Roman" w:cs="Times New Roman"/>
           <w:color w:val="000000"/>
         </w:rPr>
         <w:t xml:space="preserve">Em cada </w:t>
@@ -13035,7 +10996,6 @@
       <w:r>
         <w:rPr>
           <w:rFonts w:ascii="Times New Roman" w:hAnsi="Times New Roman" w:cs="Times New Roman"/>
-          <w:b/>
           <w:color w:val="000000"/>
         </w:rPr>
         <w:t>card</w:t>
@@ -13044,7 +11004,6 @@
       <w:r>
         <w:rPr>
           <w:rFonts w:ascii="Times New Roman" w:hAnsi="Times New Roman" w:cs="Times New Roman"/>
-          <w:b/>
           <w:color w:val="000000"/>
         </w:rPr>
         <w:t xml:space="preserve"> de agendamento com status 'pendente', o barbeiro tem à disposição os botões 'Confirmar' e 'Cancelar', que atualizam o status diretamente no </w:t>
@@ -13053,7 +11012,6 @@
       <w:r>
         <w:rPr>
           <w:rFonts w:ascii="Times New Roman" w:hAnsi="Times New Roman" w:cs="Times New Roman"/>
-          <w:b/>
           <w:color w:val="000000"/>
         </w:rPr>
         <w:t>Firestore</w:t>
@@ -13062,7 +11020,6 @@
       <w:r>
         <w:rPr>
           <w:rFonts w:ascii="Times New Roman" w:hAnsi="Times New Roman" w:cs="Times New Roman"/>
-          <w:b/>
           <w:color w:val="000000"/>
         </w:rPr>
         <w:t xml:space="preserve"> e recarregam todas as abas automaticamente.</w:t>
@@ -13089,17 +11046,19 @@
         <w:spacing w:line="360" w:lineRule="auto"/>
         <w:rPr>
           <w:rFonts w:ascii="Times New Roman" w:hAnsi="Times New Roman" w:cs="Times New Roman"/>
-        </w:rPr>
-      </w:pPr>
-      <w:bookmarkStart w:id="20" w:name="_Toc227267897"/>
-      <w:r>
-        <w:rPr>
-          <w:rFonts w:ascii="Times New Roman" w:hAnsi="Times New Roman" w:cs="Times New Roman"/>
+          <w:color w:val="auto"/>
+        </w:rPr>
+      </w:pPr>
+      <w:bookmarkStart w:id="19" w:name="_Toc229084908"/>
+      <w:r>
+        <w:rPr>
+          <w:rFonts w:ascii="Times New Roman" w:hAnsi="Times New Roman" w:cs="Times New Roman"/>
+          <w:color w:val="auto"/>
         </w:rPr>
         <w:lastRenderedPageBreak/>
         <w:t>6 PROBLEMAS IDENTIFICADOS E SOLUÇÕES APLICADAS</w:t>
       </w:r>
-      <w:bookmarkEnd w:id="20"/>
+      <w:bookmarkEnd w:id="19"/>
     </w:p>
     <w:p>
       <w:pPr>
@@ -13107,13 +11066,11 @@
         <w:jc w:val="both"/>
         <w:rPr>
           <w:rFonts w:ascii="Times New Roman" w:hAnsi="Times New Roman" w:cs="Times New Roman"/>
-          <w:b/>
-        </w:rPr>
-      </w:pPr>
-      <w:r>
-        <w:rPr>
-          <w:rFonts w:ascii="Times New Roman" w:hAnsi="Times New Roman" w:cs="Times New Roman"/>
-          <w:b/>
+        </w:rPr>
+      </w:pPr>
+      <w:r>
+        <w:rPr>
+          <w:rFonts w:ascii="Times New Roman" w:hAnsi="Times New Roman" w:cs="Times New Roman"/>
           <w:color w:val="000000"/>
         </w:rPr>
         <w:t>Durante o desenvolvimento, foram identificados e corrigidos diversos problemas técnicos. A tabela a seguir documenta os principais:</w:t>
@@ -13151,12 +11108,6 @@
         <w:gridCol w:w="2960"/>
       </w:tblGrid>
       <w:tr>
-        <w:tblPrEx>
-          <w:tblCellMar>
-            <w:top w:w="0" w:type="dxa"/>
-            <w:bottom w:w="0" w:type="dxa"/>
-          </w:tblCellMar>
-        </w:tblPrEx>
         <w:trPr>
           <w:tblHeader/>
         </w:trPr>
@@ -13273,12 +11224,6 @@
         </w:tc>
       </w:tr>
       <w:tr>
-        <w:tblPrEx>
-          <w:tblCellMar>
-            <w:top w:w="0" w:type="dxa"/>
-            <w:bottom w:w="0" w:type="dxa"/>
-          </w:tblCellMar>
-        </w:tblPrEx>
         <w:tc>
           <w:tcPr>
             <w:tcW w:w="3200" w:type="dxa"/>
@@ -13457,12 +11402,6 @@
         </w:tc>
       </w:tr>
       <w:tr>
-        <w:tblPrEx>
-          <w:tblCellMar>
-            <w:top w:w="0" w:type="dxa"/>
-            <w:bottom w:w="0" w:type="dxa"/>
-          </w:tblCellMar>
-        </w:tblPrEx>
         <w:tc>
           <w:tcPr>
             <w:tcW w:w="3200" w:type="dxa"/>
@@ -13617,12 +11556,6 @@
         </w:tc>
       </w:tr>
       <w:tr>
-        <w:tblPrEx>
-          <w:tblCellMar>
-            <w:top w:w="0" w:type="dxa"/>
-            <w:bottom w:w="0" w:type="dxa"/>
-          </w:tblCellMar>
-        </w:tblPrEx>
         <w:tc>
           <w:tcPr>
             <w:tcW w:w="3200" w:type="dxa"/>
@@ -13777,12 +11710,6 @@
         </w:tc>
       </w:tr>
       <w:tr>
-        <w:tblPrEx>
-          <w:tblCellMar>
-            <w:top w:w="0" w:type="dxa"/>
-            <w:bottom w:w="0" w:type="dxa"/>
-          </w:tblCellMar>
-        </w:tblPrEx>
         <w:tc>
           <w:tcPr>
             <w:tcW w:w="3200" w:type="dxa"/>
@@ -13915,12 +11842,6 @@
         </w:tc>
       </w:tr>
       <w:tr>
-        <w:tblPrEx>
-          <w:tblCellMar>
-            <w:top w:w="0" w:type="dxa"/>
-            <w:bottom w:w="0" w:type="dxa"/>
-          </w:tblCellMar>
-        </w:tblPrEx>
         <w:tc>
           <w:tcPr>
             <w:tcW w:w="3200" w:type="dxa"/>
@@ -14075,12 +11996,6 @@
         </w:tc>
       </w:tr>
       <w:tr>
-        <w:tblPrEx>
-          <w:tblCellMar>
-            <w:top w:w="0" w:type="dxa"/>
-            <w:bottom w:w="0" w:type="dxa"/>
-          </w:tblCellMar>
-        </w:tblPrEx>
         <w:tc>
           <w:tcPr>
             <w:tcW w:w="3200" w:type="dxa"/>
@@ -14191,12 +12106,6 @@
         </w:tc>
       </w:tr>
       <w:tr>
-        <w:tblPrEx>
-          <w:tblCellMar>
-            <w:top w:w="0" w:type="dxa"/>
-            <w:bottom w:w="0" w:type="dxa"/>
-          </w:tblCellMar>
-        </w:tblPrEx>
         <w:tc>
           <w:tcPr>
             <w:tcW w:w="3200" w:type="dxa"/>
@@ -14347,7 +12256,31 @@
           <w:sz w:val="20"/>
           <w:szCs w:val="20"/>
         </w:rPr>
-        <w:t>Fonte: Elaborado pelo autor (2025).</w:t>
+        <w:t>Fonte: Elaborado pelo autor (202</w:t>
+      </w:r>
+      <w:r>
+        <w:rPr>
+          <w:rFonts w:ascii="Times New Roman" w:hAnsi="Times New Roman" w:cs="Times New Roman"/>
+          <w:b/>
+          <w:i/>
+          <w:iCs/>
+          <w:color w:val="000000"/>
+          <w:sz w:val="20"/>
+          <w:szCs w:val="20"/>
+        </w:rPr>
+        <w:t>6</w:t>
+      </w:r>
+      <w:r>
+        <w:rPr>
+          <w:rFonts w:ascii="Times New Roman" w:hAnsi="Times New Roman" w:cs="Times New Roman"/>
+          <w:b/>
+          <w:i/>
+          <w:iCs/>
+          <w:color w:val="000000"/>
+          <w:sz w:val="20"/>
+          <w:szCs w:val="20"/>
+        </w:rPr>
+        <w:t>).</w:t>
       </w:r>
     </w:p>
     <w:p>
@@ -14371,17 +12304,19 @@
         <w:spacing w:line="360" w:lineRule="auto"/>
         <w:rPr>
           <w:rFonts w:ascii="Times New Roman" w:hAnsi="Times New Roman" w:cs="Times New Roman"/>
-        </w:rPr>
-      </w:pPr>
-      <w:bookmarkStart w:id="21" w:name="_Toc227267898"/>
-      <w:r>
-        <w:rPr>
-          <w:rFonts w:ascii="Times New Roman" w:hAnsi="Times New Roman" w:cs="Times New Roman"/>
+          <w:color w:val="auto"/>
+        </w:rPr>
+      </w:pPr>
+      <w:bookmarkStart w:id="20" w:name="_Toc229084909"/>
+      <w:r>
+        <w:rPr>
+          <w:rFonts w:ascii="Times New Roman" w:hAnsi="Times New Roman" w:cs="Times New Roman"/>
+          <w:color w:val="auto"/>
         </w:rPr>
         <w:lastRenderedPageBreak/>
         <w:t>7 CONSIDERAÇÕES FINAIS</w:t>
       </w:r>
-      <w:bookmarkEnd w:id="21"/>
+      <w:bookmarkEnd w:id="20"/>
     </w:p>
     <w:p>
       <w:pPr>
@@ -14389,13 +12324,11 @@
         <w:jc w:val="both"/>
         <w:rPr>
           <w:rFonts w:ascii="Times New Roman" w:hAnsi="Times New Roman" w:cs="Times New Roman"/>
-          <w:b/>
-        </w:rPr>
-      </w:pPr>
-      <w:r>
-        <w:rPr>
-          <w:rFonts w:ascii="Times New Roman" w:hAnsi="Times New Roman" w:cs="Times New Roman"/>
-          <w:b/>
+        </w:rPr>
+      </w:pPr>
+      <w:r>
+        <w:rPr>
+          <w:rFonts w:ascii="Times New Roman" w:hAnsi="Times New Roman" w:cs="Times New Roman"/>
           <w:color w:val="000000"/>
         </w:rPr>
         <w:t xml:space="preserve">O desenvolvimento do Elite </w:t>
@@ -14404,7 +12337,6 @@
       <w:r>
         <w:rPr>
           <w:rFonts w:ascii="Times New Roman" w:hAnsi="Times New Roman" w:cs="Times New Roman"/>
-          <w:b/>
           <w:color w:val="000000"/>
         </w:rPr>
         <w:t>Barber</w:t>
@@ -14413,7 +12345,6 @@
       <w:r>
         <w:rPr>
           <w:rFonts w:ascii="Times New Roman" w:hAnsi="Times New Roman" w:cs="Times New Roman"/>
-          <w:b/>
           <w:color w:val="000000"/>
         </w:rPr>
         <w:t xml:space="preserve"> demonstrou a viabilidade de construir um sistema web completo e funcional utilizando exclusivamente tecnologias </w:t>
@@ -14422,7 +12353,6 @@
       <w:r>
         <w:rPr>
           <w:rFonts w:ascii="Times New Roman" w:hAnsi="Times New Roman" w:cs="Times New Roman"/>
-          <w:b/>
           <w:color w:val="000000"/>
         </w:rPr>
         <w:t>client-side</w:t>
@@ -14431,7 +12361,6 @@
       <w:r>
         <w:rPr>
           <w:rFonts w:ascii="Times New Roman" w:hAnsi="Times New Roman" w:cs="Times New Roman"/>
-          <w:b/>
           <w:color w:val="000000"/>
         </w:rPr>
         <w:t xml:space="preserve"> integradas a serviços de nuvem como o </w:t>
@@ -14440,7 +12369,6 @@
       <w:r>
         <w:rPr>
           <w:rFonts w:ascii="Times New Roman" w:hAnsi="Times New Roman" w:cs="Times New Roman"/>
-          <w:b/>
           <w:color w:val="000000"/>
         </w:rPr>
         <w:t>Firebase</w:t>
@@ -14449,7 +12377,6 @@
       <w:r>
         <w:rPr>
           <w:rFonts w:ascii="Times New Roman" w:hAnsi="Times New Roman" w:cs="Times New Roman"/>
-          <w:b/>
           <w:color w:val="000000"/>
         </w:rPr>
         <w:t xml:space="preserve">. A ausência de um servidor </w:t>
@@ -14458,7 +12385,6 @@
       <w:r>
         <w:rPr>
           <w:rFonts w:ascii="Times New Roman" w:hAnsi="Times New Roman" w:cs="Times New Roman"/>
-          <w:b/>
           <w:color w:val="000000"/>
         </w:rPr>
         <w:t>backend</w:t>
@@ -14467,7 +12393,6 @@
       <w:r>
         <w:rPr>
           <w:rFonts w:ascii="Times New Roman" w:hAnsi="Times New Roman" w:cs="Times New Roman"/>
-          <w:b/>
           <w:color w:val="000000"/>
         </w:rPr>
         <w:t xml:space="preserve"> dedicado reduziu a complexidade da infraestrutura e permitiu que o foco do desenvolvimento estivesse na experiência do usuário e nas regras de negócio da aplicação.</w:t>
@@ -14479,13 +12404,11 @@
         <w:jc w:val="both"/>
         <w:rPr>
           <w:rFonts w:ascii="Times New Roman" w:hAnsi="Times New Roman" w:cs="Times New Roman"/>
-          <w:b/>
-        </w:rPr>
-      </w:pPr>
-      <w:r>
-        <w:rPr>
-          <w:rFonts w:ascii="Times New Roman" w:hAnsi="Times New Roman" w:cs="Times New Roman"/>
-          <w:b/>
+        </w:rPr>
+      </w:pPr>
+      <w:r>
+        <w:rPr>
+          <w:rFonts w:ascii="Times New Roman" w:hAnsi="Times New Roman" w:cs="Times New Roman"/>
           <w:color w:val="000000"/>
         </w:rPr>
         <w:t>O sistema atende aos objetivos propostos, oferecendo ao cliente uma jornada de agendamento intuitiva e ao barbeiro uma ferramenta de gestão eficiente. A implementação de controle de disponibilidade em tempo real e o sistema de permissões por perfil de usuário adicionam robustez e segurança à solução.</w:t>
@@ -14497,13 +12420,11 @@
         <w:jc w:val="both"/>
         <w:rPr>
           <w:rFonts w:ascii="Times New Roman" w:hAnsi="Times New Roman" w:cs="Times New Roman"/>
-          <w:b/>
-        </w:rPr>
-      </w:pPr>
-      <w:r>
-        <w:rPr>
-          <w:rFonts w:ascii="Times New Roman" w:hAnsi="Times New Roman" w:cs="Times New Roman"/>
-          <w:b/>
+        </w:rPr>
+      </w:pPr>
+      <w:r>
+        <w:rPr>
+          <w:rFonts w:ascii="Times New Roman" w:hAnsi="Times New Roman" w:cs="Times New Roman"/>
           <w:color w:val="000000"/>
         </w:rPr>
         <w:t>Como trabalhos futuros, sugere-se a integração com um serviço de notificações por e-mail ou WhatsApp para confirmação automática de agendamentos, a implementação de cancelamento pelo próprio cliente, a adição de métricas financeiras ao painel administrativo e a hospedagem do sistema em um domínio público para uso em produção.</w:t>
@@ -14530,17 +12451,19 @@
         <w:spacing w:line="360" w:lineRule="auto"/>
         <w:rPr>
           <w:rFonts w:ascii="Times New Roman" w:hAnsi="Times New Roman" w:cs="Times New Roman"/>
-        </w:rPr>
-      </w:pPr>
-      <w:bookmarkStart w:id="22" w:name="_Toc227267899"/>
-      <w:r>
-        <w:rPr>
-          <w:rFonts w:ascii="Times New Roman" w:hAnsi="Times New Roman" w:cs="Times New Roman"/>
+          <w:color w:val="000000" w:themeColor="text1"/>
+        </w:rPr>
+      </w:pPr>
+      <w:bookmarkStart w:id="21" w:name="_Toc229084910"/>
+      <w:r>
+        <w:rPr>
+          <w:rFonts w:ascii="Times New Roman" w:hAnsi="Times New Roman" w:cs="Times New Roman"/>
+          <w:color w:val="000000" w:themeColor="text1"/>
         </w:rPr>
         <w:lastRenderedPageBreak/>
         <w:t>REFERÊNCIAS</w:t>
       </w:r>
-      <w:bookmarkEnd w:id="22"/>
+      <w:bookmarkEnd w:id="21"/>
     </w:p>
     <w:p>
       <w:pPr>
@@ -14548,13 +12471,11 @@
         <w:jc w:val="both"/>
         <w:rPr>
           <w:rFonts w:ascii="Times New Roman" w:hAnsi="Times New Roman" w:cs="Times New Roman"/>
-          <w:b/>
-        </w:rPr>
-      </w:pPr>
-      <w:r>
-        <w:rPr>
-          <w:rFonts w:ascii="Times New Roman" w:hAnsi="Times New Roman" w:cs="Times New Roman"/>
-          <w:b/>
+        </w:rPr>
+      </w:pPr>
+      <w:r>
+        <w:rPr>
+          <w:rFonts w:ascii="Times New Roman" w:hAnsi="Times New Roman" w:cs="Times New Roman"/>
         </w:rPr>
         <w:t xml:space="preserve">FIREBASE. </w:t>
       </w:r>
@@ -14562,7 +12483,6 @@
       <w:r>
         <w:rPr>
           <w:rFonts w:ascii="Times New Roman" w:hAnsi="Times New Roman" w:cs="Times New Roman"/>
-          <w:b/>
         </w:rPr>
         <w:t>Firebase</w:t>
       </w:r>
@@ -14570,7 +12490,6 @@
       <w:r>
         <w:rPr>
           <w:rFonts w:ascii="Times New Roman" w:hAnsi="Times New Roman" w:cs="Times New Roman"/>
-          <w:b/>
         </w:rPr>
         <w:t xml:space="preserve"> </w:t>
       </w:r>
@@ -14578,7 +12497,6 @@
       <w:r>
         <w:rPr>
           <w:rFonts w:ascii="Times New Roman" w:hAnsi="Times New Roman" w:cs="Times New Roman"/>
-          <w:b/>
         </w:rPr>
         <w:t>Documentation</w:t>
       </w:r>
@@ -14586,7 +12504,6 @@
       <w:r>
         <w:rPr>
           <w:rFonts w:ascii="Times New Roman" w:hAnsi="Times New Roman" w:cs="Times New Roman"/>
-          <w:b/>
         </w:rPr>
         <w:t>. Google LLC, 2024. Disponível em: https://firebase.google.com/docs. Acesso em: abr. 2025.</w:t>
       </w:r>
@@ -14597,13 +12514,11 @@
         <w:jc w:val="both"/>
         <w:rPr>
           <w:rFonts w:ascii="Times New Roman" w:hAnsi="Times New Roman" w:cs="Times New Roman"/>
-          <w:b/>
-        </w:rPr>
-      </w:pPr>
-      <w:r>
-        <w:rPr>
-          <w:rFonts w:ascii="Times New Roman" w:hAnsi="Times New Roman" w:cs="Times New Roman"/>
-          <w:b/>
+        </w:rPr>
+      </w:pPr>
+      <w:r>
+        <w:rPr>
+          <w:rFonts w:ascii="Times New Roman" w:hAnsi="Times New Roman" w:cs="Times New Roman"/>
         </w:rPr>
         <w:t xml:space="preserve">MDN WEB DOCS. </w:t>
       </w:r>
@@ -14611,7 +12526,6 @@
       <w:r>
         <w:rPr>
           <w:rFonts w:ascii="Times New Roman" w:hAnsi="Times New Roman" w:cs="Times New Roman"/>
-          <w:b/>
         </w:rPr>
         <w:t>JavaScript</w:t>
       </w:r>
@@ -14619,7 +12533,6 @@
       <w:r>
         <w:rPr>
           <w:rFonts w:ascii="Times New Roman" w:hAnsi="Times New Roman" w:cs="Times New Roman"/>
-          <w:b/>
         </w:rPr>
         <w:t xml:space="preserve"> </w:t>
       </w:r>
@@ -14627,7 +12540,6 @@
       <w:r>
         <w:rPr>
           <w:rFonts w:ascii="Times New Roman" w:hAnsi="Times New Roman" w:cs="Times New Roman"/>
-          <w:b/>
         </w:rPr>
         <w:t>Reference</w:t>
       </w:r>
@@ -14635,7 +12547,6 @@
       <w:r>
         <w:rPr>
           <w:rFonts w:ascii="Times New Roman" w:hAnsi="Times New Roman" w:cs="Times New Roman"/>
-          <w:b/>
         </w:rPr>
         <w:t>. Mozilla Foundation, 2024. Disponível em: https://developer.mozilla.org. Acesso em: abr. 2025.</w:t>
       </w:r>
@@ -14646,13 +12557,11 @@
         <w:jc w:val="both"/>
         <w:rPr>
           <w:rFonts w:ascii="Times New Roman" w:hAnsi="Times New Roman" w:cs="Times New Roman"/>
-          <w:b/>
-        </w:rPr>
-      </w:pPr>
-      <w:r>
-        <w:rPr>
-          <w:rFonts w:ascii="Times New Roman" w:hAnsi="Times New Roman" w:cs="Times New Roman"/>
-          <w:b/>
+        </w:rPr>
+      </w:pPr>
+      <w:r>
+        <w:rPr>
+          <w:rFonts w:ascii="Times New Roman" w:hAnsi="Times New Roman" w:cs="Times New Roman"/>
         </w:rPr>
         <w:t xml:space="preserve">EMAILJS. </w:t>
       </w:r>
@@ -14660,7 +12569,6 @@
       <w:r>
         <w:rPr>
           <w:rFonts w:ascii="Times New Roman" w:hAnsi="Times New Roman" w:cs="Times New Roman"/>
-          <w:b/>
         </w:rPr>
         <w:t>EmailJS</w:t>
       </w:r>
@@ -14668,7 +12576,6 @@
       <w:r>
         <w:rPr>
           <w:rFonts w:ascii="Times New Roman" w:hAnsi="Times New Roman" w:cs="Times New Roman"/>
-          <w:b/>
         </w:rPr>
         <w:t xml:space="preserve"> </w:t>
       </w:r>
@@ -14676,7 +12583,6 @@
       <w:r>
         <w:rPr>
           <w:rFonts w:ascii="Times New Roman" w:hAnsi="Times New Roman" w:cs="Times New Roman"/>
-          <w:b/>
         </w:rPr>
         <w:t>Documentation</w:t>
       </w:r>
@@ -14684,7 +12590,6 @@
       <w:r>
         <w:rPr>
           <w:rFonts w:ascii="Times New Roman" w:hAnsi="Times New Roman" w:cs="Times New Roman"/>
-          <w:b/>
         </w:rPr>
         <w:t xml:space="preserve">. </w:t>
       </w:r>
@@ -14692,7 +12597,6 @@
       <w:r>
         <w:rPr>
           <w:rFonts w:ascii="Times New Roman" w:hAnsi="Times New Roman" w:cs="Times New Roman"/>
-          <w:b/>
         </w:rPr>
         <w:t>EmailJS</w:t>
       </w:r>
@@ -14700,7 +12604,6 @@
       <w:r>
         <w:rPr>
           <w:rFonts w:ascii="Times New Roman" w:hAnsi="Times New Roman" w:cs="Times New Roman"/>
-          <w:b/>
         </w:rPr>
         <w:t>, 2024. Disponível em: https://www.emailjs.com/docs. Acesso em: abr. 2025.</w:t>
       </w:r>
@@ -14711,13 +12614,11 @@
         <w:jc w:val="both"/>
         <w:rPr>
           <w:rFonts w:ascii="Times New Roman" w:hAnsi="Times New Roman" w:cs="Times New Roman"/>
-          <w:b/>
-        </w:rPr>
-      </w:pPr>
-      <w:r>
-        <w:rPr>
-          <w:rFonts w:ascii="Times New Roman" w:hAnsi="Times New Roman" w:cs="Times New Roman"/>
-          <w:b/>
+        </w:rPr>
+      </w:pPr>
+      <w:r>
+        <w:rPr>
+          <w:rFonts w:ascii="Times New Roman" w:hAnsi="Times New Roman" w:cs="Times New Roman"/>
         </w:rPr>
         <w:t>ASSOCIAÇÃO BRASILEIRA DE NORMAS TÉCNICAS. NBR 6023: Informação e documentação — Referências — Elaboração. Rio de Janeiro: ABNT, 2018.</w:t>
       </w:r>
@@ -14728,13 +12629,11 @@
         <w:jc w:val="both"/>
         <w:rPr>
           <w:rFonts w:ascii="Times New Roman" w:hAnsi="Times New Roman" w:cs="Times New Roman"/>
-          <w:b/>
-        </w:rPr>
-      </w:pPr>
-      <w:r>
-        <w:rPr>
-          <w:rFonts w:ascii="Times New Roman" w:hAnsi="Times New Roman" w:cs="Times New Roman"/>
-          <w:b/>
+        </w:rPr>
+      </w:pPr>
+      <w:r>
+        <w:rPr>
+          <w:rFonts w:ascii="Times New Roman" w:hAnsi="Times New Roman" w:cs="Times New Roman"/>
         </w:rPr>
         <w:t>ASSOCIAÇÃO BRASILEIRA DE NORMAS TÉCNICAS. NBR 14724: Informação e documentação — Trabalhos acadêmicos — Apresentação. Rio de Janeiro: ABNT, 2011.</w:t>
       </w:r>
@@ -14826,7 +12725,7 @@
         <w:sz w:val="18"/>
         <w:szCs w:val="18"/>
       </w:rPr>
-      <w:t>5</w:t>
+      <w:t>18</w:t>
     </w:r>
     <w:r>
       <w:rPr>
@@ -14901,6 +12800,119 @@
 <file path=word/numbering.xml><?xml version="1.0" encoding="utf-8"?>
 <w:numbering xmlns:wpc="http://schemas.microsoft.com/office/word/2010/wordprocessingCanvas" xmlns:cx="http://schemas.microsoft.com/office/drawing/2014/chartex" xmlns:cx1="http://schemas.microsoft.com/office/drawing/2015/9/8/chartex" xmlns:cx2="http://schemas.microsoft.com/office/drawing/2015/10/21/chartex" xmlns:cx3="http://schemas.microsoft.com/office/drawing/2016/5/9/chartex" xmlns:cx4="http://schemas.microsoft.com/office/drawing/2016/5/10/chartex" xmlns:cx5="http://schemas.microsoft.com/office/drawing/2016/5/11/chartex" xmlns:cx6="http://schemas.microsoft.com/office/drawing/2016/5/12/chartex" xmlns:cx7="http://schemas.microsoft.com/office/drawing/2016/5/13/chartex" xmlns:cx8="http://schemas.microsoft.com/office/drawing/2016/5/14/chartex" xmlns:mc="http://schemas.openxmlformats.org/markup-compatibility/2006" xmlns:aink="http://schemas.microsoft.com/office/drawing/2016/ink" xmlns:am3d="http://schemas.microsoft.com/office/drawing/2017/model3d" xmlns:o="urn:schemas-microsoft-com:office:office" xmlns:r="http://schemas.openxmlformats.org/officeDocument/2006/relationships" xmlns:m="http://schemas.openxmlformats.org/officeDocument/2006/math" xmlns:v="urn:schemas-microsoft-com:vml" xmlns:wp14="http://schemas.microsoft.com/office/word/2010/wordprocessingDrawing" xmlns:wp="http://schemas.openxmlformats.org/drawingml/2006/wordprocessingDrawing" xmlns:w10="urn:schemas-microsoft-com:office:word" xmlns:w="http://schemas.openxmlformats.org/wordprocessingml/2006/main" xmlns:w14="http://schemas.microsoft.com/office/word/2010/wordml" xmlns:w15="http://schemas.microsoft.com/office/word/2012/wordml" xmlns:w16cid="http://schemas.microsoft.com/office/word/2016/wordml/cid" xmlns:w16se="http://schemas.microsoft.com/office/word/2015/wordml/symex" xmlns:wpg="http://schemas.microsoft.com/office/word/2010/wordprocessingGroup" xmlns:wpi="http://schemas.microsoft.com/office/word/2010/wordprocessingInk" xmlns:wne="http://schemas.microsoft.com/office/word/2006/wordml" xmlns:wps="http://schemas.microsoft.com/office/word/2010/wordprocessingShape" mc:Ignorable="w14 w15 w16se w16cid wp14">
   <w:abstractNum w:abstractNumId="0" w15:restartNumberingAfterBreak="0">
+    <w:nsid w:val="27F81688"/>
+    <w:multiLevelType w:val="multilevel"/>
+    <w:tmpl w:val="3CD66B36"/>
+    <w:lvl w:ilvl="0">
+      <w:start w:val="1"/>
+      <w:numFmt w:val="decimal"/>
+      <w:lvlText w:val="%1"/>
+      <w:lvlJc w:val="left"/>
+      <w:pPr>
+        <w:ind w:left="360" w:hanging="360"/>
+      </w:pPr>
+      <w:rPr>
+        <w:rFonts w:hint="default"/>
+      </w:rPr>
+    </w:lvl>
+    <w:lvl w:ilvl="1">
+      <w:start w:val="2"/>
+      <w:numFmt w:val="decimal"/>
+      <w:lvlText w:val="%1.%2"/>
+      <w:lvlJc w:val="left"/>
+      <w:pPr>
+        <w:ind w:left="360" w:hanging="360"/>
+      </w:pPr>
+      <w:rPr>
+        <w:rFonts w:hint="default"/>
+      </w:rPr>
+    </w:lvl>
+    <w:lvl w:ilvl="2">
+      <w:start w:val="1"/>
+      <w:numFmt w:val="decimal"/>
+      <w:lvlText w:val="%1.%2.%3"/>
+      <w:lvlJc w:val="left"/>
+      <w:pPr>
+        <w:ind w:left="720" w:hanging="720"/>
+      </w:pPr>
+      <w:rPr>
+        <w:rFonts w:hint="default"/>
+      </w:rPr>
+    </w:lvl>
+    <w:lvl w:ilvl="3">
+      <w:start w:val="1"/>
+      <w:numFmt w:val="decimal"/>
+      <w:lvlText w:val="%1.%2.%3.%4"/>
+      <w:lvlJc w:val="left"/>
+      <w:pPr>
+        <w:ind w:left="720" w:hanging="720"/>
+      </w:pPr>
+      <w:rPr>
+        <w:rFonts w:hint="default"/>
+      </w:rPr>
+    </w:lvl>
+    <w:lvl w:ilvl="4">
+      <w:start w:val="1"/>
+      <w:numFmt w:val="decimal"/>
+      <w:lvlText w:val="%1.%2.%3.%4.%5"/>
+      <w:lvlJc w:val="left"/>
+      <w:pPr>
+        <w:ind w:left="1080" w:hanging="1080"/>
+      </w:pPr>
+      <w:rPr>
+        <w:rFonts w:hint="default"/>
+      </w:rPr>
+    </w:lvl>
+    <w:lvl w:ilvl="5">
+      <w:start w:val="1"/>
+      <w:numFmt w:val="decimal"/>
+      <w:lvlText w:val="%1.%2.%3.%4.%5.%6"/>
+      <w:lvlJc w:val="left"/>
+      <w:pPr>
+        <w:ind w:left="1080" w:hanging="1080"/>
+      </w:pPr>
+      <w:rPr>
+        <w:rFonts w:hint="default"/>
+      </w:rPr>
+    </w:lvl>
+    <w:lvl w:ilvl="6">
+      <w:start w:val="1"/>
+      <w:numFmt w:val="decimal"/>
+      <w:lvlText w:val="%1.%2.%3.%4.%5.%6.%7"/>
+      <w:lvlJc w:val="left"/>
+      <w:pPr>
+        <w:ind w:left="1440" w:hanging="1440"/>
+      </w:pPr>
+      <w:rPr>
+        <w:rFonts w:hint="default"/>
+      </w:rPr>
+    </w:lvl>
+    <w:lvl w:ilvl="7">
+      <w:start w:val="1"/>
+      <w:numFmt w:val="decimal"/>
+      <w:lvlText w:val="%1.%2.%3.%4.%5.%6.%7.%8"/>
+      <w:lvlJc w:val="left"/>
+      <w:pPr>
+        <w:ind w:left="1440" w:hanging="1440"/>
+      </w:pPr>
+      <w:rPr>
+        <w:rFonts w:hint="default"/>
+      </w:rPr>
+    </w:lvl>
+    <w:lvl w:ilvl="8">
+      <w:start w:val="1"/>
+      <w:numFmt w:val="decimal"/>
+      <w:lvlText w:val="%1.%2.%3.%4.%5.%6.%7.%8.%9"/>
+      <w:lvlJc w:val="left"/>
+      <w:pPr>
+        <w:ind w:left="1800" w:hanging="1800"/>
+      </w:pPr>
+      <w:rPr>
+        <w:rFonts w:hint="default"/>
+      </w:rPr>
+    </w:lvl>
+  </w:abstractNum>
+  <w:abstractNum w:abstractNumId="1" w15:restartNumberingAfterBreak="0">
     <w:nsid w:val="2EFA6984"/>
     <w:multiLevelType w:val="hybridMultilevel"/>
     <w:tmpl w:val="8CF896A6"/>
@@ -14986,7 +12998,123 @@
       </w:pPr>
     </w:lvl>
   </w:abstractNum>
-  <w:abstractNum w:abstractNumId="1" w15:restartNumberingAfterBreak="0">
+  <w:abstractNum w:abstractNumId="2" w15:restartNumberingAfterBreak="0">
+    <w:nsid w:val="2FBB4585"/>
+    <w:multiLevelType w:val="hybridMultilevel"/>
+    <w:tmpl w:val="ACA82C64"/>
+    <w:lvl w:ilvl="0" w:tplc="76DE87FA">
+      <w:start w:val="1"/>
+      <w:numFmt w:val="bullet"/>
+      <w:lvlText w:val=""/>
+      <w:lvlJc w:val="left"/>
+      <w:pPr>
+        <w:ind w:left="720" w:hanging="360"/>
+      </w:pPr>
+      <w:rPr>
+        <w:rFonts w:ascii="Symbol" w:hAnsi="Symbol" w:hint="default"/>
+        <w:b w:val="0"/>
+        <w:sz w:val="16"/>
+        <w:szCs w:val="16"/>
+      </w:rPr>
+    </w:lvl>
+    <w:lvl w:ilvl="1" w:tplc="04160003" w:tentative="1">
+      <w:start w:val="1"/>
+      <w:numFmt w:val="bullet"/>
+      <w:lvlText w:val="o"/>
+      <w:lvlJc w:val="left"/>
+      <w:pPr>
+        <w:ind w:left="1440" w:hanging="360"/>
+      </w:pPr>
+      <w:rPr>
+        <w:rFonts w:ascii="Courier New" w:hAnsi="Courier New" w:cs="Courier New" w:hint="default"/>
+      </w:rPr>
+    </w:lvl>
+    <w:lvl w:ilvl="2" w:tplc="04160005" w:tentative="1">
+      <w:start w:val="1"/>
+      <w:numFmt w:val="bullet"/>
+      <w:lvlText w:val=""/>
+      <w:lvlJc w:val="left"/>
+      <w:pPr>
+        <w:ind w:left="2160" w:hanging="360"/>
+      </w:pPr>
+      <w:rPr>
+        <w:rFonts w:ascii="Wingdings" w:hAnsi="Wingdings" w:hint="default"/>
+      </w:rPr>
+    </w:lvl>
+    <w:lvl w:ilvl="3" w:tplc="04160001" w:tentative="1">
+      <w:start w:val="1"/>
+      <w:numFmt w:val="bullet"/>
+      <w:lvlText w:val=""/>
+      <w:lvlJc w:val="left"/>
+      <w:pPr>
+        <w:ind w:left="2880" w:hanging="360"/>
+      </w:pPr>
+      <w:rPr>
+        <w:rFonts w:ascii="Symbol" w:hAnsi="Symbol" w:hint="default"/>
+      </w:rPr>
+    </w:lvl>
+    <w:lvl w:ilvl="4" w:tplc="04160003" w:tentative="1">
+      <w:start w:val="1"/>
+      <w:numFmt w:val="bullet"/>
+      <w:lvlText w:val="o"/>
+      <w:lvlJc w:val="left"/>
+      <w:pPr>
+        <w:ind w:left="3600" w:hanging="360"/>
+      </w:pPr>
+      <w:rPr>
+        <w:rFonts w:ascii="Courier New" w:hAnsi="Courier New" w:cs="Courier New" w:hint="default"/>
+      </w:rPr>
+    </w:lvl>
+    <w:lvl w:ilvl="5" w:tplc="04160005" w:tentative="1">
+      <w:start w:val="1"/>
+      <w:numFmt w:val="bullet"/>
+      <w:lvlText w:val=""/>
+      <w:lvlJc w:val="left"/>
+      <w:pPr>
+        <w:ind w:left="4320" w:hanging="360"/>
+      </w:pPr>
+      <w:rPr>
+        <w:rFonts w:ascii="Wingdings" w:hAnsi="Wingdings" w:hint="default"/>
+      </w:rPr>
+    </w:lvl>
+    <w:lvl w:ilvl="6" w:tplc="04160001" w:tentative="1">
+      <w:start w:val="1"/>
+      <w:numFmt w:val="bullet"/>
+      <w:lvlText w:val=""/>
+      <w:lvlJc w:val="left"/>
+      <w:pPr>
+        <w:ind w:left="5040" w:hanging="360"/>
+      </w:pPr>
+      <w:rPr>
+        <w:rFonts w:ascii="Symbol" w:hAnsi="Symbol" w:hint="default"/>
+      </w:rPr>
+    </w:lvl>
+    <w:lvl w:ilvl="7" w:tplc="04160003" w:tentative="1">
+      <w:start w:val="1"/>
+      <w:numFmt w:val="bullet"/>
+      <w:lvlText w:val="o"/>
+      <w:lvlJc w:val="left"/>
+      <w:pPr>
+        <w:ind w:left="5760" w:hanging="360"/>
+      </w:pPr>
+      <w:rPr>
+        <w:rFonts w:ascii="Courier New" w:hAnsi="Courier New" w:cs="Courier New" w:hint="default"/>
+      </w:rPr>
+    </w:lvl>
+    <w:lvl w:ilvl="8" w:tplc="04160005" w:tentative="1">
+      <w:start w:val="1"/>
+      <w:numFmt w:val="bullet"/>
+      <w:lvlText w:val=""/>
+      <w:lvlJc w:val="left"/>
+      <w:pPr>
+        <w:ind w:left="6480" w:hanging="360"/>
+      </w:pPr>
+      <w:rPr>
+        <w:rFonts w:ascii="Wingdings" w:hAnsi="Wingdings" w:hint="default"/>
+      </w:rPr>
+    </w:lvl>
+  </w:abstractNum>
+  <w:abstractNum w:abstractNumId="3" w15:restartNumberingAfterBreak="0">
     <w:nsid w:val="31E26A77"/>
     <w:multiLevelType w:val="hybridMultilevel"/>
     <w:tmpl w:val="34CAB262"/>
@@ -15040,7 +13168,7 @@
       <w:lvlJc w:val="left"/>
     </w:lvl>
   </w:abstractNum>
-  <w:abstractNum w:abstractNumId="2" w15:restartNumberingAfterBreak="0">
+  <w:abstractNum w:abstractNumId="4" w15:restartNumberingAfterBreak="0">
     <w:nsid w:val="370C11FB"/>
     <w:multiLevelType w:val="hybridMultilevel"/>
     <w:tmpl w:val="0C243796"/>
@@ -15095,22 +13223,28 @@
     </w:lvl>
   </w:abstractNum>
   <w:num w:numId="1">
-    <w:abstractNumId w:val="0"/>
+    <w:abstractNumId w:val="1"/>
     <w:lvlOverride w:ilvl="0">
       <w:startOverride w:val="1"/>
     </w:lvlOverride>
   </w:num>
   <w:num w:numId="2">
-    <w:abstractNumId w:val="2"/>
+    <w:abstractNumId w:val="4"/>
     <w:lvlOverride w:ilvl="0">
       <w:startOverride w:val="1"/>
     </w:lvlOverride>
   </w:num>
   <w:num w:numId="3">
-    <w:abstractNumId w:val="1"/>
+    <w:abstractNumId w:val="3"/>
     <w:lvlOverride w:ilvl="0">
       <w:startOverride w:val="1"/>
     </w:lvlOverride>
+  </w:num>
+  <w:num w:numId="4">
+    <w:abstractNumId w:val="2"/>
+  </w:num>
+  <w:num w:numId="5">
+    <w:abstractNumId w:val="0"/>
   </w:num>
 </w:numbering>
 </file>
@@ -15234,7 +13368,6 @@
     <w:lsdException w:name="HTML Sample" w:semiHidden="1" w:unhideWhenUsed="1"/>
     <w:lsdException w:name="HTML Typewriter" w:semiHidden="1" w:unhideWhenUsed="1"/>
     <w:lsdException w:name="HTML Variable" w:semiHidden="1" w:unhideWhenUsed="1"/>
-    <w:lsdException w:name="Normal Table" w:semiHidden="1" w:unhideWhenUsed="1"/>
     <w:lsdException w:name="annotation subject" w:semiHidden="1" w:unhideWhenUsed="1"/>
     <w:lsdException w:name="No List" w:semiHidden="1" w:unhideWhenUsed="1"/>
     <w:lsdException w:name="Outline List 1" w:semiHidden="1" w:unhideWhenUsed="1"/>
@@ -15278,10 +13411,8 @@
     <w:lsdException w:name="Table Elegant" w:semiHidden="1" w:unhideWhenUsed="1"/>
     <w:lsdException w:name="Table Professional" w:semiHidden="1" w:unhideWhenUsed="1"/>
     <w:lsdException w:name="Table Subtle 1" w:semiHidden="1" w:unhideWhenUsed="1"/>
-    <w:lsdException w:name="Table Subtle 2" w:semiHidden="1" w:unhideWhenUsed="1"/>
     <w:lsdException w:name="Table Web 1" w:semiHidden="1" w:unhideWhenUsed="1"/>
     <w:lsdException w:name="Table Web 2" w:semiHidden="1" w:unhideWhenUsed="1"/>
-    <w:lsdException w:name="Table Web 3" w:semiHidden="1" w:unhideWhenUsed="1"/>
     <w:lsdException w:name="Balloon Text" w:semiHidden="1" w:unhideWhenUsed="1"/>
     <w:lsdException w:name="Table Grid" w:uiPriority="39"/>
     <w:lsdException w:name="Table Theme" w:semiHidden="1" w:unhideWhenUsed="1"/>
@@ -15508,6 +13639,7 @@
   <w:style w:type="paragraph" w:default="1" w:styleId="Normal">
     <w:name w:val="Normal"/>
     <w:qFormat/>
+    <w:rsid w:val="00423F48"/>
   </w:style>
   <w:style w:type="paragraph" w:styleId="Ttulo1">
     <w:name w:val="heading 1"/>
@@ -15807,6 +13939,24 @@
       <w:spacing w:after="100"/>
       <w:ind w:left="240"/>
     </w:pPr>
+  </w:style>
+  <w:style w:type="paragraph" w:styleId="Sumrio3">
+    <w:name w:val="toc 3"/>
+    <w:basedOn w:val="Normal"/>
+    <w:next w:val="Normal"/>
+    <w:autoRedefine/>
+    <w:uiPriority w:val="39"/>
+    <w:unhideWhenUsed/>
+    <w:rsid w:val="00244817"/>
+    <w:pPr>
+      <w:spacing w:after="100" w:line="259" w:lineRule="auto"/>
+      <w:ind w:left="440"/>
+    </w:pPr>
+    <w:rPr>
+      <w:rFonts w:asciiTheme="minorHAnsi" w:eastAsiaTheme="minorEastAsia" w:hAnsiTheme="minorHAnsi" w:cs="Times New Roman"/>
+      <w:sz w:val="22"/>
+      <w:szCs w:val="22"/>
+    </w:rPr>
   </w:style>
 </w:styles>
 </file>
@@ -16111,7 +14261,7 @@
 </file>
 
 <file path=customXml/itemProps1.xml><?xml version="1.0" encoding="utf-8"?>
-<ds:datastoreItem xmlns:ds="http://schemas.openxmlformats.org/officeDocument/2006/customXml" ds:itemID="{D1025BC1-D42A-49A8-99F6-5DEA238674E5}">
+<ds:datastoreItem xmlns:ds="http://schemas.openxmlformats.org/officeDocument/2006/customXml" ds:itemID="{463229B2-B724-45CE-B34B-088659FB10AB}">
   <ds:schemaRefs>
     <ds:schemaRef ds:uri="http://schemas.openxmlformats.org/officeDocument/2006/bibliography"/>
   </ds:schemaRefs>
